--- a/Context/INTEX W26 Case.docx
+++ b/Context/INTEX W26 Case.docx
@@ -2016,6 +2016,77 @@
         </w:rPr>
         <w:t xml:space="preserve">Provides a privacy policy explaining data usage and includes a GDPR-compliant cookie consent notification (see the IS414 section for more information). </w:t>
       </w:r>
+      <w:r>
+        <w:rPr>
+          <w:rtl w:val="0"/>
+        </w:rPr>
+      </w:r>
+    </w:p>
+    <w:p>
+      <w:pPr>
+        <w:pBdr>
+          <w:left w:color="auto" w:space="0" w:sz="0" w:val="none"/>
+          <w:right w:color="auto" w:space="0" w:sz="0" w:val="none"/>
+        </w:pBdr>
+        <w:spacing w:after="240" w:before="240" w:lineRule="auto"/>
+        <w:rPr>
+          <w:rFonts w:ascii="Calibri" w:cs="Calibri" w:eastAsia="Calibri" w:hAnsi="Calibri"/>
+          <w:b w:val="1"/>
+          <w:bCs w:val="1"/>
+          <w:sz w:val="24"/>
+          <w:szCs w:val="24"/>
+        </w:rPr>
+      </w:pPr>
+      <w:r>
+        <w:rPr>
+          <w:rFonts w:ascii="Calibri" w:cs="Calibri" w:eastAsia="Calibri" w:hAnsi="Calibri"/>
+          <w:b w:val="1"/>
+          <w:bCs w:val="1"/>
+          <w:sz w:val="24"/>
+          <w:szCs w:val="24"/>
+          <w:rtl w:val="0"/>
+        </w:rPr>
+        <w:t xml:space="preserve">Donor</w:t>
+      </w:r>
+    </w:p>
+    <w:p>
+      <w:pPr>
+        <w:numPr>
+          <w:ilvl w:val="0"/>
+          <w:numId w:val="75"/>
+        </w:numPr>
+        <w:pBdr>
+          <w:left w:color="auto" w:space="0" w:sz="0" w:val="none"/>
+          <w:right w:color="auto" w:space="0" w:sz="0" w:val="none"/>
+        </w:pBdr>
+        <w:spacing w:after="240" w:before="240" w:lineRule="auto"/>
+        <w:ind w:left="720" w:hanging="360"/>
+        <w:rPr>
+          <w:rFonts w:ascii="Calibri" w:cs="Calibri" w:eastAsia="Calibri" w:hAnsi="Calibri"/>
+          <w:sz w:val="24"/>
+          <w:szCs w:val="24"/>
+        </w:rPr>
+      </w:pPr>
+      <w:r>
+        <w:rPr>
+          <w:rFonts w:ascii="Calibri" w:cs="Calibri" w:eastAsia="Calibri" w:hAnsi="Calibri"/>
+          <w:b w:val="1"/>
+          <w:bCs w:val="1"/>
+          <w:sz w:val="24"/>
+          <w:szCs w:val="24"/>
+          <w:rtl w:val="0"/>
+        </w:rPr>
+        <w:t xml:space="preserve">Donor Dashboard:</w:t>
+      </w:r>
+      <w:r>
+        <w:rPr>
+          <w:rFonts w:ascii="Calibri" w:cs="Calibri" w:eastAsia="Calibri" w:hAnsi="Calibri"/>
+          <w:sz w:val="24"/>
+          <w:szCs w:val="24"/>
+          <w:rtl w:val="0"/>
+        </w:rPr>
+        <w:t xml:space="preserve">  Allows an authenticated donor to donate and to view their donation history.  (We obviously do not want to tie into a real payment service, but we can take a fake donation and add it into our database.)</w:t>
+      </w:r>
     </w:p>
     <w:p>
       <w:pPr>
@@ -2378,7 +2449,7 @@
           <w:szCs w:val="24"/>
           <w:rtl w:val="0"/>
         </w:rPr>
-        <w:t xml:space="preserve">Use .NET 10 / C# on the back end and React / TypeScript (Vite) on the front end. You can choose from Azure SQL Database, MySQL, or PostgreSQL for the relational database. The security database may be housed separately if you choose. Use good database principles in your design. Your app and your database must both be deployed. I would recommend using Microsoft Azure since you have the practice and the credits, but it is totally up to your team if you want to make it harder on yourself and deploy somewhere else. ;) You may modify the database as needed. </w:t>
+        <w:t xml:space="preserve">Use .NET 10 / C# on the back end and React / TypeScript (Vite) on the front end. You can choose from Azure SQL Database, MySQL, or PostgreSQL for the relational database. The security database may be housed separately if you choose. Use good database principles in your design. Your app and your database must both be deployed. I would recommend using Microsoft Azure since you have the practice and the credits, but it is totally up to your team if you want to make it harder on yourself and deploy somewhere else. ;) You may modify the database as needed. Use the fields you need; don’t feel obligated to display every field from every table on your UI.</w:t>
       </w:r>
     </w:p>
     <w:p>
@@ -2423,6 +2494,4342 @@
           <w:rtl w:val="0"/>
         </w:rPr>
         <w:t xml:space="preserve">Make sure to validate data and handle errors so the website is robust and reliable. Put into practice all the things we learned about writing good code. Pay attention to the details and finishing touches—titles, icons, logos, consistent look and feel, pagination, speed, and other elements that separate good websites from excellent ones.   </w:t>
+      </w:r>
+    </w:p>
+    <w:p>
+      <w:pPr>
+        <w:pBdr>
+          <w:left w:color="auto" w:space="0" w:sz="0" w:val="none"/>
+          <w:right w:color="auto" w:space="0" w:sz="0" w:val="none"/>
+        </w:pBdr>
+        <w:rPr>
+          <w:rFonts w:ascii="Calibri" w:cs="Calibri" w:eastAsia="Calibri" w:hAnsi="Calibri"/>
+          <w:sz w:val="24"/>
+          <w:szCs w:val="24"/>
+        </w:rPr>
+      </w:pPr>
+      <w:r>
+        <w:rPr>
+          <w:rtl w:val="0"/>
+        </w:rPr>
+      </w:r>
+    </w:p>
+    <w:tbl>
+      <w:tblPr>
+        <w:tblStyle w:val="Table1"/>
+        <w:tblW w:w="9360.0" w:type="dxa"/>
+        <w:jc w:val="left"/>
+        <w:tblBorders>
+          <w:top w:color="000000" w:space="0" w:sz="0" w:val="nil"/>
+          <w:left w:color="000000" w:space="0" w:sz="0" w:val="nil"/>
+          <w:bottom w:color="000000" w:space="0" w:sz="0" w:val="nil"/>
+          <w:right w:color="000000" w:space="0" w:sz="0" w:val="nil"/>
+          <w:insideH w:color="000000" w:space="0" w:sz="0" w:val="nil"/>
+          <w:insideV w:color="000000" w:space="0" w:sz="0" w:val="nil"/>
+        </w:tblBorders>
+        <w:tblLayout w:type="fixed"/>
+        <w:tblLook w:val="0600"/>
+      </w:tblPr>
+      <w:tblGrid>
+        <w:gridCol w:w="1114.465004022526"/>
+        <w:gridCol w:w="594.8833467417538"/>
+        <w:gridCol w:w="4789.1874497184235"/>
+        <w:gridCol w:w="918.6806114239743"/>
+        <w:gridCol w:w="986.4521319388576"/>
+        <w:gridCol w:w="956.331456154465"/>
+        <w:tblGridChange w:id="0">
+          <w:tblGrid>
+            <w:gridCol w:w="1114.465004022526"/>
+            <w:gridCol w:w="594.8833467417538"/>
+            <w:gridCol w:w="4789.1874497184235"/>
+            <w:gridCol w:w="918.6806114239743"/>
+            <w:gridCol w:w="986.4521319388576"/>
+            <w:gridCol w:w="956.331456154465"/>
+          </w:tblGrid>
+        </w:tblGridChange>
+      </w:tblGrid>
+      <w:tr>
+        <w:trPr>
+          <w:cantSplit w:val="0"/>
+          <w:trHeight w:val="360" w:hRule="atLeast"/>
+          <w:tblHeader w:val="0"/>
+        </w:trPr>
+        <w:tc>
+          <w:tcPr>
+            <w:tcBorders>
+              <w:top w:color="000000" w:space="0" w:sz="4" w:val="single"/>
+              <w:left w:color="000000" w:space="0" w:sz="4" w:val="single"/>
+              <w:bottom w:color="000000" w:space="0" w:sz="4" w:val="single"/>
+              <w:right w:color="000000" w:space="0" w:sz="4" w:val="single"/>
+            </w:tcBorders>
+            <w:shd w:fill="000000" w:val="clear"/>
+            <w:tcMar>
+              <w:top w:w="40.0" w:type="dxa"/>
+              <w:left w:w="40.0" w:type="dxa"/>
+              <w:bottom w:w="40.0" w:type="dxa"/>
+              <w:right w:w="40.0" w:type="dxa"/>
+            </w:tcMar>
+            <w:vAlign w:val="bottom"/>
+          </w:tcPr>
+          <w:p>
+            <w:pPr>
+              <w:widowControl w:val="0"/>
+              <w:rPr>
+                <w:color w:val="ffffff"/>
+                <w:sz w:val="20"/>
+                <w:szCs w:val="20"/>
+              </w:rPr>
+            </w:pPr>
+            <w:r>
+              <w:rPr>
+                <w:rFonts w:ascii="Calibri" w:cs="Calibri" w:eastAsia="Calibri" w:hAnsi="Calibri"/>
+                <w:b w:val="1"/>
+                <w:bCs w:val="1"/>
+                <w:color w:val="ffffff"/>
+                <w:sz w:val="24"/>
+                <w:szCs w:val="24"/>
+                <w:rtl w:val="0"/>
+              </w:rPr>
+              <w:t xml:space="preserve">Website</w:t>
+            </w:r>
+            <w:r>
+              <w:rPr>
+                <w:rtl w:val="0"/>
+              </w:rPr>
+            </w:r>
+          </w:p>
+        </w:tc>
+        <w:tc>
+          <w:tcPr>
+            <w:tcBorders>
+              <w:top w:color="000000" w:space="0" w:sz="4" w:val="single"/>
+              <w:left w:color="cccccc" w:space="0" w:sz="4" w:val="single"/>
+              <w:bottom w:color="000000" w:space="0" w:sz="4" w:val="single"/>
+              <w:right w:color="000000" w:space="0" w:sz="4" w:val="single"/>
+            </w:tcBorders>
+            <w:shd w:fill="000000" w:val="clear"/>
+            <w:tcMar>
+              <w:top w:w="40.0" w:type="dxa"/>
+              <w:left w:w="40.0" w:type="dxa"/>
+              <w:bottom w:w="40.0" w:type="dxa"/>
+              <w:right w:w="40.0" w:type="dxa"/>
+            </w:tcMar>
+            <w:vAlign w:val="bottom"/>
+          </w:tcPr>
+          <w:p>
+            <w:pPr>
+              <w:widowControl w:val="0"/>
+              <w:rPr>
+                <w:color w:val="ffffff"/>
+                <w:sz w:val="20"/>
+                <w:szCs w:val="20"/>
+              </w:rPr>
+            </w:pPr>
+            <w:r>
+              <w:rPr>
+                <w:rtl w:val="0"/>
+              </w:rPr>
+            </w:r>
+          </w:p>
+        </w:tc>
+        <w:tc>
+          <w:tcPr>
+            <w:tcBorders>
+              <w:top w:color="000000" w:space="0" w:sz="4" w:val="single"/>
+              <w:left w:color="cccccc" w:space="0" w:sz="4" w:val="single"/>
+              <w:bottom w:color="000000" w:space="0" w:sz="4" w:val="single"/>
+              <w:right w:color="000000" w:space="0" w:sz="4" w:val="single"/>
+            </w:tcBorders>
+            <w:shd w:fill="000000" w:val="clear"/>
+            <w:tcMar>
+              <w:top w:w="40.0" w:type="dxa"/>
+              <w:left w:w="40.0" w:type="dxa"/>
+              <w:bottom w:w="40.0" w:type="dxa"/>
+              <w:right w:w="40.0" w:type="dxa"/>
+            </w:tcMar>
+            <w:vAlign w:val="bottom"/>
+          </w:tcPr>
+          <w:p>
+            <w:pPr>
+              <w:widowControl w:val="0"/>
+              <w:rPr>
+                <w:color w:val="ffffff"/>
+                <w:sz w:val="20"/>
+                <w:szCs w:val="20"/>
+              </w:rPr>
+            </w:pPr>
+            <w:r>
+              <w:rPr>
+                <w:rFonts w:ascii="Calibri" w:cs="Calibri" w:eastAsia="Calibri" w:hAnsi="Calibri"/>
+                <w:b w:val="1"/>
+                <w:bCs w:val="1"/>
+                <w:color w:val="ffffff"/>
+                <w:sz w:val="24"/>
+                <w:szCs w:val="24"/>
+                <w:rtl w:val="0"/>
+              </w:rPr>
+              <w:t xml:space="preserve">Objectives</w:t>
+            </w:r>
+            <w:r>
+              <w:rPr>
+                <w:rtl w:val="0"/>
+              </w:rPr>
+            </w:r>
+          </w:p>
+        </w:tc>
+        <w:tc>
+          <w:tcPr>
+            <w:tcBorders>
+              <w:top w:color="000000" w:space="0" w:sz="4" w:val="single"/>
+              <w:left w:color="cccccc" w:space="0" w:sz="4" w:val="single"/>
+              <w:bottom w:color="000000" w:space="0" w:sz="4" w:val="single"/>
+              <w:right w:color="000000" w:space="0" w:sz="4" w:val="single"/>
+            </w:tcBorders>
+            <w:shd w:fill="000000" w:val="clear"/>
+            <w:tcMar>
+              <w:top w:w="40.0" w:type="dxa"/>
+              <w:left w:w="40.0" w:type="dxa"/>
+              <w:bottom w:w="40.0" w:type="dxa"/>
+              <w:right w:w="40.0" w:type="dxa"/>
+            </w:tcMar>
+            <w:vAlign w:val="bottom"/>
+          </w:tcPr>
+          <w:p>
+            <w:pPr>
+              <w:widowControl w:val="0"/>
+              <w:jc w:val="center"/>
+              <w:rPr>
+                <w:color w:val="ffffff"/>
+                <w:sz w:val="20"/>
+                <w:szCs w:val="20"/>
+              </w:rPr>
+            </w:pPr>
+            <w:r>
+              <w:rPr>
+                <w:b w:val="1"/>
+                <w:bCs w:val="1"/>
+                <w:color w:val="ffffff"/>
+                <w:sz w:val="20"/>
+                <w:szCs w:val="20"/>
+                <w:rtl w:val="0"/>
+              </w:rPr>
+              <w:t xml:space="preserve">Low (0-30)</w:t>
+            </w:r>
+            <w:r>
+              <w:rPr>
+                <w:rtl w:val="0"/>
+              </w:rPr>
+            </w:r>
+          </w:p>
+        </w:tc>
+        <w:tc>
+          <w:tcPr>
+            <w:tcBorders>
+              <w:top w:color="000000" w:space="0" w:sz="4" w:val="single"/>
+              <w:left w:color="cccccc" w:space="0" w:sz="4" w:val="single"/>
+              <w:bottom w:color="000000" w:space="0" w:sz="4" w:val="single"/>
+              <w:right w:color="000000" w:space="0" w:sz="4" w:val="single"/>
+            </w:tcBorders>
+            <w:shd w:fill="000000" w:val="clear"/>
+            <w:tcMar>
+              <w:top w:w="40.0" w:type="dxa"/>
+              <w:left w:w="40.0" w:type="dxa"/>
+              <w:bottom w:w="40.0" w:type="dxa"/>
+              <w:right w:w="40.0" w:type="dxa"/>
+            </w:tcMar>
+            <w:vAlign w:val="bottom"/>
+          </w:tcPr>
+          <w:p>
+            <w:pPr>
+              <w:widowControl w:val="0"/>
+              <w:jc w:val="center"/>
+              <w:rPr>
+                <w:color w:val="ffffff"/>
+                <w:sz w:val="20"/>
+                <w:szCs w:val="20"/>
+              </w:rPr>
+            </w:pPr>
+            <w:r>
+              <w:rPr>
+                <w:b w:val="1"/>
+                <w:bCs w:val="1"/>
+                <w:color w:val="ffffff"/>
+                <w:sz w:val="20"/>
+                <w:szCs w:val="20"/>
+                <w:rtl w:val="0"/>
+              </w:rPr>
+              <w:t xml:space="preserve">Medium (40-70)</w:t>
+            </w:r>
+            <w:r>
+              <w:rPr>
+                <w:rtl w:val="0"/>
+              </w:rPr>
+            </w:r>
+          </w:p>
+        </w:tc>
+        <w:tc>
+          <w:tcPr>
+            <w:tcBorders>
+              <w:top w:color="000000" w:space="0" w:sz="4" w:val="single"/>
+              <w:left w:color="cccccc" w:space="0" w:sz="4" w:val="single"/>
+              <w:bottom w:color="000000" w:space="0" w:sz="4" w:val="single"/>
+              <w:right w:color="000000" w:space="0" w:sz="4" w:val="single"/>
+            </w:tcBorders>
+            <w:shd w:fill="000000" w:val="clear"/>
+            <w:tcMar>
+              <w:top w:w="40.0" w:type="dxa"/>
+              <w:left w:w="40.0" w:type="dxa"/>
+              <w:bottom w:w="40.0" w:type="dxa"/>
+              <w:right w:w="40.0" w:type="dxa"/>
+            </w:tcMar>
+            <w:vAlign w:val="bottom"/>
+          </w:tcPr>
+          <w:p>
+            <w:pPr>
+              <w:widowControl w:val="0"/>
+              <w:jc w:val="center"/>
+              <w:rPr>
+                <w:color w:val="ffffff"/>
+                <w:sz w:val="20"/>
+                <w:szCs w:val="20"/>
+              </w:rPr>
+            </w:pPr>
+            <w:r>
+              <w:rPr>
+                <w:b w:val="1"/>
+                <w:bCs w:val="1"/>
+                <w:color w:val="ffffff"/>
+                <w:sz w:val="20"/>
+                <w:szCs w:val="20"/>
+                <w:rtl w:val="0"/>
+              </w:rPr>
+              <w:t xml:space="preserve">High (80-100)</w:t>
+            </w:r>
+            <w:r>
+              <w:rPr>
+                <w:rtl w:val="0"/>
+              </w:rPr>
+            </w:r>
+          </w:p>
+        </w:tc>
+      </w:tr>
+      <w:tr>
+        <w:trPr>
+          <w:cantSplit w:val="0"/>
+          <w:trHeight w:val="360" w:hRule="atLeast"/>
+          <w:tblHeader w:val="0"/>
+        </w:trPr>
+        <w:tc>
+          <w:tcPr>
+            <w:tcBorders>
+              <w:top w:color="cccccc" w:space="0" w:sz="4" w:val="single"/>
+              <w:left w:color="000000" w:space="0" w:sz="4" w:val="single"/>
+              <w:bottom w:color="000000" w:space="0" w:sz="4" w:val="single"/>
+              <w:right w:color="000000" w:space="0" w:sz="4" w:val="single"/>
+            </w:tcBorders>
+            <w:tcMar>
+              <w:top w:w="40.0" w:type="dxa"/>
+              <w:left w:w="40.0" w:type="dxa"/>
+              <w:bottom w:w="40.0" w:type="dxa"/>
+              <w:right w:w="40.0" w:type="dxa"/>
+            </w:tcMar>
+            <w:vAlign w:val="bottom"/>
+          </w:tcPr>
+          <w:p>
+            <w:pPr>
+              <w:widowControl w:val="0"/>
+              <w:jc w:val="right"/>
+              <w:rPr>
+                <w:sz w:val="20"/>
+                <w:szCs w:val="20"/>
+              </w:rPr>
+            </w:pPr>
+            <w:r>
+              <w:rPr>
+                <w:rFonts w:ascii="Calibri" w:cs="Calibri" w:eastAsia="Calibri" w:hAnsi="Calibri"/>
+                <w:sz w:val="24"/>
+                <w:szCs w:val="24"/>
+                <w:rtl w:val="0"/>
+              </w:rPr>
+              <w:t xml:space="preserve">1</w:t>
+            </w:r>
+            <w:r>
+              <w:rPr>
+                <w:rtl w:val="0"/>
+              </w:rPr>
+            </w:r>
+          </w:p>
+        </w:tc>
+        <w:tc>
+          <w:tcPr>
+            <w:tcBorders>
+              <w:top w:color="cccccc" w:space="0" w:sz="4" w:val="single"/>
+              <w:left w:color="cccccc" w:space="0" w:sz="4" w:val="single"/>
+              <w:bottom w:color="000000" w:space="0" w:sz="4" w:val="single"/>
+              <w:right w:color="000000" w:space="0" w:sz="4" w:val="single"/>
+            </w:tcBorders>
+            <w:tcMar>
+              <w:top w:w="40.0" w:type="dxa"/>
+              <w:left w:w="40.0" w:type="dxa"/>
+              <w:bottom w:w="40.0" w:type="dxa"/>
+              <w:right w:w="40.0" w:type="dxa"/>
+            </w:tcMar>
+            <w:vAlign w:val="bottom"/>
+          </w:tcPr>
+          <w:p>
+            <w:pPr>
+              <w:widowControl w:val="0"/>
+              <w:rPr>
+                <w:sz w:val="20"/>
+                <w:szCs w:val="20"/>
+              </w:rPr>
+            </w:pPr>
+            <w:r>
+              <w:rPr>
+                <w:rtl w:val="0"/>
+              </w:rPr>
+            </w:r>
+          </w:p>
+        </w:tc>
+        <w:tc>
+          <w:tcPr>
+            <w:tcBorders>
+              <w:top w:color="cccccc" w:space="0" w:sz="4" w:val="single"/>
+              <w:left w:color="cccccc" w:space="0" w:sz="4" w:val="single"/>
+              <w:bottom w:color="000000" w:space="0" w:sz="4" w:val="single"/>
+              <w:right w:color="000000" w:space="0" w:sz="4" w:val="single"/>
+            </w:tcBorders>
+            <w:tcMar>
+              <w:top w:w="40.0" w:type="dxa"/>
+              <w:left w:w="40.0" w:type="dxa"/>
+              <w:bottom w:w="40.0" w:type="dxa"/>
+              <w:right w:w="40.0" w:type="dxa"/>
+            </w:tcMar>
+            <w:vAlign w:val="bottom"/>
+          </w:tcPr>
+          <w:p>
+            <w:pPr>
+              <w:widowControl w:val="0"/>
+              <w:rPr>
+                <w:sz w:val="20"/>
+                <w:szCs w:val="20"/>
+              </w:rPr>
+            </w:pPr>
+            <w:r>
+              <w:rPr>
+                <w:rFonts w:ascii="Calibri" w:cs="Calibri" w:eastAsia="Calibri" w:hAnsi="Calibri"/>
+                <w:sz w:val="24"/>
+                <w:szCs w:val="24"/>
+                <w:rtl w:val="0"/>
+              </w:rPr>
+              <w:t xml:space="preserve">App compiles and runs without errors</w:t>
+            </w:r>
+            <w:r>
+              <w:rPr>
+                <w:rtl w:val="0"/>
+              </w:rPr>
+            </w:r>
+          </w:p>
+        </w:tc>
+        <w:tc>
+          <w:tcPr>
+            <w:vMerge w:val="restart"/>
+            <w:tcBorders>
+              <w:top w:color="cccccc" w:space="0" w:sz="4" w:val="single"/>
+              <w:left w:color="cccccc" w:space="0" w:sz="4" w:val="single"/>
+              <w:bottom w:color="000000" w:space="0" w:sz="4" w:val="single"/>
+              <w:right w:color="000000" w:space="0" w:sz="4" w:val="single"/>
+            </w:tcBorders>
+            <w:tcMar>
+              <w:top w:w="40.0" w:type="dxa"/>
+              <w:left w:w="40.0" w:type="dxa"/>
+              <w:bottom w:w="40.0" w:type="dxa"/>
+              <w:right w:w="40.0" w:type="dxa"/>
+            </w:tcMar>
+            <w:vAlign w:val="top"/>
+          </w:tcPr>
+          <w:p>
+            <w:pPr>
+              <w:widowControl w:val="0"/>
+              <w:rPr>
+                <w:rFonts w:ascii="Calibri" w:cs="Calibri" w:eastAsia="Calibri" w:hAnsi="Calibri"/>
+                <w:sz w:val="24"/>
+                <w:szCs w:val="24"/>
+              </w:rPr>
+            </w:pPr>
+            <w:r>
+              <w:rPr>
+                <w:rFonts w:ascii="Calibri" w:cs="Calibri" w:eastAsia="Calibri" w:hAnsi="Calibri"/>
+                <w:sz w:val="24"/>
+                <w:szCs w:val="24"/>
+                <w:rtl w:val="0"/>
+              </w:rPr>
+              <w:t xml:space="preserve">Poorly implemented or not at all</w:t>
+            </w:r>
+          </w:p>
+        </w:tc>
+        <w:tc>
+          <w:tcPr>
+            <w:vMerge w:val="restart"/>
+            <w:tcBorders>
+              <w:top w:color="cccccc" w:space="0" w:sz="4" w:val="single"/>
+              <w:left w:color="cccccc" w:space="0" w:sz="4" w:val="single"/>
+              <w:bottom w:color="000000" w:space="0" w:sz="4" w:val="single"/>
+              <w:right w:color="000000" w:space="0" w:sz="4" w:val="single"/>
+            </w:tcBorders>
+            <w:tcMar>
+              <w:top w:w="40.0" w:type="dxa"/>
+              <w:left w:w="40.0" w:type="dxa"/>
+              <w:bottom w:w="40.0" w:type="dxa"/>
+              <w:right w:w="40.0" w:type="dxa"/>
+            </w:tcMar>
+            <w:vAlign w:val="top"/>
+          </w:tcPr>
+          <w:p>
+            <w:pPr>
+              <w:widowControl w:val="0"/>
+              <w:rPr>
+                <w:rFonts w:ascii="Calibri" w:cs="Calibri" w:eastAsia="Calibri" w:hAnsi="Calibri"/>
+                <w:sz w:val="24"/>
+                <w:szCs w:val="24"/>
+              </w:rPr>
+            </w:pPr>
+            <w:r>
+              <w:rPr>
+                <w:rFonts w:ascii="Calibri" w:cs="Calibri" w:eastAsia="Calibri" w:hAnsi="Calibri"/>
+                <w:sz w:val="24"/>
+                <w:szCs w:val="24"/>
+                <w:rtl w:val="0"/>
+              </w:rPr>
+              <w:t xml:space="preserve">Implementation is adequate; acceptable, but not complete</w:t>
+            </w:r>
+          </w:p>
+        </w:tc>
+        <w:tc>
+          <w:tcPr>
+            <w:vMerge w:val="restart"/>
+            <w:tcBorders>
+              <w:top w:color="cccccc" w:space="0" w:sz="4" w:val="single"/>
+              <w:left w:color="cccccc" w:space="0" w:sz="4" w:val="single"/>
+              <w:bottom w:color="000000" w:space="0" w:sz="4" w:val="single"/>
+              <w:right w:color="000000" w:space="0" w:sz="4" w:val="single"/>
+            </w:tcBorders>
+            <w:tcMar>
+              <w:top w:w="40.0" w:type="dxa"/>
+              <w:left w:w="40.0" w:type="dxa"/>
+              <w:bottom w:w="40.0" w:type="dxa"/>
+              <w:right w:w="40.0" w:type="dxa"/>
+            </w:tcMar>
+            <w:vAlign w:val="top"/>
+          </w:tcPr>
+          <w:p>
+            <w:pPr>
+              <w:widowControl w:val="0"/>
+              <w:rPr>
+                <w:rFonts w:ascii="Calibri" w:cs="Calibri" w:eastAsia="Calibri" w:hAnsi="Calibri"/>
+                <w:sz w:val="24"/>
+                <w:szCs w:val="24"/>
+              </w:rPr>
+            </w:pPr>
+            <w:r>
+              <w:rPr>
+                <w:rFonts w:ascii="Calibri" w:cs="Calibri" w:eastAsia="Calibri" w:hAnsi="Calibri"/>
+                <w:sz w:val="24"/>
+                <w:szCs w:val="24"/>
+                <w:rtl w:val="0"/>
+              </w:rPr>
+              <w:t xml:space="preserve">Excellent implementation; well documented; ready to implement; goes beyond the case requirements</w:t>
+            </w:r>
+          </w:p>
+        </w:tc>
+      </w:tr>
+      <w:tr>
+        <w:trPr>
+          <w:cantSplit w:val="0"/>
+          <w:trHeight w:val="360" w:hRule="atLeast"/>
+          <w:tblHeader w:val="0"/>
+        </w:trPr>
+        <w:tc>
+          <w:tcPr>
+            <w:tcBorders>
+              <w:top w:color="cccccc" w:space="0" w:sz="4" w:val="single"/>
+              <w:left w:color="000000" w:space="0" w:sz="4" w:val="single"/>
+              <w:bottom w:color="000000" w:space="0" w:sz="4" w:val="single"/>
+              <w:right w:color="000000" w:space="0" w:sz="4" w:val="single"/>
+            </w:tcBorders>
+            <w:tcMar>
+              <w:top w:w="40.0" w:type="dxa"/>
+              <w:left w:w="40.0" w:type="dxa"/>
+              <w:bottom w:w="40.0" w:type="dxa"/>
+              <w:right w:w="40.0" w:type="dxa"/>
+            </w:tcMar>
+            <w:vAlign w:val="bottom"/>
+          </w:tcPr>
+          <w:p>
+            <w:pPr>
+              <w:widowControl w:val="0"/>
+              <w:jc w:val="right"/>
+              <w:rPr>
+                <w:sz w:val="20"/>
+                <w:szCs w:val="20"/>
+              </w:rPr>
+            </w:pPr>
+            <w:r>
+              <w:rPr>
+                <w:rFonts w:ascii="Calibri" w:cs="Calibri" w:eastAsia="Calibri" w:hAnsi="Calibri"/>
+                <w:sz w:val="24"/>
+                <w:szCs w:val="24"/>
+                <w:rtl w:val="0"/>
+              </w:rPr>
+              <w:t xml:space="preserve">1</w:t>
+            </w:r>
+            <w:r>
+              <w:rPr>
+                <w:rtl w:val="0"/>
+              </w:rPr>
+            </w:r>
+          </w:p>
+        </w:tc>
+        <w:tc>
+          <w:tcPr>
+            <w:tcBorders>
+              <w:top w:color="cccccc" w:space="0" w:sz="4" w:val="single"/>
+              <w:left w:color="cccccc" w:space="0" w:sz="4" w:val="single"/>
+              <w:bottom w:color="000000" w:space="0" w:sz="4" w:val="single"/>
+              <w:right w:color="000000" w:space="0" w:sz="4" w:val="single"/>
+            </w:tcBorders>
+            <w:tcMar>
+              <w:top w:w="40.0" w:type="dxa"/>
+              <w:left w:w="40.0" w:type="dxa"/>
+              <w:bottom w:w="40.0" w:type="dxa"/>
+              <w:right w:w="40.0" w:type="dxa"/>
+            </w:tcMar>
+            <w:vAlign w:val="bottom"/>
+          </w:tcPr>
+          <w:p>
+            <w:pPr>
+              <w:widowControl w:val="0"/>
+              <w:rPr>
+                <w:sz w:val="20"/>
+                <w:szCs w:val="20"/>
+              </w:rPr>
+            </w:pPr>
+            <w:r>
+              <w:rPr>
+                <w:rtl w:val="0"/>
+              </w:rPr>
+            </w:r>
+          </w:p>
+        </w:tc>
+        <w:tc>
+          <w:tcPr>
+            <w:tcBorders>
+              <w:top w:color="cccccc" w:space="0" w:sz="4" w:val="single"/>
+              <w:left w:color="cccccc" w:space="0" w:sz="4" w:val="single"/>
+              <w:bottom w:color="000000" w:space="0" w:sz="4" w:val="single"/>
+              <w:right w:color="000000" w:space="0" w:sz="4" w:val="single"/>
+            </w:tcBorders>
+            <w:tcMar>
+              <w:top w:w="40.0" w:type="dxa"/>
+              <w:left w:w="40.0" w:type="dxa"/>
+              <w:bottom w:w="40.0" w:type="dxa"/>
+              <w:right w:w="40.0" w:type="dxa"/>
+            </w:tcMar>
+            <w:vAlign w:val="bottom"/>
+          </w:tcPr>
+          <w:p>
+            <w:pPr>
+              <w:widowControl w:val="0"/>
+              <w:rPr>
+                <w:sz w:val="20"/>
+                <w:szCs w:val="20"/>
+              </w:rPr>
+            </w:pPr>
+            <w:r>
+              <w:rPr>
+                <w:rFonts w:ascii="Calibri" w:cs="Calibri" w:eastAsia="Calibri" w:hAnsi="Calibri"/>
+                <w:sz w:val="24"/>
+                <w:szCs w:val="24"/>
+                <w:rtl w:val="0"/>
+              </w:rPr>
+              <w:t xml:space="preserve">Modern, professional, and well-organized UI with consistent branding/navigation</w:t>
+            </w:r>
+            <w:r>
+              <w:rPr>
+                <w:rtl w:val="0"/>
+              </w:rPr>
+            </w:r>
+          </w:p>
+        </w:tc>
+        <w:tc>
+          <w:tcPr>
+            <w:vMerge w:val="continue"/>
+            <w:tcBorders>
+              <w:top w:color="cccccc" w:space="0" w:sz="4" w:val="single"/>
+              <w:left w:color="cccccc" w:space="0" w:sz="4" w:val="single"/>
+              <w:bottom w:color="000000" w:space="0" w:sz="4" w:val="single"/>
+              <w:right w:color="000000" w:space="0" w:sz="4" w:val="single"/>
+            </w:tcBorders>
+            <w:shd w:fill="auto" w:val="clear"/>
+            <w:tcMar>
+              <w:top w:w="100.0" w:type="dxa"/>
+              <w:left w:w="100.0" w:type="dxa"/>
+              <w:bottom w:w="100.0" w:type="dxa"/>
+              <w:right w:w="100.0" w:type="dxa"/>
+            </w:tcMar>
+            <w:vAlign w:val="top"/>
+          </w:tcPr>
+          <w:p>
+            <w:pPr>
+              <w:widowControl w:val="0"/>
+              <w:rPr>
+                <w:sz w:val="20"/>
+                <w:szCs w:val="20"/>
+              </w:rPr>
+            </w:pPr>
+            <w:r>
+              <w:rPr>
+                <w:rtl w:val="0"/>
+              </w:rPr>
+            </w:r>
+          </w:p>
+        </w:tc>
+        <w:tc>
+          <w:tcPr>
+            <w:vMerge w:val="continue"/>
+            <w:tcBorders>
+              <w:top w:color="cccccc" w:space="0" w:sz="4" w:val="single"/>
+              <w:left w:color="cccccc" w:space="0" w:sz="4" w:val="single"/>
+              <w:bottom w:color="000000" w:space="0" w:sz="4" w:val="single"/>
+              <w:right w:color="000000" w:space="0" w:sz="4" w:val="single"/>
+            </w:tcBorders>
+            <w:shd w:fill="auto" w:val="clear"/>
+            <w:tcMar>
+              <w:top w:w="100.0" w:type="dxa"/>
+              <w:left w:w="100.0" w:type="dxa"/>
+              <w:bottom w:w="100.0" w:type="dxa"/>
+              <w:right w:w="100.0" w:type="dxa"/>
+            </w:tcMar>
+            <w:vAlign w:val="top"/>
+          </w:tcPr>
+          <w:p>
+            <w:pPr>
+              <w:widowControl w:val="0"/>
+              <w:rPr>
+                <w:sz w:val="20"/>
+                <w:szCs w:val="20"/>
+              </w:rPr>
+            </w:pPr>
+            <w:r>
+              <w:rPr>
+                <w:rtl w:val="0"/>
+              </w:rPr>
+            </w:r>
+          </w:p>
+        </w:tc>
+        <w:tc>
+          <w:tcPr>
+            <w:vMerge w:val="continue"/>
+            <w:tcBorders>
+              <w:top w:color="cccccc" w:space="0" w:sz="4" w:val="single"/>
+              <w:left w:color="cccccc" w:space="0" w:sz="4" w:val="single"/>
+              <w:bottom w:color="000000" w:space="0" w:sz="4" w:val="single"/>
+              <w:right w:color="000000" w:space="0" w:sz="4" w:val="single"/>
+            </w:tcBorders>
+            <w:shd w:fill="auto" w:val="clear"/>
+            <w:tcMar>
+              <w:top w:w="100.0" w:type="dxa"/>
+              <w:left w:w="100.0" w:type="dxa"/>
+              <w:bottom w:w="100.0" w:type="dxa"/>
+              <w:right w:w="100.0" w:type="dxa"/>
+            </w:tcMar>
+            <w:vAlign w:val="top"/>
+          </w:tcPr>
+          <w:p>
+            <w:pPr>
+              <w:widowControl w:val="0"/>
+              <w:rPr>
+                <w:sz w:val="20"/>
+                <w:szCs w:val="20"/>
+              </w:rPr>
+            </w:pPr>
+            <w:r>
+              <w:rPr>
+                <w:rtl w:val="0"/>
+              </w:rPr>
+            </w:r>
+          </w:p>
+        </w:tc>
+      </w:tr>
+      <w:tr>
+        <w:trPr>
+          <w:cantSplit w:val="0"/>
+          <w:trHeight w:val="360" w:hRule="atLeast"/>
+          <w:tblHeader w:val="0"/>
+        </w:trPr>
+        <w:tc>
+          <w:tcPr>
+            <w:tcBorders>
+              <w:top w:color="cccccc" w:space="0" w:sz="4" w:val="single"/>
+              <w:left w:color="000000" w:space="0" w:sz="4" w:val="single"/>
+              <w:bottom w:color="000000" w:space="0" w:sz="4" w:val="single"/>
+              <w:right w:color="000000" w:space="0" w:sz="4" w:val="single"/>
+            </w:tcBorders>
+            <w:shd w:fill="auto" w:val="clear"/>
+            <w:tcMar>
+              <w:top w:w="40.0" w:type="dxa"/>
+              <w:left w:w="40.0" w:type="dxa"/>
+              <w:bottom w:w="40.0" w:type="dxa"/>
+              <w:right w:w="40.0" w:type="dxa"/>
+            </w:tcMar>
+            <w:vAlign w:val="bottom"/>
+          </w:tcPr>
+          <w:p>
+            <w:pPr>
+              <w:widowControl w:val="0"/>
+              <w:jc w:val="right"/>
+              <w:rPr>
+                <w:sz w:val="20"/>
+                <w:szCs w:val="20"/>
+              </w:rPr>
+            </w:pPr>
+            <w:r>
+              <w:rPr>
+                <w:rFonts w:ascii="Calibri" w:cs="Calibri" w:eastAsia="Calibri" w:hAnsi="Calibri"/>
+                <w:sz w:val="24"/>
+                <w:szCs w:val="24"/>
+                <w:rtl w:val="0"/>
+              </w:rPr>
+              <w:t xml:space="preserve">1</w:t>
+            </w:r>
+            <w:r>
+              <w:rPr>
+                <w:rtl w:val="0"/>
+              </w:rPr>
+            </w:r>
+          </w:p>
+        </w:tc>
+        <w:tc>
+          <w:tcPr>
+            <w:tcBorders>
+              <w:top w:color="cccccc" w:space="0" w:sz="4" w:val="single"/>
+              <w:left w:color="cccccc" w:space="0" w:sz="4" w:val="single"/>
+              <w:bottom w:color="000000" w:space="0" w:sz="4" w:val="single"/>
+              <w:right w:color="000000" w:space="0" w:sz="4" w:val="single"/>
+            </w:tcBorders>
+            <w:shd w:fill="auto" w:val="clear"/>
+            <w:tcMar>
+              <w:top w:w="40.0" w:type="dxa"/>
+              <w:left w:w="40.0" w:type="dxa"/>
+              <w:bottom w:w="40.0" w:type="dxa"/>
+              <w:right w:w="40.0" w:type="dxa"/>
+            </w:tcMar>
+            <w:vAlign w:val="bottom"/>
+          </w:tcPr>
+          <w:p>
+            <w:pPr>
+              <w:widowControl w:val="0"/>
+              <w:rPr>
+                <w:sz w:val="20"/>
+                <w:szCs w:val="20"/>
+              </w:rPr>
+            </w:pPr>
+            <w:r>
+              <w:rPr>
+                <w:rtl w:val="0"/>
+              </w:rPr>
+            </w:r>
+          </w:p>
+        </w:tc>
+        <w:tc>
+          <w:tcPr>
+            <w:tcBorders>
+              <w:top w:color="cccccc" w:space="0" w:sz="4" w:val="single"/>
+              <w:left w:color="cccccc" w:space="0" w:sz="4" w:val="single"/>
+              <w:bottom w:color="000000" w:space="0" w:sz="4" w:val="single"/>
+              <w:right w:color="000000" w:space="0" w:sz="4" w:val="single"/>
+            </w:tcBorders>
+            <w:shd w:fill="auto" w:val="clear"/>
+            <w:tcMar>
+              <w:top w:w="40.0" w:type="dxa"/>
+              <w:left w:w="40.0" w:type="dxa"/>
+              <w:bottom w:w="40.0" w:type="dxa"/>
+              <w:right w:w="40.0" w:type="dxa"/>
+            </w:tcMar>
+            <w:vAlign w:val="bottom"/>
+          </w:tcPr>
+          <w:p>
+            <w:pPr>
+              <w:widowControl w:val="0"/>
+              <w:rPr>
+                <w:sz w:val="20"/>
+                <w:szCs w:val="20"/>
+              </w:rPr>
+            </w:pPr>
+            <w:r>
+              <w:rPr>
+                <w:rFonts w:ascii="Calibri" w:cs="Calibri" w:eastAsia="Calibri" w:hAnsi="Calibri"/>
+                <w:sz w:val="24"/>
+                <w:szCs w:val="24"/>
+                <w:rtl w:val="0"/>
+              </w:rPr>
+              <w:t xml:space="preserve">Home / Landing page introduces the organization and gives clear calls to action</w:t>
+            </w:r>
+            <w:r>
+              <w:rPr>
+                <w:rtl w:val="0"/>
+              </w:rPr>
+            </w:r>
+          </w:p>
+        </w:tc>
+        <w:tc>
+          <w:tcPr>
+            <w:vMerge w:val="continue"/>
+            <w:tcBorders>
+              <w:top w:color="cccccc" w:space="0" w:sz="4" w:val="single"/>
+              <w:left w:color="cccccc" w:space="0" w:sz="4" w:val="single"/>
+              <w:bottom w:color="000000" w:space="0" w:sz="4" w:val="single"/>
+              <w:right w:color="000000" w:space="0" w:sz="4" w:val="single"/>
+            </w:tcBorders>
+            <w:shd w:fill="auto" w:val="clear"/>
+            <w:tcMar>
+              <w:top w:w="100.0" w:type="dxa"/>
+              <w:left w:w="100.0" w:type="dxa"/>
+              <w:bottom w:w="100.0" w:type="dxa"/>
+              <w:right w:w="100.0" w:type="dxa"/>
+            </w:tcMar>
+            <w:vAlign w:val="top"/>
+          </w:tcPr>
+          <w:p>
+            <w:pPr>
+              <w:widowControl w:val="0"/>
+              <w:rPr>
+                <w:sz w:val="20"/>
+                <w:szCs w:val="20"/>
+              </w:rPr>
+            </w:pPr>
+            <w:r>
+              <w:rPr>
+                <w:rtl w:val="0"/>
+              </w:rPr>
+            </w:r>
+          </w:p>
+        </w:tc>
+        <w:tc>
+          <w:tcPr>
+            <w:vMerge w:val="continue"/>
+            <w:tcBorders>
+              <w:top w:color="cccccc" w:space="0" w:sz="4" w:val="single"/>
+              <w:left w:color="cccccc" w:space="0" w:sz="4" w:val="single"/>
+              <w:bottom w:color="000000" w:space="0" w:sz="4" w:val="single"/>
+              <w:right w:color="000000" w:space="0" w:sz="4" w:val="single"/>
+            </w:tcBorders>
+            <w:shd w:fill="auto" w:val="clear"/>
+            <w:tcMar>
+              <w:top w:w="100.0" w:type="dxa"/>
+              <w:left w:w="100.0" w:type="dxa"/>
+              <w:bottom w:w="100.0" w:type="dxa"/>
+              <w:right w:w="100.0" w:type="dxa"/>
+            </w:tcMar>
+            <w:vAlign w:val="top"/>
+          </w:tcPr>
+          <w:p>
+            <w:pPr>
+              <w:widowControl w:val="0"/>
+              <w:rPr>
+                <w:sz w:val="20"/>
+                <w:szCs w:val="20"/>
+              </w:rPr>
+            </w:pPr>
+            <w:r>
+              <w:rPr>
+                <w:rtl w:val="0"/>
+              </w:rPr>
+            </w:r>
+          </w:p>
+        </w:tc>
+        <w:tc>
+          <w:tcPr>
+            <w:vMerge w:val="continue"/>
+            <w:tcBorders>
+              <w:top w:color="cccccc" w:space="0" w:sz="4" w:val="single"/>
+              <w:left w:color="cccccc" w:space="0" w:sz="4" w:val="single"/>
+              <w:bottom w:color="000000" w:space="0" w:sz="4" w:val="single"/>
+              <w:right w:color="000000" w:space="0" w:sz="4" w:val="single"/>
+            </w:tcBorders>
+            <w:shd w:fill="auto" w:val="clear"/>
+            <w:tcMar>
+              <w:top w:w="100.0" w:type="dxa"/>
+              <w:left w:w="100.0" w:type="dxa"/>
+              <w:bottom w:w="100.0" w:type="dxa"/>
+              <w:right w:w="100.0" w:type="dxa"/>
+            </w:tcMar>
+            <w:vAlign w:val="top"/>
+          </w:tcPr>
+          <w:p>
+            <w:pPr>
+              <w:widowControl w:val="0"/>
+              <w:rPr>
+                <w:sz w:val="20"/>
+                <w:szCs w:val="20"/>
+              </w:rPr>
+            </w:pPr>
+            <w:r>
+              <w:rPr>
+                <w:rtl w:val="0"/>
+              </w:rPr>
+            </w:r>
+          </w:p>
+        </w:tc>
+      </w:tr>
+      <w:tr>
+        <w:trPr>
+          <w:cantSplit w:val="0"/>
+          <w:trHeight w:val="360" w:hRule="atLeast"/>
+          <w:tblHeader w:val="0"/>
+        </w:trPr>
+        <w:tc>
+          <w:tcPr>
+            <w:tcBorders>
+              <w:top w:color="cccccc" w:space="0" w:sz="4" w:val="single"/>
+              <w:left w:color="000000" w:space="0" w:sz="4" w:val="single"/>
+              <w:bottom w:color="000000" w:space="0" w:sz="4" w:val="single"/>
+              <w:right w:color="000000" w:space="0" w:sz="4" w:val="single"/>
+            </w:tcBorders>
+            <w:shd w:fill="auto" w:val="clear"/>
+            <w:tcMar>
+              <w:top w:w="40.0" w:type="dxa"/>
+              <w:left w:w="40.0" w:type="dxa"/>
+              <w:bottom w:w="40.0" w:type="dxa"/>
+              <w:right w:w="40.0" w:type="dxa"/>
+            </w:tcMar>
+            <w:vAlign w:val="bottom"/>
+          </w:tcPr>
+          <w:p>
+            <w:pPr>
+              <w:widowControl w:val="0"/>
+              <w:jc w:val="right"/>
+              <w:rPr>
+                <w:sz w:val="20"/>
+                <w:szCs w:val="20"/>
+              </w:rPr>
+            </w:pPr>
+            <w:r>
+              <w:rPr>
+                <w:rFonts w:ascii="Calibri" w:cs="Calibri" w:eastAsia="Calibri" w:hAnsi="Calibri"/>
+                <w:sz w:val="24"/>
+                <w:szCs w:val="24"/>
+                <w:rtl w:val="0"/>
+              </w:rPr>
+              <w:t xml:space="preserve">1</w:t>
+            </w:r>
+            <w:r>
+              <w:rPr>
+                <w:rtl w:val="0"/>
+              </w:rPr>
+            </w:r>
+          </w:p>
+        </w:tc>
+        <w:tc>
+          <w:tcPr>
+            <w:tcBorders>
+              <w:top w:color="cccccc" w:space="0" w:sz="4" w:val="single"/>
+              <w:left w:color="cccccc" w:space="0" w:sz="4" w:val="single"/>
+              <w:bottom w:color="000000" w:space="0" w:sz="4" w:val="single"/>
+              <w:right w:color="000000" w:space="0" w:sz="4" w:val="single"/>
+            </w:tcBorders>
+            <w:shd w:fill="auto" w:val="clear"/>
+            <w:tcMar>
+              <w:top w:w="40.0" w:type="dxa"/>
+              <w:left w:w="40.0" w:type="dxa"/>
+              <w:bottom w:w="40.0" w:type="dxa"/>
+              <w:right w:w="40.0" w:type="dxa"/>
+            </w:tcMar>
+            <w:vAlign w:val="bottom"/>
+          </w:tcPr>
+          <w:p>
+            <w:pPr>
+              <w:widowControl w:val="0"/>
+              <w:rPr>
+                <w:sz w:val="20"/>
+                <w:szCs w:val="20"/>
+              </w:rPr>
+            </w:pPr>
+            <w:r>
+              <w:rPr>
+                <w:rtl w:val="0"/>
+              </w:rPr>
+            </w:r>
+          </w:p>
+        </w:tc>
+        <w:tc>
+          <w:tcPr>
+            <w:tcBorders>
+              <w:top w:color="cccccc" w:space="0" w:sz="4" w:val="single"/>
+              <w:left w:color="cccccc" w:space="0" w:sz="4" w:val="single"/>
+              <w:bottom w:color="000000" w:space="0" w:sz="4" w:val="single"/>
+              <w:right w:color="000000" w:space="0" w:sz="4" w:val="single"/>
+            </w:tcBorders>
+            <w:shd w:fill="auto" w:val="clear"/>
+            <w:tcMar>
+              <w:top w:w="40.0" w:type="dxa"/>
+              <w:left w:w="40.0" w:type="dxa"/>
+              <w:bottom w:w="40.0" w:type="dxa"/>
+              <w:right w:w="40.0" w:type="dxa"/>
+            </w:tcMar>
+            <w:vAlign w:val="bottom"/>
+          </w:tcPr>
+          <w:p>
+            <w:pPr>
+              <w:widowControl w:val="0"/>
+              <w:rPr>
+                <w:sz w:val="20"/>
+                <w:szCs w:val="20"/>
+              </w:rPr>
+            </w:pPr>
+            <w:r>
+              <w:rPr>
+                <w:rFonts w:ascii="Calibri" w:cs="Calibri" w:eastAsia="Calibri" w:hAnsi="Calibri"/>
+                <w:sz w:val="24"/>
+                <w:szCs w:val="24"/>
+                <w:rtl w:val="0"/>
+              </w:rPr>
+              <w:t xml:space="preserve">Login page works with proper validation and error handling</w:t>
+            </w:r>
+            <w:r>
+              <w:rPr>
+                <w:rtl w:val="0"/>
+              </w:rPr>
+            </w:r>
+          </w:p>
+        </w:tc>
+        <w:tc>
+          <w:tcPr>
+            <w:vMerge w:val="continue"/>
+            <w:tcBorders>
+              <w:top w:color="cccccc" w:space="0" w:sz="4" w:val="single"/>
+              <w:left w:color="cccccc" w:space="0" w:sz="4" w:val="single"/>
+              <w:bottom w:color="000000" w:space="0" w:sz="4" w:val="single"/>
+              <w:right w:color="000000" w:space="0" w:sz="4" w:val="single"/>
+            </w:tcBorders>
+            <w:shd w:fill="auto" w:val="clear"/>
+            <w:tcMar>
+              <w:top w:w="100.0" w:type="dxa"/>
+              <w:left w:w="100.0" w:type="dxa"/>
+              <w:bottom w:w="100.0" w:type="dxa"/>
+              <w:right w:w="100.0" w:type="dxa"/>
+            </w:tcMar>
+            <w:vAlign w:val="top"/>
+          </w:tcPr>
+          <w:p>
+            <w:pPr>
+              <w:widowControl w:val="0"/>
+              <w:rPr>
+                <w:sz w:val="20"/>
+                <w:szCs w:val="20"/>
+              </w:rPr>
+            </w:pPr>
+            <w:r>
+              <w:rPr>
+                <w:rtl w:val="0"/>
+              </w:rPr>
+            </w:r>
+          </w:p>
+        </w:tc>
+        <w:tc>
+          <w:tcPr>
+            <w:vMerge w:val="continue"/>
+            <w:tcBorders>
+              <w:top w:color="cccccc" w:space="0" w:sz="4" w:val="single"/>
+              <w:left w:color="cccccc" w:space="0" w:sz="4" w:val="single"/>
+              <w:bottom w:color="000000" w:space="0" w:sz="4" w:val="single"/>
+              <w:right w:color="000000" w:space="0" w:sz="4" w:val="single"/>
+            </w:tcBorders>
+            <w:shd w:fill="auto" w:val="clear"/>
+            <w:tcMar>
+              <w:top w:w="100.0" w:type="dxa"/>
+              <w:left w:w="100.0" w:type="dxa"/>
+              <w:bottom w:w="100.0" w:type="dxa"/>
+              <w:right w:w="100.0" w:type="dxa"/>
+            </w:tcMar>
+            <w:vAlign w:val="top"/>
+          </w:tcPr>
+          <w:p>
+            <w:pPr>
+              <w:widowControl w:val="0"/>
+              <w:rPr>
+                <w:sz w:val="20"/>
+                <w:szCs w:val="20"/>
+              </w:rPr>
+            </w:pPr>
+            <w:r>
+              <w:rPr>
+                <w:rtl w:val="0"/>
+              </w:rPr>
+            </w:r>
+          </w:p>
+        </w:tc>
+        <w:tc>
+          <w:tcPr>
+            <w:vMerge w:val="continue"/>
+            <w:tcBorders>
+              <w:top w:color="cccccc" w:space="0" w:sz="4" w:val="single"/>
+              <w:left w:color="cccccc" w:space="0" w:sz="4" w:val="single"/>
+              <w:bottom w:color="000000" w:space="0" w:sz="4" w:val="single"/>
+              <w:right w:color="000000" w:space="0" w:sz="4" w:val="single"/>
+            </w:tcBorders>
+            <w:shd w:fill="auto" w:val="clear"/>
+            <w:tcMar>
+              <w:top w:w="100.0" w:type="dxa"/>
+              <w:left w:w="100.0" w:type="dxa"/>
+              <w:bottom w:w="100.0" w:type="dxa"/>
+              <w:right w:w="100.0" w:type="dxa"/>
+            </w:tcMar>
+            <w:vAlign w:val="top"/>
+          </w:tcPr>
+          <w:p>
+            <w:pPr>
+              <w:widowControl w:val="0"/>
+              <w:rPr>
+                <w:sz w:val="20"/>
+                <w:szCs w:val="20"/>
+              </w:rPr>
+            </w:pPr>
+            <w:r>
+              <w:rPr>
+                <w:rtl w:val="0"/>
+              </w:rPr>
+            </w:r>
+          </w:p>
+        </w:tc>
+      </w:tr>
+      <w:tr>
+        <w:trPr>
+          <w:cantSplit w:val="0"/>
+          <w:trHeight w:val="360" w:hRule="atLeast"/>
+          <w:tblHeader w:val="0"/>
+        </w:trPr>
+        <w:tc>
+          <w:tcPr>
+            <w:tcBorders>
+              <w:top w:color="cccccc" w:space="0" w:sz="4" w:val="single"/>
+              <w:left w:color="000000" w:space="0" w:sz="4" w:val="single"/>
+              <w:bottom w:color="000000" w:space="0" w:sz="4" w:val="single"/>
+              <w:right w:color="000000" w:space="0" w:sz="4" w:val="single"/>
+            </w:tcBorders>
+            <w:shd w:fill="auto" w:val="clear"/>
+            <w:tcMar>
+              <w:top w:w="40.0" w:type="dxa"/>
+              <w:left w:w="40.0" w:type="dxa"/>
+              <w:bottom w:w="40.0" w:type="dxa"/>
+              <w:right w:w="40.0" w:type="dxa"/>
+            </w:tcMar>
+            <w:vAlign w:val="bottom"/>
+          </w:tcPr>
+          <w:p>
+            <w:pPr>
+              <w:widowControl w:val="0"/>
+              <w:jc w:val="right"/>
+              <w:rPr>
+                <w:sz w:val="20"/>
+                <w:szCs w:val="20"/>
+              </w:rPr>
+            </w:pPr>
+            <w:r>
+              <w:rPr>
+                <w:rFonts w:ascii="Calibri" w:cs="Calibri" w:eastAsia="Calibri" w:hAnsi="Calibri"/>
+                <w:sz w:val="24"/>
+                <w:szCs w:val="24"/>
+                <w:rtl w:val="0"/>
+              </w:rPr>
+              <w:t xml:space="preserve">1</w:t>
+            </w:r>
+            <w:r>
+              <w:rPr>
+                <w:rtl w:val="0"/>
+              </w:rPr>
+            </w:r>
+          </w:p>
+        </w:tc>
+        <w:tc>
+          <w:tcPr>
+            <w:tcBorders>
+              <w:top w:color="cccccc" w:space="0" w:sz="4" w:val="single"/>
+              <w:left w:color="cccccc" w:space="0" w:sz="4" w:val="single"/>
+              <w:bottom w:color="000000" w:space="0" w:sz="4" w:val="single"/>
+              <w:right w:color="000000" w:space="0" w:sz="4" w:val="single"/>
+            </w:tcBorders>
+            <w:shd w:fill="auto" w:val="clear"/>
+            <w:tcMar>
+              <w:top w:w="40.0" w:type="dxa"/>
+              <w:left w:w="40.0" w:type="dxa"/>
+              <w:bottom w:w="40.0" w:type="dxa"/>
+              <w:right w:w="40.0" w:type="dxa"/>
+            </w:tcMar>
+            <w:vAlign w:val="bottom"/>
+          </w:tcPr>
+          <w:p>
+            <w:pPr>
+              <w:widowControl w:val="0"/>
+              <w:rPr>
+                <w:sz w:val="20"/>
+                <w:szCs w:val="20"/>
+              </w:rPr>
+            </w:pPr>
+            <w:r>
+              <w:rPr>
+                <w:rtl w:val="0"/>
+              </w:rPr>
+            </w:r>
+          </w:p>
+        </w:tc>
+        <w:tc>
+          <w:tcPr>
+            <w:tcBorders>
+              <w:top w:color="cccccc" w:space="0" w:sz="4" w:val="single"/>
+              <w:left w:color="cccccc" w:space="0" w:sz="4" w:val="single"/>
+              <w:bottom w:color="000000" w:space="0" w:sz="4" w:val="single"/>
+              <w:right w:color="000000" w:space="0" w:sz="4" w:val="single"/>
+            </w:tcBorders>
+            <w:shd w:fill="auto" w:val="clear"/>
+            <w:tcMar>
+              <w:top w:w="40.0" w:type="dxa"/>
+              <w:left w:w="40.0" w:type="dxa"/>
+              <w:bottom w:w="40.0" w:type="dxa"/>
+              <w:right w:w="40.0" w:type="dxa"/>
+            </w:tcMar>
+            <w:vAlign w:val="bottom"/>
+          </w:tcPr>
+          <w:p>
+            <w:pPr>
+              <w:widowControl w:val="0"/>
+              <w:rPr>
+                <w:sz w:val="20"/>
+                <w:szCs w:val="20"/>
+              </w:rPr>
+            </w:pPr>
+            <w:r>
+              <w:rPr>
+                <w:rFonts w:ascii="Calibri" w:cs="Calibri" w:eastAsia="Calibri" w:hAnsi="Calibri"/>
+                <w:sz w:val="24"/>
+                <w:szCs w:val="24"/>
+                <w:rtl w:val="0"/>
+              </w:rPr>
+              <w:t xml:space="preserve">Privacy policy page is present and cookie consent is visible</w:t>
+            </w:r>
+            <w:r>
+              <w:rPr>
+                <w:rtl w:val="0"/>
+              </w:rPr>
+            </w:r>
+          </w:p>
+        </w:tc>
+        <w:tc>
+          <w:tcPr>
+            <w:vMerge w:val="continue"/>
+            <w:tcBorders>
+              <w:top w:color="cccccc" w:space="0" w:sz="4" w:val="single"/>
+              <w:left w:color="cccccc" w:space="0" w:sz="4" w:val="single"/>
+              <w:bottom w:color="000000" w:space="0" w:sz="4" w:val="single"/>
+              <w:right w:color="000000" w:space="0" w:sz="4" w:val="single"/>
+            </w:tcBorders>
+            <w:shd w:fill="auto" w:val="clear"/>
+            <w:tcMar>
+              <w:top w:w="100.0" w:type="dxa"/>
+              <w:left w:w="100.0" w:type="dxa"/>
+              <w:bottom w:w="100.0" w:type="dxa"/>
+              <w:right w:w="100.0" w:type="dxa"/>
+            </w:tcMar>
+            <w:vAlign w:val="top"/>
+          </w:tcPr>
+          <w:p>
+            <w:pPr>
+              <w:widowControl w:val="0"/>
+              <w:rPr>
+                <w:sz w:val="20"/>
+                <w:szCs w:val="20"/>
+              </w:rPr>
+            </w:pPr>
+            <w:r>
+              <w:rPr>
+                <w:rtl w:val="0"/>
+              </w:rPr>
+            </w:r>
+          </w:p>
+        </w:tc>
+        <w:tc>
+          <w:tcPr>
+            <w:vMerge w:val="continue"/>
+            <w:tcBorders>
+              <w:top w:color="cccccc" w:space="0" w:sz="4" w:val="single"/>
+              <w:left w:color="cccccc" w:space="0" w:sz="4" w:val="single"/>
+              <w:bottom w:color="000000" w:space="0" w:sz="4" w:val="single"/>
+              <w:right w:color="000000" w:space="0" w:sz="4" w:val="single"/>
+            </w:tcBorders>
+            <w:shd w:fill="auto" w:val="clear"/>
+            <w:tcMar>
+              <w:top w:w="100.0" w:type="dxa"/>
+              <w:left w:w="100.0" w:type="dxa"/>
+              <w:bottom w:w="100.0" w:type="dxa"/>
+              <w:right w:w="100.0" w:type="dxa"/>
+            </w:tcMar>
+            <w:vAlign w:val="top"/>
+          </w:tcPr>
+          <w:p>
+            <w:pPr>
+              <w:widowControl w:val="0"/>
+              <w:rPr>
+                <w:sz w:val="20"/>
+                <w:szCs w:val="20"/>
+              </w:rPr>
+            </w:pPr>
+            <w:r>
+              <w:rPr>
+                <w:rtl w:val="0"/>
+              </w:rPr>
+            </w:r>
+          </w:p>
+        </w:tc>
+        <w:tc>
+          <w:tcPr>
+            <w:vMerge w:val="continue"/>
+            <w:tcBorders>
+              <w:top w:color="cccccc" w:space="0" w:sz="4" w:val="single"/>
+              <w:left w:color="cccccc" w:space="0" w:sz="4" w:val="single"/>
+              <w:bottom w:color="000000" w:space="0" w:sz="4" w:val="single"/>
+              <w:right w:color="000000" w:space="0" w:sz="4" w:val="single"/>
+            </w:tcBorders>
+            <w:shd w:fill="auto" w:val="clear"/>
+            <w:tcMar>
+              <w:top w:w="100.0" w:type="dxa"/>
+              <w:left w:w="100.0" w:type="dxa"/>
+              <w:bottom w:w="100.0" w:type="dxa"/>
+              <w:right w:w="100.0" w:type="dxa"/>
+            </w:tcMar>
+            <w:vAlign w:val="top"/>
+          </w:tcPr>
+          <w:p>
+            <w:pPr>
+              <w:widowControl w:val="0"/>
+              <w:rPr>
+                <w:sz w:val="20"/>
+                <w:szCs w:val="20"/>
+              </w:rPr>
+            </w:pPr>
+            <w:r>
+              <w:rPr>
+                <w:rtl w:val="0"/>
+              </w:rPr>
+            </w:r>
+          </w:p>
+        </w:tc>
+      </w:tr>
+      <w:tr>
+        <w:trPr>
+          <w:cantSplit w:val="0"/>
+          <w:trHeight w:val="360" w:hRule="atLeast"/>
+          <w:tblHeader w:val="0"/>
+        </w:trPr>
+        <w:tc>
+          <w:tcPr>
+            <w:tcBorders>
+              <w:top w:color="cccccc" w:space="0" w:sz="4" w:val="single"/>
+              <w:left w:color="000000" w:space="0" w:sz="4" w:val="single"/>
+              <w:bottom w:color="000000" w:space="0" w:sz="4" w:val="single"/>
+              <w:right w:color="000000" w:space="0" w:sz="4" w:val="single"/>
+            </w:tcBorders>
+            <w:shd w:fill="auto" w:val="clear"/>
+            <w:tcMar>
+              <w:top w:w="40.0" w:type="dxa"/>
+              <w:left w:w="40.0" w:type="dxa"/>
+              <w:bottom w:w="40.0" w:type="dxa"/>
+              <w:right w:w="40.0" w:type="dxa"/>
+            </w:tcMar>
+            <w:vAlign w:val="bottom"/>
+          </w:tcPr>
+          <w:p>
+            <w:pPr>
+              <w:widowControl w:val="0"/>
+              <w:jc w:val="right"/>
+              <w:rPr>
+                <w:sz w:val="20"/>
+                <w:szCs w:val="20"/>
+              </w:rPr>
+            </w:pPr>
+            <w:r>
+              <w:rPr>
+                <w:rFonts w:ascii="Calibri" w:cs="Calibri" w:eastAsia="Calibri" w:hAnsi="Calibri"/>
+                <w:sz w:val="24"/>
+                <w:szCs w:val="24"/>
+                <w:rtl w:val="0"/>
+              </w:rPr>
+              <w:t xml:space="preserve">1</w:t>
+            </w:r>
+            <w:r>
+              <w:rPr>
+                <w:rtl w:val="0"/>
+              </w:rPr>
+            </w:r>
+          </w:p>
+        </w:tc>
+        <w:tc>
+          <w:tcPr>
+            <w:tcBorders>
+              <w:top w:color="cccccc" w:space="0" w:sz="4" w:val="single"/>
+              <w:left w:color="cccccc" w:space="0" w:sz="4" w:val="single"/>
+              <w:bottom w:color="000000" w:space="0" w:sz="4" w:val="single"/>
+              <w:right w:color="000000" w:space="0" w:sz="4" w:val="single"/>
+            </w:tcBorders>
+            <w:shd w:fill="auto" w:val="clear"/>
+            <w:tcMar>
+              <w:top w:w="40.0" w:type="dxa"/>
+              <w:left w:w="40.0" w:type="dxa"/>
+              <w:bottom w:w="40.0" w:type="dxa"/>
+              <w:right w:w="40.0" w:type="dxa"/>
+            </w:tcMar>
+            <w:vAlign w:val="bottom"/>
+          </w:tcPr>
+          <w:p>
+            <w:pPr>
+              <w:widowControl w:val="0"/>
+              <w:rPr>
+                <w:sz w:val="20"/>
+                <w:szCs w:val="20"/>
+              </w:rPr>
+            </w:pPr>
+            <w:r>
+              <w:rPr>
+                <w:rtl w:val="0"/>
+              </w:rPr>
+            </w:r>
+          </w:p>
+        </w:tc>
+        <w:tc>
+          <w:tcPr>
+            <w:tcBorders>
+              <w:top w:color="cccccc" w:space="0" w:sz="4" w:val="single"/>
+              <w:left w:color="cccccc" w:space="0" w:sz="4" w:val="single"/>
+              <w:bottom w:color="000000" w:space="0" w:sz="4" w:val="single"/>
+              <w:right w:color="000000" w:space="0" w:sz="4" w:val="single"/>
+            </w:tcBorders>
+            <w:shd w:fill="auto" w:val="clear"/>
+            <w:tcMar>
+              <w:top w:w="40.0" w:type="dxa"/>
+              <w:left w:w="40.0" w:type="dxa"/>
+              <w:bottom w:w="40.0" w:type="dxa"/>
+              <w:right w:w="40.0" w:type="dxa"/>
+            </w:tcMar>
+            <w:vAlign w:val="bottom"/>
+          </w:tcPr>
+          <w:p>
+            <w:pPr>
+              <w:widowControl w:val="0"/>
+              <w:rPr>
+                <w:sz w:val="20"/>
+                <w:szCs w:val="20"/>
+              </w:rPr>
+            </w:pPr>
+            <w:r>
+              <w:rPr>
+                <w:rFonts w:ascii="Calibri" w:cs="Calibri" w:eastAsia="Calibri" w:hAnsi="Calibri"/>
+                <w:sz w:val="24"/>
+                <w:szCs w:val="24"/>
+                <w:rtl w:val="0"/>
+              </w:rPr>
+              <w:t xml:space="preserve">Public impact / donor-facing dashboard shows anonymized, aggregated impact data</w:t>
+            </w:r>
+            <w:r>
+              <w:rPr>
+                <w:rtl w:val="0"/>
+              </w:rPr>
+            </w:r>
+          </w:p>
+        </w:tc>
+        <w:tc>
+          <w:tcPr>
+            <w:vMerge w:val="continue"/>
+            <w:tcBorders>
+              <w:top w:color="cccccc" w:space="0" w:sz="4" w:val="single"/>
+              <w:left w:color="cccccc" w:space="0" w:sz="4" w:val="single"/>
+              <w:bottom w:color="000000" w:space="0" w:sz="4" w:val="single"/>
+              <w:right w:color="000000" w:space="0" w:sz="4" w:val="single"/>
+            </w:tcBorders>
+            <w:shd w:fill="auto" w:val="clear"/>
+            <w:tcMar>
+              <w:top w:w="100.0" w:type="dxa"/>
+              <w:left w:w="100.0" w:type="dxa"/>
+              <w:bottom w:w="100.0" w:type="dxa"/>
+              <w:right w:w="100.0" w:type="dxa"/>
+            </w:tcMar>
+            <w:vAlign w:val="top"/>
+          </w:tcPr>
+          <w:p>
+            <w:pPr>
+              <w:widowControl w:val="0"/>
+              <w:rPr>
+                <w:sz w:val="20"/>
+                <w:szCs w:val="20"/>
+              </w:rPr>
+            </w:pPr>
+            <w:r>
+              <w:rPr>
+                <w:rtl w:val="0"/>
+              </w:rPr>
+            </w:r>
+          </w:p>
+        </w:tc>
+        <w:tc>
+          <w:tcPr>
+            <w:vMerge w:val="continue"/>
+            <w:tcBorders>
+              <w:top w:color="cccccc" w:space="0" w:sz="4" w:val="single"/>
+              <w:left w:color="cccccc" w:space="0" w:sz="4" w:val="single"/>
+              <w:bottom w:color="000000" w:space="0" w:sz="4" w:val="single"/>
+              <w:right w:color="000000" w:space="0" w:sz="4" w:val="single"/>
+            </w:tcBorders>
+            <w:shd w:fill="auto" w:val="clear"/>
+            <w:tcMar>
+              <w:top w:w="100.0" w:type="dxa"/>
+              <w:left w:w="100.0" w:type="dxa"/>
+              <w:bottom w:w="100.0" w:type="dxa"/>
+              <w:right w:w="100.0" w:type="dxa"/>
+            </w:tcMar>
+            <w:vAlign w:val="top"/>
+          </w:tcPr>
+          <w:p>
+            <w:pPr>
+              <w:widowControl w:val="0"/>
+              <w:rPr>
+                <w:sz w:val="20"/>
+                <w:szCs w:val="20"/>
+              </w:rPr>
+            </w:pPr>
+            <w:r>
+              <w:rPr>
+                <w:rtl w:val="0"/>
+              </w:rPr>
+            </w:r>
+          </w:p>
+        </w:tc>
+        <w:tc>
+          <w:tcPr>
+            <w:vMerge w:val="continue"/>
+            <w:tcBorders>
+              <w:top w:color="cccccc" w:space="0" w:sz="4" w:val="single"/>
+              <w:left w:color="cccccc" w:space="0" w:sz="4" w:val="single"/>
+              <w:bottom w:color="000000" w:space="0" w:sz="4" w:val="single"/>
+              <w:right w:color="000000" w:space="0" w:sz="4" w:val="single"/>
+            </w:tcBorders>
+            <w:shd w:fill="auto" w:val="clear"/>
+            <w:tcMar>
+              <w:top w:w="100.0" w:type="dxa"/>
+              <w:left w:w="100.0" w:type="dxa"/>
+              <w:bottom w:w="100.0" w:type="dxa"/>
+              <w:right w:w="100.0" w:type="dxa"/>
+            </w:tcMar>
+            <w:vAlign w:val="top"/>
+          </w:tcPr>
+          <w:p>
+            <w:pPr>
+              <w:widowControl w:val="0"/>
+              <w:rPr>
+                <w:sz w:val="20"/>
+                <w:szCs w:val="20"/>
+              </w:rPr>
+            </w:pPr>
+            <w:r>
+              <w:rPr>
+                <w:rtl w:val="0"/>
+              </w:rPr>
+            </w:r>
+          </w:p>
+        </w:tc>
+      </w:tr>
+      <w:tr>
+        <w:trPr>
+          <w:cantSplit w:val="0"/>
+          <w:trHeight w:val="645" w:hRule="atLeast"/>
+          <w:tblHeader w:val="0"/>
+        </w:trPr>
+        <w:tc>
+          <w:tcPr>
+            <w:tcBorders>
+              <w:top w:color="cccccc" w:space="0" w:sz="4" w:val="single"/>
+              <w:left w:color="000000" w:space="0" w:sz="4" w:val="single"/>
+              <w:bottom w:color="000000" w:space="0" w:sz="4" w:val="single"/>
+              <w:right w:color="000000" w:space="0" w:sz="4" w:val="single"/>
+            </w:tcBorders>
+            <w:shd w:fill="auto" w:val="clear"/>
+            <w:tcMar>
+              <w:top w:w="40.0" w:type="dxa"/>
+              <w:left w:w="40.0" w:type="dxa"/>
+              <w:bottom w:w="40.0" w:type="dxa"/>
+              <w:right w:w="40.0" w:type="dxa"/>
+            </w:tcMar>
+            <w:vAlign w:val="bottom"/>
+          </w:tcPr>
+          <w:p>
+            <w:pPr>
+              <w:widowControl w:val="0"/>
+              <w:jc w:val="right"/>
+              <w:rPr>
+                <w:sz w:val="20"/>
+                <w:szCs w:val="20"/>
+              </w:rPr>
+            </w:pPr>
+            <w:r>
+              <w:rPr>
+                <w:rFonts w:ascii="Calibri" w:cs="Calibri" w:eastAsia="Calibri" w:hAnsi="Calibri"/>
+                <w:sz w:val="24"/>
+                <w:szCs w:val="24"/>
+                <w:rtl w:val="0"/>
+              </w:rPr>
+              <w:t xml:space="preserve">2</w:t>
+            </w:r>
+            <w:r>
+              <w:rPr>
+                <w:rtl w:val="0"/>
+              </w:rPr>
+            </w:r>
+          </w:p>
+        </w:tc>
+        <w:tc>
+          <w:tcPr>
+            <w:tcBorders>
+              <w:top w:color="cccccc" w:space="0" w:sz="4" w:val="single"/>
+              <w:left w:color="cccccc" w:space="0" w:sz="4" w:val="single"/>
+              <w:bottom w:color="000000" w:space="0" w:sz="4" w:val="single"/>
+              <w:right w:color="000000" w:space="0" w:sz="4" w:val="single"/>
+            </w:tcBorders>
+            <w:shd w:fill="auto" w:val="clear"/>
+            <w:tcMar>
+              <w:top w:w="40.0" w:type="dxa"/>
+              <w:left w:w="40.0" w:type="dxa"/>
+              <w:bottom w:w="40.0" w:type="dxa"/>
+              <w:right w:w="40.0" w:type="dxa"/>
+            </w:tcMar>
+            <w:vAlign w:val="bottom"/>
+          </w:tcPr>
+          <w:p>
+            <w:pPr>
+              <w:widowControl w:val="0"/>
+              <w:rPr>
+                <w:sz w:val="20"/>
+                <w:szCs w:val="20"/>
+              </w:rPr>
+            </w:pPr>
+            <w:r>
+              <w:rPr>
+                <w:rtl w:val="0"/>
+              </w:rPr>
+            </w:r>
+          </w:p>
+        </w:tc>
+        <w:tc>
+          <w:tcPr>
+            <w:tcBorders>
+              <w:top w:color="cccccc" w:space="0" w:sz="4" w:val="single"/>
+              <w:left w:color="cccccc" w:space="0" w:sz="4" w:val="single"/>
+              <w:bottom w:color="000000" w:space="0" w:sz="4" w:val="single"/>
+              <w:right w:color="000000" w:space="0" w:sz="4" w:val="single"/>
+            </w:tcBorders>
+            <w:shd w:fill="auto" w:val="clear"/>
+            <w:tcMar>
+              <w:top w:w="40.0" w:type="dxa"/>
+              <w:left w:w="40.0" w:type="dxa"/>
+              <w:bottom w:w="40.0" w:type="dxa"/>
+              <w:right w:w="40.0" w:type="dxa"/>
+            </w:tcMar>
+            <w:vAlign w:val="bottom"/>
+          </w:tcPr>
+          <w:p>
+            <w:pPr>
+              <w:widowControl w:val="0"/>
+              <w:rPr>
+                <w:sz w:val="20"/>
+                <w:szCs w:val="20"/>
+              </w:rPr>
+            </w:pPr>
+            <w:r>
+              <w:rPr>
+                <w:rFonts w:ascii="Calibri" w:cs="Calibri" w:eastAsia="Calibri" w:hAnsi="Calibri"/>
+                <w:sz w:val="24"/>
+                <w:szCs w:val="24"/>
+                <w:rtl w:val="0"/>
+              </w:rPr>
+              <w:t xml:space="preserve">Donor dashboard allows an authenticated donor to view donation history and submit a fake donation</w:t>
+            </w:r>
+            <w:r>
+              <w:rPr>
+                <w:rtl w:val="0"/>
+              </w:rPr>
+            </w:r>
+          </w:p>
+        </w:tc>
+        <w:tc>
+          <w:tcPr>
+            <w:vMerge w:val="continue"/>
+            <w:tcBorders>
+              <w:top w:color="cccccc" w:space="0" w:sz="4" w:val="single"/>
+              <w:left w:color="cccccc" w:space="0" w:sz="4" w:val="single"/>
+              <w:bottom w:color="000000" w:space="0" w:sz="4" w:val="single"/>
+              <w:right w:color="000000" w:space="0" w:sz="4" w:val="single"/>
+            </w:tcBorders>
+            <w:shd w:fill="auto" w:val="clear"/>
+            <w:tcMar>
+              <w:top w:w="100.0" w:type="dxa"/>
+              <w:left w:w="100.0" w:type="dxa"/>
+              <w:bottom w:w="100.0" w:type="dxa"/>
+              <w:right w:w="100.0" w:type="dxa"/>
+            </w:tcMar>
+            <w:vAlign w:val="top"/>
+          </w:tcPr>
+          <w:p>
+            <w:pPr>
+              <w:widowControl w:val="0"/>
+              <w:rPr>
+                <w:sz w:val="20"/>
+                <w:szCs w:val="20"/>
+              </w:rPr>
+            </w:pPr>
+            <w:r>
+              <w:rPr>
+                <w:rtl w:val="0"/>
+              </w:rPr>
+            </w:r>
+          </w:p>
+        </w:tc>
+        <w:tc>
+          <w:tcPr>
+            <w:vMerge w:val="continue"/>
+            <w:tcBorders>
+              <w:top w:color="cccccc" w:space="0" w:sz="4" w:val="single"/>
+              <w:left w:color="cccccc" w:space="0" w:sz="4" w:val="single"/>
+              <w:bottom w:color="000000" w:space="0" w:sz="4" w:val="single"/>
+              <w:right w:color="000000" w:space="0" w:sz="4" w:val="single"/>
+            </w:tcBorders>
+            <w:shd w:fill="auto" w:val="clear"/>
+            <w:tcMar>
+              <w:top w:w="100.0" w:type="dxa"/>
+              <w:left w:w="100.0" w:type="dxa"/>
+              <w:bottom w:w="100.0" w:type="dxa"/>
+              <w:right w:w="100.0" w:type="dxa"/>
+            </w:tcMar>
+            <w:vAlign w:val="top"/>
+          </w:tcPr>
+          <w:p>
+            <w:pPr>
+              <w:widowControl w:val="0"/>
+              <w:rPr>
+                <w:sz w:val="20"/>
+                <w:szCs w:val="20"/>
+              </w:rPr>
+            </w:pPr>
+            <w:r>
+              <w:rPr>
+                <w:rtl w:val="0"/>
+              </w:rPr>
+            </w:r>
+          </w:p>
+        </w:tc>
+        <w:tc>
+          <w:tcPr>
+            <w:vMerge w:val="continue"/>
+            <w:tcBorders>
+              <w:top w:color="cccccc" w:space="0" w:sz="4" w:val="single"/>
+              <w:left w:color="cccccc" w:space="0" w:sz="4" w:val="single"/>
+              <w:bottom w:color="000000" w:space="0" w:sz="4" w:val="single"/>
+              <w:right w:color="000000" w:space="0" w:sz="4" w:val="single"/>
+            </w:tcBorders>
+            <w:shd w:fill="auto" w:val="clear"/>
+            <w:tcMar>
+              <w:top w:w="100.0" w:type="dxa"/>
+              <w:left w:w="100.0" w:type="dxa"/>
+              <w:bottom w:w="100.0" w:type="dxa"/>
+              <w:right w:w="100.0" w:type="dxa"/>
+            </w:tcMar>
+            <w:vAlign w:val="top"/>
+          </w:tcPr>
+          <w:p>
+            <w:pPr>
+              <w:widowControl w:val="0"/>
+              <w:rPr>
+                <w:sz w:val="20"/>
+                <w:szCs w:val="20"/>
+              </w:rPr>
+            </w:pPr>
+            <w:r>
+              <w:rPr>
+                <w:rtl w:val="0"/>
+              </w:rPr>
+            </w:r>
+          </w:p>
+        </w:tc>
+      </w:tr>
+      <w:tr>
+        <w:trPr>
+          <w:cantSplit w:val="0"/>
+          <w:trHeight w:val="360" w:hRule="atLeast"/>
+          <w:tblHeader w:val="0"/>
+        </w:trPr>
+        <w:tc>
+          <w:tcPr>
+            <w:tcBorders>
+              <w:top w:color="cccccc" w:space="0" w:sz="4" w:val="single"/>
+              <w:left w:color="000000" w:space="0" w:sz="4" w:val="single"/>
+              <w:bottom w:color="000000" w:space="0" w:sz="4" w:val="single"/>
+              <w:right w:color="000000" w:space="0" w:sz="4" w:val="single"/>
+            </w:tcBorders>
+            <w:shd w:fill="auto" w:val="clear"/>
+            <w:tcMar>
+              <w:top w:w="40.0" w:type="dxa"/>
+              <w:left w:w="40.0" w:type="dxa"/>
+              <w:bottom w:w="40.0" w:type="dxa"/>
+              <w:right w:w="40.0" w:type="dxa"/>
+            </w:tcMar>
+            <w:vAlign w:val="bottom"/>
+          </w:tcPr>
+          <w:p>
+            <w:pPr>
+              <w:widowControl w:val="0"/>
+              <w:jc w:val="right"/>
+              <w:rPr>
+                <w:sz w:val="20"/>
+                <w:szCs w:val="20"/>
+              </w:rPr>
+            </w:pPr>
+            <w:r>
+              <w:rPr>
+                <w:rFonts w:ascii="Calibri" w:cs="Calibri" w:eastAsia="Calibri" w:hAnsi="Calibri"/>
+                <w:sz w:val="24"/>
+                <w:szCs w:val="24"/>
+                <w:rtl w:val="0"/>
+              </w:rPr>
+              <w:t xml:space="preserve">1</w:t>
+            </w:r>
+            <w:r>
+              <w:rPr>
+                <w:rtl w:val="0"/>
+              </w:rPr>
+            </w:r>
+          </w:p>
+        </w:tc>
+        <w:tc>
+          <w:tcPr>
+            <w:tcBorders>
+              <w:top w:color="cccccc" w:space="0" w:sz="4" w:val="single"/>
+              <w:left w:color="cccccc" w:space="0" w:sz="4" w:val="single"/>
+              <w:bottom w:color="000000" w:space="0" w:sz="4" w:val="single"/>
+              <w:right w:color="000000" w:space="0" w:sz="4" w:val="single"/>
+            </w:tcBorders>
+            <w:shd w:fill="auto" w:val="clear"/>
+            <w:tcMar>
+              <w:top w:w="40.0" w:type="dxa"/>
+              <w:left w:w="40.0" w:type="dxa"/>
+              <w:bottom w:w="40.0" w:type="dxa"/>
+              <w:right w:w="40.0" w:type="dxa"/>
+            </w:tcMar>
+            <w:vAlign w:val="bottom"/>
+          </w:tcPr>
+          <w:p>
+            <w:pPr>
+              <w:widowControl w:val="0"/>
+              <w:rPr>
+                <w:sz w:val="20"/>
+                <w:szCs w:val="20"/>
+              </w:rPr>
+            </w:pPr>
+            <w:r>
+              <w:rPr>
+                <w:rtl w:val="0"/>
+              </w:rPr>
+            </w:r>
+          </w:p>
+        </w:tc>
+        <w:tc>
+          <w:tcPr>
+            <w:tcBorders>
+              <w:top w:color="cccccc" w:space="0" w:sz="4" w:val="single"/>
+              <w:left w:color="cccccc" w:space="0" w:sz="4" w:val="single"/>
+              <w:bottom w:color="000000" w:space="0" w:sz="4" w:val="single"/>
+              <w:right w:color="000000" w:space="0" w:sz="4" w:val="single"/>
+            </w:tcBorders>
+            <w:shd w:fill="auto" w:val="clear"/>
+            <w:tcMar>
+              <w:top w:w="40.0" w:type="dxa"/>
+              <w:left w:w="40.0" w:type="dxa"/>
+              <w:bottom w:w="40.0" w:type="dxa"/>
+              <w:right w:w="40.0" w:type="dxa"/>
+            </w:tcMar>
+            <w:vAlign w:val="bottom"/>
+          </w:tcPr>
+          <w:p>
+            <w:pPr>
+              <w:widowControl w:val="0"/>
+              <w:rPr>
+                <w:sz w:val="20"/>
+                <w:szCs w:val="20"/>
+              </w:rPr>
+            </w:pPr>
+            <w:r>
+              <w:rPr>
+                <w:rFonts w:ascii="Calibri" w:cs="Calibri" w:eastAsia="Calibri" w:hAnsi="Calibri"/>
+                <w:sz w:val="24"/>
+                <w:szCs w:val="24"/>
+                <w:rtl w:val="0"/>
+              </w:rPr>
+              <w:t xml:space="preserve">Admin dashboard provides a high-level operational summary for staff</w:t>
+            </w:r>
+            <w:r>
+              <w:rPr>
+                <w:rtl w:val="0"/>
+              </w:rPr>
+            </w:r>
+          </w:p>
+        </w:tc>
+        <w:tc>
+          <w:tcPr>
+            <w:vMerge w:val="continue"/>
+            <w:tcBorders>
+              <w:top w:color="cccccc" w:space="0" w:sz="4" w:val="single"/>
+              <w:left w:color="cccccc" w:space="0" w:sz="4" w:val="single"/>
+              <w:bottom w:color="000000" w:space="0" w:sz="4" w:val="single"/>
+              <w:right w:color="000000" w:space="0" w:sz="4" w:val="single"/>
+            </w:tcBorders>
+            <w:shd w:fill="auto" w:val="clear"/>
+            <w:tcMar>
+              <w:top w:w="100.0" w:type="dxa"/>
+              <w:left w:w="100.0" w:type="dxa"/>
+              <w:bottom w:w="100.0" w:type="dxa"/>
+              <w:right w:w="100.0" w:type="dxa"/>
+            </w:tcMar>
+            <w:vAlign w:val="top"/>
+          </w:tcPr>
+          <w:p>
+            <w:pPr>
+              <w:widowControl w:val="0"/>
+              <w:rPr>
+                <w:sz w:val="20"/>
+                <w:szCs w:val="20"/>
+              </w:rPr>
+            </w:pPr>
+            <w:r>
+              <w:rPr>
+                <w:rtl w:val="0"/>
+              </w:rPr>
+            </w:r>
+          </w:p>
+        </w:tc>
+        <w:tc>
+          <w:tcPr>
+            <w:vMerge w:val="continue"/>
+            <w:tcBorders>
+              <w:top w:color="cccccc" w:space="0" w:sz="4" w:val="single"/>
+              <w:left w:color="cccccc" w:space="0" w:sz="4" w:val="single"/>
+              <w:bottom w:color="000000" w:space="0" w:sz="4" w:val="single"/>
+              <w:right w:color="000000" w:space="0" w:sz="4" w:val="single"/>
+            </w:tcBorders>
+            <w:shd w:fill="auto" w:val="clear"/>
+            <w:tcMar>
+              <w:top w:w="100.0" w:type="dxa"/>
+              <w:left w:w="100.0" w:type="dxa"/>
+              <w:bottom w:w="100.0" w:type="dxa"/>
+              <w:right w:w="100.0" w:type="dxa"/>
+            </w:tcMar>
+            <w:vAlign w:val="top"/>
+          </w:tcPr>
+          <w:p>
+            <w:pPr>
+              <w:widowControl w:val="0"/>
+              <w:rPr>
+                <w:sz w:val="20"/>
+                <w:szCs w:val="20"/>
+              </w:rPr>
+            </w:pPr>
+            <w:r>
+              <w:rPr>
+                <w:rtl w:val="0"/>
+              </w:rPr>
+            </w:r>
+          </w:p>
+        </w:tc>
+        <w:tc>
+          <w:tcPr>
+            <w:vMerge w:val="continue"/>
+            <w:tcBorders>
+              <w:top w:color="cccccc" w:space="0" w:sz="4" w:val="single"/>
+              <w:left w:color="cccccc" w:space="0" w:sz="4" w:val="single"/>
+              <w:bottom w:color="000000" w:space="0" w:sz="4" w:val="single"/>
+              <w:right w:color="000000" w:space="0" w:sz="4" w:val="single"/>
+            </w:tcBorders>
+            <w:shd w:fill="auto" w:val="clear"/>
+            <w:tcMar>
+              <w:top w:w="100.0" w:type="dxa"/>
+              <w:left w:w="100.0" w:type="dxa"/>
+              <w:bottom w:w="100.0" w:type="dxa"/>
+              <w:right w:w="100.0" w:type="dxa"/>
+            </w:tcMar>
+            <w:vAlign w:val="top"/>
+          </w:tcPr>
+          <w:p>
+            <w:pPr>
+              <w:widowControl w:val="0"/>
+              <w:rPr>
+                <w:sz w:val="20"/>
+                <w:szCs w:val="20"/>
+              </w:rPr>
+            </w:pPr>
+            <w:r>
+              <w:rPr>
+                <w:rtl w:val="0"/>
+              </w:rPr>
+            </w:r>
+          </w:p>
+        </w:tc>
+      </w:tr>
+      <w:tr>
+        <w:trPr>
+          <w:cantSplit w:val="0"/>
+          <w:trHeight w:val="645" w:hRule="atLeast"/>
+          <w:tblHeader w:val="0"/>
+        </w:trPr>
+        <w:tc>
+          <w:tcPr>
+            <w:tcBorders>
+              <w:top w:color="cccccc" w:space="0" w:sz="4" w:val="single"/>
+              <w:left w:color="000000" w:space="0" w:sz="4" w:val="single"/>
+              <w:bottom w:color="000000" w:space="0" w:sz="4" w:val="single"/>
+              <w:right w:color="000000" w:space="0" w:sz="4" w:val="single"/>
+            </w:tcBorders>
+            <w:shd w:fill="auto" w:val="clear"/>
+            <w:tcMar>
+              <w:top w:w="40.0" w:type="dxa"/>
+              <w:left w:w="40.0" w:type="dxa"/>
+              <w:bottom w:w="40.0" w:type="dxa"/>
+              <w:right w:w="40.0" w:type="dxa"/>
+            </w:tcMar>
+            <w:vAlign w:val="bottom"/>
+          </w:tcPr>
+          <w:p>
+            <w:pPr>
+              <w:widowControl w:val="0"/>
+              <w:jc w:val="right"/>
+              <w:rPr>
+                <w:sz w:val="20"/>
+                <w:szCs w:val="20"/>
+              </w:rPr>
+            </w:pPr>
+            <w:r>
+              <w:rPr>
+                <w:rFonts w:ascii="Calibri" w:cs="Calibri" w:eastAsia="Calibri" w:hAnsi="Calibri"/>
+                <w:sz w:val="24"/>
+                <w:szCs w:val="24"/>
+                <w:rtl w:val="0"/>
+              </w:rPr>
+              <w:t xml:space="preserve">2</w:t>
+            </w:r>
+            <w:r>
+              <w:rPr>
+                <w:rtl w:val="0"/>
+              </w:rPr>
+            </w:r>
+          </w:p>
+        </w:tc>
+        <w:tc>
+          <w:tcPr>
+            <w:tcBorders>
+              <w:top w:color="cccccc" w:space="0" w:sz="4" w:val="single"/>
+              <w:left w:color="cccccc" w:space="0" w:sz="4" w:val="single"/>
+              <w:bottom w:color="000000" w:space="0" w:sz="4" w:val="single"/>
+              <w:right w:color="000000" w:space="0" w:sz="4" w:val="single"/>
+            </w:tcBorders>
+            <w:shd w:fill="auto" w:val="clear"/>
+            <w:tcMar>
+              <w:top w:w="40.0" w:type="dxa"/>
+              <w:left w:w="40.0" w:type="dxa"/>
+              <w:bottom w:w="40.0" w:type="dxa"/>
+              <w:right w:w="40.0" w:type="dxa"/>
+            </w:tcMar>
+            <w:vAlign w:val="bottom"/>
+          </w:tcPr>
+          <w:p>
+            <w:pPr>
+              <w:widowControl w:val="0"/>
+              <w:rPr>
+                <w:sz w:val="20"/>
+                <w:szCs w:val="20"/>
+              </w:rPr>
+            </w:pPr>
+            <w:r>
+              <w:rPr>
+                <w:rtl w:val="0"/>
+              </w:rPr>
+            </w:r>
+          </w:p>
+        </w:tc>
+        <w:tc>
+          <w:tcPr>
+            <w:tcBorders>
+              <w:top w:color="cccccc" w:space="0" w:sz="4" w:val="single"/>
+              <w:left w:color="cccccc" w:space="0" w:sz="4" w:val="single"/>
+              <w:bottom w:color="000000" w:space="0" w:sz="4" w:val="single"/>
+              <w:right w:color="000000" w:space="0" w:sz="4" w:val="single"/>
+            </w:tcBorders>
+            <w:shd w:fill="auto" w:val="clear"/>
+            <w:tcMar>
+              <w:top w:w="40.0" w:type="dxa"/>
+              <w:left w:w="40.0" w:type="dxa"/>
+              <w:bottom w:w="40.0" w:type="dxa"/>
+              <w:right w:w="40.0" w:type="dxa"/>
+            </w:tcMar>
+            <w:vAlign w:val="bottom"/>
+          </w:tcPr>
+          <w:p>
+            <w:pPr>
+              <w:widowControl w:val="0"/>
+              <w:rPr>
+                <w:sz w:val="20"/>
+                <w:szCs w:val="20"/>
+              </w:rPr>
+            </w:pPr>
+            <w:r>
+              <w:rPr>
+                <w:rFonts w:ascii="Calibri" w:cs="Calibri" w:eastAsia="Calibri" w:hAnsi="Calibri"/>
+                <w:sz w:val="24"/>
+                <w:szCs w:val="24"/>
+                <w:rtl w:val="0"/>
+              </w:rPr>
+              <w:t xml:space="preserve">Donors &amp; Contributions page allows staff to view, create, and manage supporters and contributions</w:t>
+            </w:r>
+            <w:r>
+              <w:rPr>
+                <w:rtl w:val="0"/>
+              </w:rPr>
+            </w:r>
+          </w:p>
+        </w:tc>
+        <w:tc>
+          <w:tcPr>
+            <w:vMerge w:val="continue"/>
+            <w:tcBorders>
+              <w:top w:color="cccccc" w:space="0" w:sz="4" w:val="single"/>
+              <w:left w:color="cccccc" w:space="0" w:sz="4" w:val="single"/>
+              <w:bottom w:color="000000" w:space="0" w:sz="4" w:val="single"/>
+              <w:right w:color="000000" w:space="0" w:sz="4" w:val="single"/>
+            </w:tcBorders>
+            <w:shd w:fill="auto" w:val="clear"/>
+            <w:tcMar>
+              <w:top w:w="100.0" w:type="dxa"/>
+              <w:left w:w="100.0" w:type="dxa"/>
+              <w:bottom w:w="100.0" w:type="dxa"/>
+              <w:right w:w="100.0" w:type="dxa"/>
+            </w:tcMar>
+            <w:vAlign w:val="top"/>
+          </w:tcPr>
+          <w:p>
+            <w:pPr>
+              <w:widowControl w:val="0"/>
+              <w:rPr>
+                <w:sz w:val="20"/>
+                <w:szCs w:val="20"/>
+              </w:rPr>
+            </w:pPr>
+            <w:r>
+              <w:rPr>
+                <w:rtl w:val="0"/>
+              </w:rPr>
+            </w:r>
+          </w:p>
+        </w:tc>
+        <w:tc>
+          <w:tcPr>
+            <w:vMerge w:val="continue"/>
+            <w:tcBorders>
+              <w:top w:color="cccccc" w:space="0" w:sz="4" w:val="single"/>
+              <w:left w:color="cccccc" w:space="0" w:sz="4" w:val="single"/>
+              <w:bottom w:color="000000" w:space="0" w:sz="4" w:val="single"/>
+              <w:right w:color="000000" w:space="0" w:sz="4" w:val="single"/>
+            </w:tcBorders>
+            <w:shd w:fill="auto" w:val="clear"/>
+            <w:tcMar>
+              <w:top w:w="100.0" w:type="dxa"/>
+              <w:left w:w="100.0" w:type="dxa"/>
+              <w:bottom w:w="100.0" w:type="dxa"/>
+              <w:right w:w="100.0" w:type="dxa"/>
+            </w:tcMar>
+            <w:vAlign w:val="top"/>
+          </w:tcPr>
+          <w:p>
+            <w:pPr>
+              <w:widowControl w:val="0"/>
+              <w:rPr>
+                <w:sz w:val="20"/>
+                <w:szCs w:val="20"/>
+              </w:rPr>
+            </w:pPr>
+            <w:r>
+              <w:rPr>
+                <w:rtl w:val="0"/>
+              </w:rPr>
+            </w:r>
+          </w:p>
+        </w:tc>
+        <w:tc>
+          <w:tcPr>
+            <w:vMerge w:val="continue"/>
+            <w:tcBorders>
+              <w:top w:color="cccccc" w:space="0" w:sz="4" w:val="single"/>
+              <w:left w:color="cccccc" w:space="0" w:sz="4" w:val="single"/>
+              <w:bottom w:color="000000" w:space="0" w:sz="4" w:val="single"/>
+              <w:right w:color="000000" w:space="0" w:sz="4" w:val="single"/>
+            </w:tcBorders>
+            <w:shd w:fill="auto" w:val="clear"/>
+            <w:tcMar>
+              <w:top w:w="100.0" w:type="dxa"/>
+              <w:left w:w="100.0" w:type="dxa"/>
+              <w:bottom w:w="100.0" w:type="dxa"/>
+              <w:right w:w="100.0" w:type="dxa"/>
+            </w:tcMar>
+            <w:vAlign w:val="top"/>
+          </w:tcPr>
+          <w:p>
+            <w:pPr>
+              <w:widowControl w:val="0"/>
+              <w:rPr>
+                <w:sz w:val="20"/>
+                <w:szCs w:val="20"/>
+              </w:rPr>
+            </w:pPr>
+            <w:r>
+              <w:rPr>
+                <w:rtl w:val="0"/>
+              </w:rPr>
+            </w:r>
+          </w:p>
+        </w:tc>
+      </w:tr>
+      <w:tr>
+        <w:trPr>
+          <w:cantSplit w:val="0"/>
+          <w:trHeight w:val="360" w:hRule="atLeast"/>
+          <w:tblHeader w:val="0"/>
+        </w:trPr>
+        <w:tc>
+          <w:tcPr>
+            <w:tcBorders>
+              <w:top w:color="cccccc" w:space="0" w:sz="4" w:val="single"/>
+              <w:left w:color="000000" w:space="0" w:sz="4" w:val="single"/>
+              <w:bottom w:color="000000" w:space="0" w:sz="4" w:val="single"/>
+              <w:right w:color="000000" w:space="0" w:sz="4" w:val="single"/>
+            </w:tcBorders>
+            <w:shd w:fill="auto" w:val="clear"/>
+            <w:tcMar>
+              <w:top w:w="40.0" w:type="dxa"/>
+              <w:left w:w="40.0" w:type="dxa"/>
+              <w:bottom w:w="40.0" w:type="dxa"/>
+              <w:right w:w="40.0" w:type="dxa"/>
+            </w:tcMar>
+            <w:vAlign w:val="bottom"/>
+          </w:tcPr>
+          <w:p>
+            <w:pPr>
+              <w:widowControl w:val="0"/>
+              <w:jc w:val="right"/>
+              <w:rPr>
+                <w:sz w:val="20"/>
+                <w:szCs w:val="20"/>
+              </w:rPr>
+            </w:pPr>
+            <w:r>
+              <w:rPr>
+                <w:rFonts w:ascii="Calibri" w:cs="Calibri" w:eastAsia="Calibri" w:hAnsi="Calibri"/>
+                <w:sz w:val="24"/>
+                <w:szCs w:val="24"/>
+                <w:rtl w:val="0"/>
+              </w:rPr>
+              <w:t xml:space="preserve">2</w:t>
+            </w:r>
+            <w:r>
+              <w:rPr>
+                <w:rtl w:val="0"/>
+              </w:rPr>
+            </w:r>
+          </w:p>
+        </w:tc>
+        <w:tc>
+          <w:tcPr>
+            <w:tcBorders>
+              <w:top w:color="cccccc" w:space="0" w:sz="4" w:val="single"/>
+              <w:left w:color="cccccc" w:space="0" w:sz="4" w:val="single"/>
+              <w:bottom w:color="000000" w:space="0" w:sz="4" w:val="single"/>
+              <w:right w:color="000000" w:space="0" w:sz="4" w:val="single"/>
+            </w:tcBorders>
+            <w:shd w:fill="auto" w:val="clear"/>
+            <w:tcMar>
+              <w:top w:w="40.0" w:type="dxa"/>
+              <w:left w:w="40.0" w:type="dxa"/>
+              <w:bottom w:w="40.0" w:type="dxa"/>
+              <w:right w:w="40.0" w:type="dxa"/>
+            </w:tcMar>
+            <w:vAlign w:val="bottom"/>
+          </w:tcPr>
+          <w:p>
+            <w:pPr>
+              <w:widowControl w:val="0"/>
+              <w:rPr>
+                <w:sz w:val="20"/>
+                <w:szCs w:val="20"/>
+              </w:rPr>
+            </w:pPr>
+            <w:r>
+              <w:rPr>
+                <w:rtl w:val="0"/>
+              </w:rPr>
+            </w:r>
+          </w:p>
+        </w:tc>
+        <w:tc>
+          <w:tcPr>
+            <w:tcBorders>
+              <w:top w:color="cccccc" w:space="0" w:sz="4" w:val="single"/>
+              <w:left w:color="cccccc" w:space="0" w:sz="4" w:val="single"/>
+              <w:bottom w:color="000000" w:space="0" w:sz="4" w:val="single"/>
+              <w:right w:color="000000" w:space="0" w:sz="4" w:val="single"/>
+            </w:tcBorders>
+            <w:shd w:fill="auto" w:val="clear"/>
+            <w:tcMar>
+              <w:top w:w="40.0" w:type="dxa"/>
+              <w:left w:w="40.0" w:type="dxa"/>
+              <w:bottom w:w="40.0" w:type="dxa"/>
+              <w:right w:w="40.0" w:type="dxa"/>
+            </w:tcMar>
+            <w:vAlign w:val="bottom"/>
+          </w:tcPr>
+          <w:p>
+            <w:pPr>
+              <w:widowControl w:val="0"/>
+              <w:rPr>
+                <w:sz w:val="20"/>
+                <w:szCs w:val="20"/>
+              </w:rPr>
+            </w:pPr>
+            <w:r>
+              <w:rPr>
+                <w:rFonts w:ascii="Calibri" w:cs="Calibri" w:eastAsia="Calibri" w:hAnsi="Calibri"/>
+                <w:sz w:val="24"/>
+                <w:szCs w:val="24"/>
+                <w:rtl w:val="0"/>
+              </w:rPr>
+              <w:t xml:space="preserve">Caseload Inventory page allows staff to view, create, update, search, and filter resident records</w:t>
+            </w:r>
+            <w:r>
+              <w:rPr>
+                <w:rtl w:val="0"/>
+              </w:rPr>
+            </w:r>
+          </w:p>
+        </w:tc>
+        <w:tc>
+          <w:tcPr>
+            <w:vMerge w:val="continue"/>
+            <w:tcBorders>
+              <w:top w:color="cccccc" w:space="0" w:sz="4" w:val="single"/>
+              <w:left w:color="cccccc" w:space="0" w:sz="4" w:val="single"/>
+              <w:bottom w:color="000000" w:space="0" w:sz="4" w:val="single"/>
+              <w:right w:color="000000" w:space="0" w:sz="4" w:val="single"/>
+            </w:tcBorders>
+            <w:shd w:fill="auto" w:val="clear"/>
+            <w:tcMar>
+              <w:top w:w="100.0" w:type="dxa"/>
+              <w:left w:w="100.0" w:type="dxa"/>
+              <w:bottom w:w="100.0" w:type="dxa"/>
+              <w:right w:w="100.0" w:type="dxa"/>
+            </w:tcMar>
+            <w:vAlign w:val="top"/>
+          </w:tcPr>
+          <w:p>
+            <w:pPr>
+              <w:widowControl w:val="0"/>
+              <w:rPr>
+                <w:sz w:val="20"/>
+                <w:szCs w:val="20"/>
+              </w:rPr>
+            </w:pPr>
+            <w:r>
+              <w:rPr>
+                <w:rtl w:val="0"/>
+              </w:rPr>
+            </w:r>
+          </w:p>
+        </w:tc>
+        <w:tc>
+          <w:tcPr>
+            <w:vMerge w:val="continue"/>
+            <w:tcBorders>
+              <w:top w:color="cccccc" w:space="0" w:sz="4" w:val="single"/>
+              <w:left w:color="cccccc" w:space="0" w:sz="4" w:val="single"/>
+              <w:bottom w:color="000000" w:space="0" w:sz="4" w:val="single"/>
+              <w:right w:color="000000" w:space="0" w:sz="4" w:val="single"/>
+            </w:tcBorders>
+            <w:shd w:fill="auto" w:val="clear"/>
+            <w:tcMar>
+              <w:top w:w="100.0" w:type="dxa"/>
+              <w:left w:w="100.0" w:type="dxa"/>
+              <w:bottom w:w="100.0" w:type="dxa"/>
+              <w:right w:w="100.0" w:type="dxa"/>
+            </w:tcMar>
+            <w:vAlign w:val="top"/>
+          </w:tcPr>
+          <w:p>
+            <w:pPr>
+              <w:widowControl w:val="0"/>
+              <w:rPr>
+                <w:sz w:val="20"/>
+                <w:szCs w:val="20"/>
+              </w:rPr>
+            </w:pPr>
+            <w:r>
+              <w:rPr>
+                <w:rtl w:val="0"/>
+              </w:rPr>
+            </w:r>
+          </w:p>
+        </w:tc>
+        <w:tc>
+          <w:tcPr>
+            <w:vMerge w:val="continue"/>
+            <w:tcBorders>
+              <w:top w:color="cccccc" w:space="0" w:sz="4" w:val="single"/>
+              <w:left w:color="cccccc" w:space="0" w:sz="4" w:val="single"/>
+              <w:bottom w:color="000000" w:space="0" w:sz="4" w:val="single"/>
+              <w:right w:color="000000" w:space="0" w:sz="4" w:val="single"/>
+            </w:tcBorders>
+            <w:shd w:fill="auto" w:val="clear"/>
+            <w:tcMar>
+              <w:top w:w="100.0" w:type="dxa"/>
+              <w:left w:w="100.0" w:type="dxa"/>
+              <w:bottom w:w="100.0" w:type="dxa"/>
+              <w:right w:w="100.0" w:type="dxa"/>
+            </w:tcMar>
+            <w:vAlign w:val="top"/>
+          </w:tcPr>
+          <w:p>
+            <w:pPr>
+              <w:widowControl w:val="0"/>
+              <w:rPr>
+                <w:sz w:val="20"/>
+                <w:szCs w:val="20"/>
+              </w:rPr>
+            </w:pPr>
+            <w:r>
+              <w:rPr>
+                <w:rtl w:val="0"/>
+              </w:rPr>
+            </w:r>
+          </w:p>
+        </w:tc>
+      </w:tr>
+      <w:tr>
+        <w:trPr>
+          <w:cantSplit w:val="0"/>
+          <w:trHeight w:val="360" w:hRule="atLeast"/>
+          <w:tblHeader w:val="0"/>
+        </w:trPr>
+        <w:tc>
+          <w:tcPr>
+            <w:tcBorders>
+              <w:top w:color="cccccc" w:space="0" w:sz="4" w:val="single"/>
+              <w:left w:color="000000" w:space="0" w:sz="4" w:val="single"/>
+              <w:bottom w:color="000000" w:space="0" w:sz="4" w:val="single"/>
+              <w:right w:color="000000" w:space="0" w:sz="4" w:val="single"/>
+            </w:tcBorders>
+            <w:shd w:fill="auto" w:val="clear"/>
+            <w:tcMar>
+              <w:top w:w="40.0" w:type="dxa"/>
+              <w:left w:w="40.0" w:type="dxa"/>
+              <w:bottom w:w="40.0" w:type="dxa"/>
+              <w:right w:w="40.0" w:type="dxa"/>
+            </w:tcMar>
+            <w:vAlign w:val="bottom"/>
+          </w:tcPr>
+          <w:p>
+            <w:pPr>
+              <w:widowControl w:val="0"/>
+              <w:jc w:val="right"/>
+              <w:rPr>
+                <w:sz w:val="20"/>
+                <w:szCs w:val="20"/>
+              </w:rPr>
+            </w:pPr>
+            <w:r>
+              <w:rPr>
+                <w:rFonts w:ascii="Calibri" w:cs="Calibri" w:eastAsia="Calibri" w:hAnsi="Calibri"/>
+                <w:sz w:val="24"/>
+                <w:szCs w:val="24"/>
+                <w:rtl w:val="0"/>
+              </w:rPr>
+              <w:t xml:space="preserve">1</w:t>
+            </w:r>
+            <w:r>
+              <w:rPr>
+                <w:rtl w:val="0"/>
+              </w:rPr>
+            </w:r>
+          </w:p>
+        </w:tc>
+        <w:tc>
+          <w:tcPr>
+            <w:tcBorders>
+              <w:top w:color="cccccc" w:space="0" w:sz="4" w:val="single"/>
+              <w:left w:color="cccccc" w:space="0" w:sz="4" w:val="single"/>
+              <w:bottom w:color="000000" w:space="0" w:sz="4" w:val="single"/>
+              <w:right w:color="000000" w:space="0" w:sz="4" w:val="single"/>
+            </w:tcBorders>
+            <w:shd w:fill="auto" w:val="clear"/>
+            <w:tcMar>
+              <w:top w:w="40.0" w:type="dxa"/>
+              <w:left w:w="40.0" w:type="dxa"/>
+              <w:bottom w:w="40.0" w:type="dxa"/>
+              <w:right w:w="40.0" w:type="dxa"/>
+            </w:tcMar>
+            <w:vAlign w:val="bottom"/>
+          </w:tcPr>
+          <w:p>
+            <w:pPr>
+              <w:widowControl w:val="0"/>
+              <w:rPr>
+                <w:sz w:val="20"/>
+                <w:szCs w:val="20"/>
+              </w:rPr>
+            </w:pPr>
+            <w:r>
+              <w:rPr>
+                <w:rtl w:val="0"/>
+              </w:rPr>
+            </w:r>
+          </w:p>
+        </w:tc>
+        <w:tc>
+          <w:tcPr>
+            <w:tcBorders>
+              <w:top w:color="cccccc" w:space="0" w:sz="4" w:val="single"/>
+              <w:left w:color="cccccc" w:space="0" w:sz="4" w:val="single"/>
+              <w:bottom w:color="000000" w:space="0" w:sz="4" w:val="single"/>
+              <w:right w:color="000000" w:space="0" w:sz="4" w:val="single"/>
+            </w:tcBorders>
+            <w:shd w:fill="auto" w:val="clear"/>
+            <w:tcMar>
+              <w:top w:w="40.0" w:type="dxa"/>
+              <w:left w:w="40.0" w:type="dxa"/>
+              <w:bottom w:w="40.0" w:type="dxa"/>
+              <w:right w:w="40.0" w:type="dxa"/>
+            </w:tcMar>
+            <w:vAlign w:val="bottom"/>
+          </w:tcPr>
+          <w:p>
+            <w:pPr>
+              <w:widowControl w:val="0"/>
+              <w:rPr>
+                <w:sz w:val="20"/>
+                <w:szCs w:val="20"/>
+              </w:rPr>
+            </w:pPr>
+            <w:r>
+              <w:rPr>
+                <w:rFonts w:ascii="Calibri" w:cs="Calibri" w:eastAsia="Calibri" w:hAnsi="Calibri"/>
+                <w:sz w:val="24"/>
+                <w:szCs w:val="24"/>
+                <w:rtl w:val="0"/>
+              </w:rPr>
+              <w:t xml:space="preserve">Process Recording page allows staff to enter and view dated session notes chronologically</w:t>
+            </w:r>
+            <w:r>
+              <w:rPr>
+                <w:rtl w:val="0"/>
+              </w:rPr>
+            </w:r>
+          </w:p>
+        </w:tc>
+        <w:tc>
+          <w:tcPr>
+            <w:vMerge w:val="continue"/>
+            <w:tcBorders>
+              <w:top w:color="cccccc" w:space="0" w:sz="4" w:val="single"/>
+              <w:left w:color="cccccc" w:space="0" w:sz="4" w:val="single"/>
+              <w:bottom w:color="000000" w:space="0" w:sz="4" w:val="single"/>
+              <w:right w:color="000000" w:space="0" w:sz="4" w:val="single"/>
+            </w:tcBorders>
+            <w:shd w:fill="auto" w:val="clear"/>
+            <w:tcMar>
+              <w:top w:w="100.0" w:type="dxa"/>
+              <w:left w:w="100.0" w:type="dxa"/>
+              <w:bottom w:w="100.0" w:type="dxa"/>
+              <w:right w:w="100.0" w:type="dxa"/>
+            </w:tcMar>
+            <w:vAlign w:val="top"/>
+          </w:tcPr>
+          <w:p>
+            <w:pPr>
+              <w:widowControl w:val="0"/>
+              <w:rPr>
+                <w:sz w:val="20"/>
+                <w:szCs w:val="20"/>
+              </w:rPr>
+            </w:pPr>
+            <w:r>
+              <w:rPr>
+                <w:rtl w:val="0"/>
+              </w:rPr>
+            </w:r>
+          </w:p>
+        </w:tc>
+        <w:tc>
+          <w:tcPr>
+            <w:vMerge w:val="continue"/>
+            <w:tcBorders>
+              <w:top w:color="cccccc" w:space="0" w:sz="4" w:val="single"/>
+              <w:left w:color="cccccc" w:space="0" w:sz="4" w:val="single"/>
+              <w:bottom w:color="000000" w:space="0" w:sz="4" w:val="single"/>
+              <w:right w:color="000000" w:space="0" w:sz="4" w:val="single"/>
+            </w:tcBorders>
+            <w:shd w:fill="auto" w:val="clear"/>
+            <w:tcMar>
+              <w:top w:w="100.0" w:type="dxa"/>
+              <w:left w:w="100.0" w:type="dxa"/>
+              <w:bottom w:w="100.0" w:type="dxa"/>
+              <w:right w:w="100.0" w:type="dxa"/>
+            </w:tcMar>
+            <w:vAlign w:val="top"/>
+          </w:tcPr>
+          <w:p>
+            <w:pPr>
+              <w:widowControl w:val="0"/>
+              <w:rPr>
+                <w:sz w:val="20"/>
+                <w:szCs w:val="20"/>
+              </w:rPr>
+            </w:pPr>
+            <w:r>
+              <w:rPr>
+                <w:rtl w:val="0"/>
+              </w:rPr>
+            </w:r>
+          </w:p>
+        </w:tc>
+        <w:tc>
+          <w:tcPr>
+            <w:vMerge w:val="continue"/>
+            <w:tcBorders>
+              <w:top w:color="cccccc" w:space="0" w:sz="4" w:val="single"/>
+              <w:left w:color="cccccc" w:space="0" w:sz="4" w:val="single"/>
+              <w:bottom w:color="000000" w:space="0" w:sz="4" w:val="single"/>
+              <w:right w:color="000000" w:space="0" w:sz="4" w:val="single"/>
+            </w:tcBorders>
+            <w:shd w:fill="auto" w:val="clear"/>
+            <w:tcMar>
+              <w:top w:w="100.0" w:type="dxa"/>
+              <w:left w:w="100.0" w:type="dxa"/>
+              <w:bottom w:w="100.0" w:type="dxa"/>
+              <w:right w:w="100.0" w:type="dxa"/>
+            </w:tcMar>
+            <w:vAlign w:val="top"/>
+          </w:tcPr>
+          <w:p>
+            <w:pPr>
+              <w:widowControl w:val="0"/>
+              <w:rPr>
+                <w:sz w:val="20"/>
+                <w:szCs w:val="20"/>
+              </w:rPr>
+            </w:pPr>
+            <w:r>
+              <w:rPr>
+                <w:rtl w:val="0"/>
+              </w:rPr>
+            </w:r>
+          </w:p>
+        </w:tc>
+      </w:tr>
+      <w:tr>
+        <w:trPr>
+          <w:cantSplit w:val="0"/>
+          <w:trHeight w:val="645" w:hRule="atLeast"/>
+          <w:tblHeader w:val="0"/>
+        </w:trPr>
+        <w:tc>
+          <w:tcPr>
+            <w:tcBorders>
+              <w:top w:color="cccccc" w:space="0" w:sz="4" w:val="single"/>
+              <w:left w:color="000000" w:space="0" w:sz="4" w:val="single"/>
+              <w:bottom w:color="000000" w:space="0" w:sz="4" w:val="single"/>
+              <w:right w:color="000000" w:space="0" w:sz="4" w:val="single"/>
+            </w:tcBorders>
+            <w:shd w:fill="auto" w:val="clear"/>
+            <w:tcMar>
+              <w:top w:w="40.0" w:type="dxa"/>
+              <w:left w:w="40.0" w:type="dxa"/>
+              <w:bottom w:w="40.0" w:type="dxa"/>
+              <w:right w:w="40.0" w:type="dxa"/>
+            </w:tcMar>
+            <w:vAlign w:val="bottom"/>
+          </w:tcPr>
+          <w:p>
+            <w:pPr>
+              <w:widowControl w:val="0"/>
+              <w:jc w:val="right"/>
+              <w:rPr>
+                <w:sz w:val="20"/>
+                <w:szCs w:val="20"/>
+              </w:rPr>
+            </w:pPr>
+            <w:r>
+              <w:rPr>
+                <w:rFonts w:ascii="Calibri" w:cs="Calibri" w:eastAsia="Calibri" w:hAnsi="Calibri"/>
+                <w:sz w:val="24"/>
+                <w:szCs w:val="24"/>
+                <w:rtl w:val="0"/>
+              </w:rPr>
+              <w:t xml:space="preserve">1</w:t>
+            </w:r>
+            <w:r>
+              <w:rPr>
+                <w:rtl w:val="0"/>
+              </w:rPr>
+            </w:r>
+          </w:p>
+        </w:tc>
+        <w:tc>
+          <w:tcPr>
+            <w:tcBorders>
+              <w:top w:color="cccccc" w:space="0" w:sz="4" w:val="single"/>
+              <w:left w:color="cccccc" w:space="0" w:sz="4" w:val="single"/>
+              <w:bottom w:color="000000" w:space="0" w:sz="4" w:val="single"/>
+              <w:right w:color="000000" w:space="0" w:sz="4" w:val="single"/>
+            </w:tcBorders>
+            <w:shd w:fill="auto" w:val="clear"/>
+            <w:tcMar>
+              <w:top w:w="40.0" w:type="dxa"/>
+              <w:left w:w="40.0" w:type="dxa"/>
+              <w:bottom w:w="40.0" w:type="dxa"/>
+              <w:right w:w="40.0" w:type="dxa"/>
+            </w:tcMar>
+            <w:vAlign w:val="bottom"/>
+          </w:tcPr>
+          <w:p>
+            <w:pPr>
+              <w:widowControl w:val="0"/>
+              <w:rPr>
+                <w:sz w:val="20"/>
+                <w:szCs w:val="20"/>
+              </w:rPr>
+            </w:pPr>
+            <w:r>
+              <w:rPr>
+                <w:rtl w:val="0"/>
+              </w:rPr>
+            </w:r>
+          </w:p>
+        </w:tc>
+        <w:tc>
+          <w:tcPr>
+            <w:tcBorders>
+              <w:top w:color="cccccc" w:space="0" w:sz="4" w:val="single"/>
+              <w:left w:color="cccccc" w:space="0" w:sz="4" w:val="single"/>
+              <w:bottom w:color="000000" w:space="0" w:sz="4" w:val="single"/>
+              <w:right w:color="000000" w:space="0" w:sz="4" w:val="single"/>
+            </w:tcBorders>
+            <w:shd w:fill="auto" w:val="clear"/>
+            <w:tcMar>
+              <w:top w:w="40.0" w:type="dxa"/>
+              <w:left w:w="40.0" w:type="dxa"/>
+              <w:bottom w:w="40.0" w:type="dxa"/>
+              <w:right w:w="40.0" w:type="dxa"/>
+            </w:tcMar>
+            <w:vAlign w:val="bottom"/>
+          </w:tcPr>
+          <w:p>
+            <w:pPr>
+              <w:widowControl w:val="0"/>
+              <w:rPr>
+                <w:sz w:val="20"/>
+                <w:szCs w:val="20"/>
+              </w:rPr>
+            </w:pPr>
+            <w:r>
+              <w:rPr>
+                <w:rFonts w:ascii="Calibri" w:cs="Calibri" w:eastAsia="Calibri" w:hAnsi="Calibri"/>
+                <w:sz w:val="24"/>
+                <w:szCs w:val="24"/>
+                <w:rtl w:val="0"/>
+              </w:rPr>
+              <w:t xml:space="preserve">Home Visitation &amp; Case Conferences page allows staff to log visits and view case conference history/upcoming conferences</w:t>
+            </w:r>
+            <w:r>
+              <w:rPr>
+                <w:rtl w:val="0"/>
+              </w:rPr>
+            </w:r>
+          </w:p>
+        </w:tc>
+        <w:tc>
+          <w:tcPr>
+            <w:vMerge w:val="continue"/>
+            <w:tcBorders>
+              <w:top w:color="cccccc" w:space="0" w:sz="4" w:val="single"/>
+              <w:left w:color="cccccc" w:space="0" w:sz="4" w:val="single"/>
+              <w:bottom w:color="000000" w:space="0" w:sz="4" w:val="single"/>
+              <w:right w:color="000000" w:space="0" w:sz="4" w:val="single"/>
+            </w:tcBorders>
+            <w:shd w:fill="auto" w:val="clear"/>
+            <w:tcMar>
+              <w:top w:w="100.0" w:type="dxa"/>
+              <w:left w:w="100.0" w:type="dxa"/>
+              <w:bottom w:w="100.0" w:type="dxa"/>
+              <w:right w:w="100.0" w:type="dxa"/>
+            </w:tcMar>
+            <w:vAlign w:val="top"/>
+          </w:tcPr>
+          <w:p>
+            <w:pPr>
+              <w:widowControl w:val="0"/>
+              <w:rPr>
+                <w:sz w:val="20"/>
+                <w:szCs w:val="20"/>
+              </w:rPr>
+            </w:pPr>
+            <w:r>
+              <w:rPr>
+                <w:rtl w:val="0"/>
+              </w:rPr>
+            </w:r>
+          </w:p>
+        </w:tc>
+        <w:tc>
+          <w:tcPr>
+            <w:vMerge w:val="continue"/>
+            <w:tcBorders>
+              <w:top w:color="cccccc" w:space="0" w:sz="4" w:val="single"/>
+              <w:left w:color="cccccc" w:space="0" w:sz="4" w:val="single"/>
+              <w:bottom w:color="000000" w:space="0" w:sz="4" w:val="single"/>
+              <w:right w:color="000000" w:space="0" w:sz="4" w:val="single"/>
+            </w:tcBorders>
+            <w:shd w:fill="auto" w:val="clear"/>
+            <w:tcMar>
+              <w:top w:w="100.0" w:type="dxa"/>
+              <w:left w:w="100.0" w:type="dxa"/>
+              <w:bottom w:w="100.0" w:type="dxa"/>
+              <w:right w:w="100.0" w:type="dxa"/>
+            </w:tcMar>
+            <w:vAlign w:val="top"/>
+          </w:tcPr>
+          <w:p>
+            <w:pPr>
+              <w:widowControl w:val="0"/>
+              <w:rPr>
+                <w:sz w:val="20"/>
+                <w:szCs w:val="20"/>
+              </w:rPr>
+            </w:pPr>
+            <w:r>
+              <w:rPr>
+                <w:rtl w:val="0"/>
+              </w:rPr>
+            </w:r>
+          </w:p>
+        </w:tc>
+        <w:tc>
+          <w:tcPr>
+            <w:vMerge w:val="continue"/>
+            <w:tcBorders>
+              <w:top w:color="cccccc" w:space="0" w:sz="4" w:val="single"/>
+              <w:left w:color="cccccc" w:space="0" w:sz="4" w:val="single"/>
+              <w:bottom w:color="000000" w:space="0" w:sz="4" w:val="single"/>
+              <w:right w:color="000000" w:space="0" w:sz="4" w:val="single"/>
+            </w:tcBorders>
+            <w:shd w:fill="auto" w:val="clear"/>
+            <w:tcMar>
+              <w:top w:w="100.0" w:type="dxa"/>
+              <w:left w:w="100.0" w:type="dxa"/>
+              <w:bottom w:w="100.0" w:type="dxa"/>
+              <w:right w:w="100.0" w:type="dxa"/>
+            </w:tcMar>
+            <w:vAlign w:val="top"/>
+          </w:tcPr>
+          <w:p>
+            <w:pPr>
+              <w:widowControl w:val="0"/>
+              <w:rPr>
+                <w:sz w:val="20"/>
+                <w:szCs w:val="20"/>
+              </w:rPr>
+            </w:pPr>
+            <w:r>
+              <w:rPr>
+                <w:rtl w:val="0"/>
+              </w:rPr>
+            </w:r>
+          </w:p>
+        </w:tc>
+      </w:tr>
+      <w:tr>
+        <w:trPr>
+          <w:cantSplit w:val="0"/>
+          <w:trHeight w:val="645" w:hRule="atLeast"/>
+          <w:tblHeader w:val="0"/>
+        </w:trPr>
+        <w:tc>
+          <w:tcPr>
+            <w:tcBorders>
+              <w:top w:color="cccccc" w:space="0" w:sz="4" w:val="single"/>
+              <w:left w:color="000000" w:space="0" w:sz="4" w:val="single"/>
+              <w:bottom w:color="000000" w:space="0" w:sz="4" w:val="single"/>
+              <w:right w:color="000000" w:space="0" w:sz="4" w:val="single"/>
+            </w:tcBorders>
+            <w:shd w:fill="auto" w:val="clear"/>
+            <w:tcMar>
+              <w:top w:w="40.0" w:type="dxa"/>
+              <w:left w:w="40.0" w:type="dxa"/>
+              <w:bottom w:w="40.0" w:type="dxa"/>
+              <w:right w:w="40.0" w:type="dxa"/>
+            </w:tcMar>
+            <w:vAlign w:val="bottom"/>
+          </w:tcPr>
+          <w:p>
+            <w:pPr>
+              <w:widowControl w:val="0"/>
+              <w:jc w:val="right"/>
+              <w:rPr>
+                <w:sz w:val="20"/>
+                <w:szCs w:val="20"/>
+              </w:rPr>
+            </w:pPr>
+            <w:r>
+              <w:rPr>
+                <w:rFonts w:ascii="Calibri" w:cs="Calibri" w:eastAsia="Calibri" w:hAnsi="Calibri"/>
+                <w:sz w:val="24"/>
+                <w:szCs w:val="24"/>
+                <w:rtl w:val="0"/>
+              </w:rPr>
+              <w:t xml:space="preserve">1</w:t>
+            </w:r>
+            <w:r>
+              <w:rPr>
+                <w:rtl w:val="0"/>
+              </w:rPr>
+            </w:r>
+          </w:p>
+        </w:tc>
+        <w:tc>
+          <w:tcPr>
+            <w:tcBorders>
+              <w:top w:color="cccccc" w:space="0" w:sz="4" w:val="single"/>
+              <w:left w:color="cccccc" w:space="0" w:sz="4" w:val="single"/>
+              <w:bottom w:color="000000" w:space="0" w:sz="4" w:val="single"/>
+              <w:right w:color="000000" w:space="0" w:sz="4" w:val="single"/>
+            </w:tcBorders>
+            <w:shd w:fill="auto" w:val="clear"/>
+            <w:tcMar>
+              <w:top w:w="40.0" w:type="dxa"/>
+              <w:left w:w="40.0" w:type="dxa"/>
+              <w:bottom w:w="40.0" w:type="dxa"/>
+              <w:right w:w="40.0" w:type="dxa"/>
+            </w:tcMar>
+            <w:vAlign w:val="bottom"/>
+          </w:tcPr>
+          <w:p>
+            <w:pPr>
+              <w:widowControl w:val="0"/>
+              <w:rPr>
+                <w:sz w:val="20"/>
+                <w:szCs w:val="20"/>
+              </w:rPr>
+            </w:pPr>
+            <w:r>
+              <w:rPr>
+                <w:rtl w:val="0"/>
+              </w:rPr>
+            </w:r>
+          </w:p>
+        </w:tc>
+        <w:tc>
+          <w:tcPr>
+            <w:tcBorders>
+              <w:top w:color="cccccc" w:space="0" w:sz="4" w:val="single"/>
+              <w:left w:color="cccccc" w:space="0" w:sz="4" w:val="single"/>
+              <w:bottom w:color="000000" w:space="0" w:sz="4" w:val="single"/>
+              <w:right w:color="000000" w:space="0" w:sz="4" w:val="single"/>
+            </w:tcBorders>
+            <w:shd w:fill="auto" w:val="clear"/>
+            <w:tcMar>
+              <w:top w:w="40.0" w:type="dxa"/>
+              <w:left w:w="40.0" w:type="dxa"/>
+              <w:bottom w:w="40.0" w:type="dxa"/>
+              <w:right w:w="40.0" w:type="dxa"/>
+            </w:tcMar>
+            <w:vAlign w:val="bottom"/>
+          </w:tcPr>
+          <w:p>
+            <w:pPr>
+              <w:widowControl w:val="0"/>
+              <w:rPr>
+                <w:sz w:val="20"/>
+                <w:szCs w:val="20"/>
+              </w:rPr>
+            </w:pPr>
+            <w:r>
+              <w:rPr>
+                <w:rFonts w:ascii="Calibri" w:cs="Calibri" w:eastAsia="Calibri" w:hAnsi="Calibri"/>
+                <w:sz w:val="24"/>
+                <w:szCs w:val="24"/>
+                <w:rtl w:val="0"/>
+              </w:rPr>
+              <w:t xml:space="preserve">Reports &amp; Analytics page shows meaningful charts or summaries for donations, outcomes, or safehouse/program performance</w:t>
+            </w:r>
+            <w:r>
+              <w:rPr>
+                <w:rtl w:val="0"/>
+              </w:rPr>
+            </w:r>
+          </w:p>
+        </w:tc>
+        <w:tc>
+          <w:tcPr>
+            <w:vMerge w:val="continue"/>
+            <w:tcBorders>
+              <w:top w:color="cccccc" w:space="0" w:sz="4" w:val="single"/>
+              <w:left w:color="cccccc" w:space="0" w:sz="4" w:val="single"/>
+              <w:bottom w:color="000000" w:space="0" w:sz="4" w:val="single"/>
+              <w:right w:color="000000" w:space="0" w:sz="4" w:val="single"/>
+            </w:tcBorders>
+            <w:shd w:fill="auto" w:val="clear"/>
+            <w:tcMar>
+              <w:top w:w="100.0" w:type="dxa"/>
+              <w:left w:w="100.0" w:type="dxa"/>
+              <w:bottom w:w="100.0" w:type="dxa"/>
+              <w:right w:w="100.0" w:type="dxa"/>
+            </w:tcMar>
+            <w:vAlign w:val="top"/>
+          </w:tcPr>
+          <w:p>
+            <w:pPr>
+              <w:widowControl w:val="0"/>
+              <w:rPr>
+                <w:sz w:val="20"/>
+                <w:szCs w:val="20"/>
+              </w:rPr>
+            </w:pPr>
+            <w:r>
+              <w:rPr>
+                <w:rtl w:val="0"/>
+              </w:rPr>
+            </w:r>
+          </w:p>
+        </w:tc>
+        <w:tc>
+          <w:tcPr>
+            <w:vMerge w:val="continue"/>
+            <w:tcBorders>
+              <w:top w:color="cccccc" w:space="0" w:sz="4" w:val="single"/>
+              <w:left w:color="cccccc" w:space="0" w:sz="4" w:val="single"/>
+              <w:bottom w:color="000000" w:space="0" w:sz="4" w:val="single"/>
+              <w:right w:color="000000" w:space="0" w:sz="4" w:val="single"/>
+            </w:tcBorders>
+            <w:shd w:fill="auto" w:val="clear"/>
+            <w:tcMar>
+              <w:top w:w="100.0" w:type="dxa"/>
+              <w:left w:w="100.0" w:type="dxa"/>
+              <w:bottom w:w="100.0" w:type="dxa"/>
+              <w:right w:w="100.0" w:type="dxa"/>
+            </w:tcMar>
+            <w:vAlign w:val="top"/>
+          </w:tcPr>
+          <w:p>
+            <w:pPr>
+              <w:widowControl w:val="0"/>
+              <w:rPr>
+                <w:sz w:val="20"/>
+                <w:szCs w:val="20"/>
+              </w:rPr>
+            </w:pPr>
+            <w:r>
+              <w:rPr>
+                <w:rtl w:val="0"/>
+              </w:rPr>
+            </w:r>
+          </w:p>
+        </w:tc>
+        <w:tc>
+          <w:tcPr>
+            <w:vMerge w:val="continue"/>
+            <w:tcBorders>
+              <w:top w:color="cccccc" w:space="0" w:sz="4" w:val="single"/>
+              <w:left w:color="cccccc" w:space="0" w:sz="4" w:val="single"/>
+              <w:bottom w:color="000000" w:space="0" w:sz="4" w:val="single"/>
+              <w:right w:color="000000" w:space="0" w:sz="4" w:val="single"/>
+            </w:tcBorders>
+            <w:shd w:fill="auto" w:val="clear"/>
+            <w:tcMar>
+              <w:top w:w="100.0" w:type="dxa"/>
+              <w:left w:w="100.0" w:type="dxa"/>
+              <w:bottom w:w="100.0" w:type="dxa"/>
+              <w:right w:w="100.0" w:type="dxa"/>
+            </w:tcMar>
+            <w:vAlign w:val="top"/>
+          </w:tcPr>
+          <w:p>
+            <w:pPr>
+              <w:widowControl w:val="0"/>
+              <w:rPr>
+                <w:sz w:val="20"/>
+                <w:szCs w:val="20"/>
+              </w:rPr>
+            </w:pPr>
+            <w:r>
+              <w:rPr>
+                <w:rtl w:val="0"/>
+              </w:rPr>
+            </w:r>
+          </w:p>
+        </w:tc>
+      </w:tr>
+      <w:tr>
+        <w:trPr>
+          <w:cantSplit w:val="0"/>
+          <w:trHeight w:val="360" w:hRule="atLeast"/>
+          <w:tblHeader w:val="0"/>
+        </w:trPr>
+        <w:tc>
+          <w:tcPr>
+            <w:tcBorders>
+              <w:top w:color="cccccc" w:space="0" w:sz="4" w:val="single"/>
+              <w:left w:color="000000" w:space="0" w:sz="4" w:val="single"/>
+              <w:bottom w:color="000000" w:space="0" w:sz="4" w:val="single"/>
+              <w:right w:color="000000" w:space="0" w:sz="4" w:val="single"/>
+            </w:tcBorders>
+            <w:shd w:fill="auto" w:val="clear"/>
+            <w:tcMar>
+              <w:top w:w="40.0" w:type="dxa"/>
+              <w:left w:w="40.0" w:type="dxa"/>
+              <w:bottom w:w="40.0" w:type="dxa"/>
+              <w:right w:w="40.0" w:type="dxa"/>
+            </w:tcMar>
+            <w:vAlign w:val="bottom"/>
+          </w:tcPr>
+          <w:p>
+            <w:pPr>
+              <w:widowControl w:val="0"/>
+              <w:jc w:val="right"/>
+              <w:rPr>
+                <w:sz w:val="20"/>
+                <w:szCs w:val="20"/>
+              </w:rPr>
+            </w:pPr>
+            <w:r>
+              <w:rPr>
+                <w:rFonts w:ascii="Calibri" w:cs="Calibri" w:eastAsia="Calibri" w:hAnsi="Calibri"/>
+                <w:sz w:val="24"/>
+                <w:szCs w:val="24"/>
+                <w:rtl w:val="0"/>
+              </w:rPr>
+              <w:t xml:space="preserve">1</w:t>
+            </w:r>
+            <w:r>
+              <w:rPr>
+                <w:rtl w:val="0"/>
+              </w:rPr>
+            </w:r>
+          </w:p>
+        </w:tc>
+        <w:tc>
+          <w:tcPr>
+            <w:tcBorders>
+              <w:top w:color="cccccc" w:space="0" w:sz="4" w:val="single"/>
+              <w:left w:color="cccccc" w:space="0" w:sz="4" w:val="single"/>
+              <w:bottom w:color="000000" w:space="0" w:sz="4" w:val="single"/>
+              <w:right w:color="000000" w:space="0" w:sz="4" w:val="single"/>
+            </w:tcBorders>
+            <w:shd w:fill="auto" w:val="clear"/>
+            <w:tcMar>
+              <w:top w:w="40.0" w:type="dxa"/>
+              <w:left w:w="40.0" w:type="dxa"/>
+              <w:bottom w:w="40.0" w:type="dxa"/>
+              <w:right w:w="40.0" w:type="dxa"/>
+            </w:tcMar>
+            <w:vAlign w:val="bottom"/>
+          </w:tcPr>
+          <w:p>
+            <w:pPr>
+              <w:widowControl w:val="0"/>
+              <w:rPr>
+                <w:sz w:val="20"/>
+                <w:szCs w:val="20"/>
+              </w:rPr>
+            </w:pPr>
+            <w:r>
+              <w:rPr>
+                <w:rtl w:val="0"/>
+              </w:rPr>
+            </w:r>
+          </w:p>
+        </w:tc>
+        <w:tc>
+          <w:tcPr>
+            <w:tcBorders>
+              <w:top w:color="cccccc" w:space="0" w:sz="4" w:val="single"/>
+              <w:left w:color="cccccc" w:space="0" w:sz="4" w:val="single"/>
+              <w:bottom w:color="000000" w:space="0" w:sz="4" w:val="single"/>
+              <w:right w:color="000000" w:space="0" w:sz="4" w:val="single"/>
+            </w:tcBorders>
+            <w:shd w:fill="auto" w:val="clear"/>
+            <w:tcMar>
+              <w:top w:w="40.0" w:type="dxa"/>
+              <w:left w:w="40.0" w:type="dxa"/>
+              <w:bottom w:w="40.0" w:type="dxa"/>
+              <w:right w:w="40.0" w:type="dxa"/>
+            </w:tcMar>
+            <w:vAlign w:val="bottom"/>
+          </w:tcPr>
+          <w:p>
+            <w:pPr>
+              <w:widowControl w:val="0"/>
+              <w:rPr>
+                <w:sz w:val="20"/>
+                <w:szCs w:val="20"/>
+              </w:rPr>
+            </w:pPr>
+            <w:r>
+              <w:rPr>
+                <w:rFonts w:ascii="Calibri" w:cs="Calibri" w:eastAsia="Calibri" w:hAnsi="Calibri"/>
+                <w:sz w:val="24"/>
+                <w:szCs w:val="24"/>
+                <w:rtl w:val="0"/>
+              </w:rPr>
+              <w:t xml:space="preserve">At least one additional page or feature required by the case is implemented and usable</w:t>
+            </w:r>
+            <w:r>
+              <w:rPr>
+                <w:rtl w:val="0"/>
+              </w:rPr>
+            </w:r>
+          </w:p>
+        </w:tc>
+        <w:tc>
+          <w:tcPr>
+            <w:vMerge w:val="continue"/>
+            <w:tcBorders>
+              <w:top w:color="cccccc" w:space="0" w:sz="4" w:val="single"/>
+              <w:left w:color="cccccc" w:space="0" w:sz="4" w:val="single"/>
+              <w:bottom w:color="000000" w:space="0" w:sz="4" w:val="single"/>
+              <w:right w:color="000000" w:space="0" w:sz="4" w:val="single"/>
+            </w:tcBorders>
+            <w:shd w:fill="auto" w:val="clear"/>
+            <w:tcMar>
+              <w:top w:w="100.0" w:type="dxa"/>
+              <w:left w:w="100.0" w:type="dxa"/>
+              <w:bottom w:w="100.0" w:type="dxa"/>
+              <w:right w:w="100.0" w:type="dxa"/>
+            </w:tcMar>
+            <w:vAlign w:val="top"/>
+          </w:tcPr>
+          <w:p>
+            <w:pPr>
+              <w:widowControl w:val="0"/>
+              <w:rPr>
+                <w:sz w:val="20"/>
+                <w:szCs w:val="20"/>
+              </w:rPr>
+            </w:pPr>
+            <w:r>
+              <w:rPr>
+                <w:rtl w:val="0"/>
+              </w:rPr>
+            </w:r>
+          </w:p>
+        </w:tc>
+        <w:tc>
+          <w:tcPr>
+            <w:vMerge w:val="continue"/>
+            <w:tcBorders>
+              <w:top w:color="cccccc" w:space="0" w:sz="4" w:val="single"/>
+              <w:left w:color="cccccc" w:space="0" w:sz="4" w:val="single"/>
+              <w:bottom w:color="000000" w:space="0" w:sz="4" w:val="single"/>
+              <w:right w:color="000000" w:space="0" w:sz="4" w:val="single"/>
+            </w:tcBorders>
+            <w:shd w:fill="auto" w:val="clear"/>
+            <w:tcMar>
+              <w:top w:w="100.0" w:type="dxa"/>
+              <w:left w:w="100.0" w:type="dxa"/>
+              <w:bottom w:w="100.0" w:type="dxa"/>
+              <w:right w:w="100.0" w:type="dxa"/>
+            </w:tcMar>
+            <w:vAlign w:val="top"/>
+          </w:tcPr>
+          <w:p>
+            <w:pPr>
+              <w:widowControl w:val="0"/>
+              <w:rPr>
+                <w:sz w:val="20"/>
+                <w:szCs w:val="20"/>
+              </w:rPr>
+            </w:pPr>
+            <w:r>
+              <w:rPr>
+                <w:rtl w:val="0"/>
+              </w:rPr>
+            </w:r>
+          </w:p>
+        </w:tc>
+        <w:tc>
+          <w:tcPr>
+            <w:vMerge w:val="continue"/>
+            <w:tcBorders>
+              <w:top w:color="cccccc" w:space="0" w:sz="4" w:val="single"/>
+              <w:left w:color="cccccc" w:space="0" w:sz="4" w:val="single"/>
+              <w:bottom w:color="000000" w:space="0" w:sz="4" w:val="single"/>
+              <w:right w:color="000000" w:space="0" w:sz="4" w:val="single"/>
+            </w:tcBorders>
+            <w:shd w:fill="auto" w:val="clear"/>
+            <w:tcMar>
+              <w:top w:w="100.0" w:type="dxa"/>
+              <w:left w:w="100.0" w:type="dxa"/>
+              <w:bottom w:w="100.0" w:type="dxa"/>
+              <w:right w:w="100.0" w:type="dxa"/>
+            </w:tcMar>
+            <w:vAlign w:val="top"/>
+          </w:tcPr>
+          <w:p>
+            <w:pPr>
+              <w:widowControl w:val="0"/>
+              <w:rPr>
+                <w:sz w:val="20"/>
+                <w:szCs w:val="20"/>
+              </w:rPr>
+            </w:pPr>
+            <w:r>
+              <w:rPr>
+                <w:rtl w:val="0"/>
+              </w:rPr>
+            </w:r>
+          </w:p>
+        </w:tc>
+      </w:tr>
+      <w:tr>
+        <w:trPr>
+          <w:cantSplit w:val="0"/>
+          <w:trHeight w:val="360" w:hRule="atLeast"/>
+          <w:tblHeader w:val="0"/>
+        </w:trPr>
+        <w:tc>
+          <w:tcPr>
+            <w:tcBorders>
+              <w:top w:color="cccccc" w:space="0" w:sz="4" w:val="single"/>
+              <w:left w:color="000000" w:space="0" w:sz="4" w:val="single"/>
+              <w:bottom w:color="000000" w:space="0" w:sz="4" w:val="single"/>
+              <w:right w:color="000000" w:space="0" w:sz="4" w:val="single"/>
+            </w:tcBorders>
+            <w:shd w:fill="auto" w:val="clear"/>
+            <w:tcMar>
+              <w:top w:w="40.0" w:type="dxa"/>
+              <w:left w:w="40.0" w:type="dxa"/>
+              <w:bottom w:w="40.0" w:type="dxa"/>
+              <w:right w:w="40.0" w:type="dxa"/>
+            </w:tcMar>
+            <w:vAlign w:val="bottom"/>
+          </w:tcPr>
+          <w:p>
+            <w:pPr>
+              <w:widowControl w:val="0"/>
+              <w:jc w:val="right"/>
+              <w:rPr>
+                <w:sz w:val="20"/>
+                <w:szCs w:val="20"/>
+              </w:rPr>
+            </w:pPr>
+            <w:r>
+              <w:rPr>
+                <w:rFonts w:ascii="Calibri" w:cs="Calibri" w:eastAsia="Calibri" w:hAnsi="Calibri"/>
+                <w:sz w:val="24"/>
+                <w:szCs w:val="24"/>
+                <w:rtl w:val="0"/>
+              </w:rPr>
+              <w:t xml:space="preserve">2</w:t>
+            </w:r>
+            <w:r>
+              <w:rPr>
+                <w:rtl w:val="0"/>
+              </w:rPr>
+            </w:r>
+          </w:p>
+        </w:tc>
+        <w:tc>
+          <w:tcPr>
+            <w:tcBorders>
+              <w:top w:color="cccccc" w:space="0" w:sz="4" w:val="single"/>
+              <w:left w:color="cccccc" w:space="0" w:sz="4" w:val="single"/>
+              <w:bottom w:color="000000" w:space="0" w:sz="4" w:val="single"/>
+              <w:right w:color="000000" w:space="0" w:sz="4" w:val="single"/>
+            </w:tcBorders>
+            <w:shd w:fill="auto" w:val="clear"/>
+            <w:tcMar>
+              <w:top w:w="40.0" w:type="dxa"/>
+              <w:left w:w="40.0" w:type="dxa"/>
+              <w:bottom w:w="40.0" w:type="dxa"/>
+              <w:right w:w="40.0" w:type="dxa"/>
+            </w:tcMar>
+            <w:vAlign w:val="bottom"/>
+          </w:tcPr>
+          <w:p>
+            <w:pPr>
+              <w:widowControl w:val="0"/>
+              <w:rPr>
+                <w:sz w:val="20"/>
+                <w:szCs w:val="20"/>
+              </w:rPr>
+            </w:pPr>
+            <w:r>
+              <w:rPr>
+                <w:rtl w:val="0"/>
+              </w:rPr>
+            </w:r>
+          </w:p>
+        </w:tc>
+        <w:tc>
+          <w:tcPr>
+            <w:tcBorders>
+              <w:top w:color="cccccc" w:space="0" w:sz="4" w:val="single"/>
+              <w:left w:color="cccccc" w:space="0" w:sz="4" w:val="single"/>
+              <w:bottom w:color="000000" w:space="0" w:sz="4" w:val="single"/>
+              <w:right w:color="000000" w:space="0" w:sz="4" w:val="single"/>
+            </w:tcBorders>
+            <w:shd w:fill="auto" w:val="clear"/>
+            <w:tcMar>
+              <w:top w:w="40.0" w:type="dxa"/>
+              <w:left w:w="40.0" w:type="dxa"/>
+              <w:bottom w:w="40.0" w:type="dxa"/>
+              <w:right w:w="40.0" w:type="dxa"/>
+            </w:tcMar>
+            <w:vAlign w:val="bottom"/>
+          </w:tcPr>
+          <w:p>
+            <w:pPr>
+              <w:widowControl w:val="0"/>
+              <w:rPr>
+                <w:sz w:val="20"/>
+                <w:szCs w:val="20"/>
+              </w:rPr>
+            </w:pPr>
+            <w:r>
+              <w:rPr>
+                <w:rFonts w:ascii="Calibri" w:cs="Calibri" w:eastAsia="Calibri" w:hAnsi="Calibri"/>
+                <w:sz w:val="24"/>
+                <w:szCs w:val="24"/>
+                <w:rtl w:val="0"/>
+              </w:rPr>
+              <w:t xml:space="preserve">Database is deployed separately from the app</w:t>
+            </w:r>
+            <w:r>
+              <w:rPr>
+                <w:rtl w:val="0"/>
+              </w:rPr>
+            </w:r>
+          </w:p>
+        </w:tc>
+        <w:tc>
+          <w:tcPr>
+            <w:vMerge w:val="continue"/>
+            <w:tcBorders>
+              <w:top w:color="cccccc" w:space="0" w:sz="4" w:val="single"/>
+              <w:left w:color="cccccc" w:space="0" w:sz="4" w:val="single"/>
+              <w:bottom w:color="000000" w:space="0" w:sz="4" w:val="single"/>
+              <w:right w:color="000000" w:space="0" w:sz="4" w:val="single"/>
+            </w:tcBorders>
+            <w:shd w:fill="auto" w:val="clear"/>
+            <w:tcMar>
+              <w:top w:w="100.0" w:type="dxa"/>
+              <w:left w:w="100.0" w:type="dxa"/>
+              <w:bottom w:w="100.0" w:type="dxa"/>
+              <w:right w:w="100.0" w:type="dxa"/>
+            </w:tcMar>
+            <w:vAlign w:val="top"/>
+          </w:tcPr>
+          <w:p>
+            <w:pPr>
+              <w:widowControl w:val="0"/>
+              <w:rPr>
+                <w:sz w:val="20"/>
+                <w:szCs w:val="20"/>
+              </w:rPr>
+            </w:pPr>
+            <w:r>
+              <w:rPr>
+                <w:rtl w:val="0"/>
+              </w:rPr>
+            </w:r>
+          </w:p>
+        </w:tc>
+        <w:tc>
+          <w:tcPr>
+            <w:vMerge w:val="continue"/>
+            <w:tcBorders>
+              <w:top w:color="cccccc" w:space="0" w:sz="4" w:val="single"/>
+              <w:left w:color="cccccc" w:space="0" w:sz="4" w:val="single"/>
+              <w:bottom w:color="000000" w:space="0" w:sz="4" w:val="single"/>
+              <w:right w:color="000000" w:space="0" w:sz="4" w:val="single"/>
+            </w:tcBorders>
+            <w:shd w:fill="auto" w:val="clear"/>
+            <w:tcMar>
+              <w:top w:w="100.0" w:type="dxa"/>
+              <w:left w:w="100.0" w:type="dxa"/>
+              <w:bottom w:w="100.0" w:type="dxa"/>
+              <w:right w:w="100.0" w:type="dxa"/>
+            </w:tcMar>
+            <w:vAlign w:val="top"/>
+          </w:tcPr>
+          <w:p>
+            <w:pPr>
+              <w:widowControl w:val="0"/>
+              <w:rPr>
+                <w:sz w:val="20"/>
+                <w:szCs w:val="20"/>
+              </w:rPr>
+            </w:pPr>
+            <w:r>
+              <w:rPr>
+                <w:rtl w:val="0"/>
+              </w:rPr>
+            </w:r>
+          </w:p>
+        </w:tc>
+        <w:tc>
+          <w:tcPr>
+            <w:vMerge w:val="continue"/>
+            <w:tcBorders>
+              <w:top w:color="cccccc" w:space="0" w:sz="4" w:val="single"/>
+              <w:left w:color="cccccc" w:space="0" w:sz="4" w:val="single"/>
+              <w:bottom w:color="000000" w:space="0" w:sz="4" w:val="single"/>
+              <w:right w:color="000000" w:space="0" w:sz="4" w:val="single"/>
+            </w:tcBorders>
+            <w:shd w:fill="auto" w:val="clear"/>
+            <w:tcMar>
+              <w:top w:w="100.0" w:type="dxa"/>
+              <w:left w:w="100.0" w:type="dxa"/>
+              <w:bottom w:w="100.0" w:type="dxa"/>
+              <w:right w:w="100.0" w:type="dxa"/>
+            </w:tcMar>
+            <w:vAlign w:val="top"/>
+          </w:tcPr>
+          <w:p>
+            <w:pPr>
+              <w:widowControl w:val="0"/>
+              <w:rPr>
+                <w:sz w:val="20"/>
+                <w:szCs w:val="20"/>
+              </w:rPr>
+            </w:pPr>
+            <w:r>
+              <w:rPr>
+                <w:rtl w:val="0"/>
+              </w:rPr>
+            </w:r>
+          </w:p>
+        </w:tc>
+      </w:tr>
+      <w:tr>
+        <w:trPr>
+          <w:cantSplit w:val="0"/>
+          <w:trHeight w:val="360" w:hRule="atLeast"/>
+          <w:tblHeader w:val="0"/>
+        </w:trPr>
+        <w:tc>
+          <w:tcPr>
+            <w:tcBorders>
+              <w:top w:color="cccccc" w:space="0" w:sz="4" w:val="single"/>
+              <w:left w:color="000000" w:space="0" w:sz="4" w:val="single"/>
+              <w:bottom w:color="000000" w:space="0" w:sz="4" w:val="single"/>
+              <w:right w:color="000000" w:space="0" w:sz="4" w:val="single"/>
+            </w:tcBorders>
+            <w:shd w:fill="auto" w:val="clear"/>
+            <w:tcMar>
+              <w:top w:w="40.0" w:type="dxa"/>
+              <w:left w:w="40.0" w:type="dxa"/>
+              <w:bottom w:w="40.0" w:type="dxa"/>
+              <w:right w:w="40.0" w:type="dxa"/>
+            </w:tcMar>
+            <w:vAlign w:val="bottom"/>
+          </w:tcPr>
+          <w:p>
+            <w:pPr>
+              <w:widowControl w:val="0"/>
+              <w:jc w:val="right"/>
+              <w:rPr>
+                <w:sz w:val="20"/>
+                <w:szCs w:val="20"/>
+              </w:rPr>
+            </w:pPr>
+            <w:r>
+              <w:rPr>
+                <w:rFonts w:ascii="Calibri" w:cs="Calibri" w:eastAsia="Calibri" w:hAnsi="Calibri"/>
+                <w:sz w:val="24"/>
+                <w:szCs w:val="24"/>
+                <w:rtl w:val="0"/>
+              </w:rPr>
+              <w:t xml:space="preserve">1</w:t>
+            </w:r>
+            <w:r>
+              <w:rPr>
+                <w:rtl w:val="0"/>
+              </w:rPr>
+            </w:r>
+          </w:p>
+        </w:tc>
+        <w:tc>
+          <w:tcPr>
+            <w:tcBorders>
+              <w:top w:color="cccccc" w:space="0" w:sz="4" w:val="single"/>
+              <w:left w:color="cccccc" w:space="0" w:sz="4" w:val="single"/>
+              <w:bottom w:color="000000" w:space="0" w:sz="4" w:val="single"/>
+              <w:right w:color="000000" w:space="0" w:sz="4" w:val="single"/>
+            </w:tcBorders>
+            <w:shd w:fill="auto" w:val="clear"/>
+            <w:tcMar>
+              <w:top w:w="40.0" w:type="dxa"/>
+              <w:left w:w="40.0" w:type="dxa"/>
+              <w:bottom w:w="40.0" w:type="dxa"/>
+              <w:right w:w="40.0" w:type="dxa"/>
+            </w:tcMar>
+            <w:vAlign w:val="bottom"/>
+          </w:tcPr>
+          <w:p>
+            <w:pPr>
+              <w:widowControl w:val="0"/>
+              <w:rPr>
+                <w:sz w:val="20"/>
+                <w:szCs w:val="20"/>
+              </w:rPr>
+            </w:pPr>
+            <w:r>
+              <w:rPr>
+                <w:rtl w:val="0"/>
+              </w:rPr>
+            </w:r>
+          </w:p>
+        </w:tc>
+        <w:tc>
+          <w:tcPr>
+            <w:tcBorders>
+              <w:top w:color="cccccc" w:space="0" w:sz="4" w:val="single"/>
+              <w:left w:color="cccccc" w:space="0" w:sz="4" w:val="single"/>
+              <w:bottom w:color="000000" w:space="0" w:sz="4" w:val="single"/>
+              <w:right w:color="000000" w:space="0" w:sz="4" w:val="single"/>
+            </w:tcBorders>
+            <w:shd w:fill="auto" w:val="clear"/>
+            <w:tcMar>
+              <w:top w:w="40.0" w:type="dxa"/>
+              <w:left w:w="40.0" w:type="dxa"/>
+              <w:bottom w:w="40.0" w:type="dxa"/>
+              <w:right w:w="40.0" w:type="dxa"/>
+            </w:tcMar>
+            <w:vAlign w:val="bottom"/>
+          </w:tcPr>
+          <w:p>
+            <w:pPr>
+              <w:widowControl w:val="0"/>
+              <w:rPr>
+                <w:sz w:val="20"/>
+                <w:szCs w:val="20"/>
+              </w:rPr>
+            </w:pPr>
+            <w:r>
+              <w:rPr>
+                <w:rFonts w:ascii="Calibri" w:cs="Calibri" w:eastAsia="Calibri" w:hAnsi="Calibri"/>
+                <w:sz w:val="24"/>
+                <w:szCs w:val="24"/>
+                <w:rtl w:val="0"/>
+              </w:rPr>
+              <w:t xml:space="preserve">Data validation, error handling, and code quality are present throughout the project</w:t>
+            </w:r>
+            <w:r>
+              <w:rPr>
+                <w:rtl w:val="0"/>
+              </w:rPr>
+            </w:r>
+          </w:p>
+        </w:tc>
+        <w:tc>
+          <w:tcPr>
+            <w:vMerge w:val="continue"/>
+            <w:tcBorders>
+              <w:top w:color="cccccc" w:space="0" w:sz="4" w:val="single"/>
+              <w:left w:color="cccccc" w:space="0" w:sz="4" w:val="single"/>
+              <w:bottom w:color="000000" w:space="0" w:sz="4" w:val="single"/>
+              <w:right w:color="000000" w:space="0" w:sz="4" w:val="single"/>
+            </w:tcBorders>
+            <w:shd w:fill="auto" w:val="clear"/>
+            <w:tcMar>
+              <w:top w:w="100.0" w:type="dxa"/>
+              <w:left w:w="100.0" w:type="dxa"/>
+              <w:bottom w:w="100.0" w:type="dxa"/>
+              <w:right w:w="100.0" w:type="dxa"/>
+            </w:tcMar>
+            <w:vAlign w:val="top"/>
+          </w:tcPr>
+          <w:p>
+            <w:pPr>
+              <w:widowControl w:val="0"/>
+              <w:rPr>
+                <w:sz w:val="20"/>
+                <w:szCs w:val="20"/>
+              </w:rPr>
+            </w:pPr>
+            <w:r>
+              <w:rPr>
+                <w:rtl w:val="0"/>
+              </w:rPr>
+            </w:r>
+          </w:p>
+        </w:tc>
+        <w:tc>
+          <w:tcPr>
+            <w:vMerge w:val="continue"/>
+            <w:tcBorders>
+              <w:top w:color="cccccc" w:space="0" w:sz="4" w:val="single"/>
+              <w:left w:color="cccccc" w:space="0" w:sz="4" w:val="single"/>
+              <w:bottom w:color="000000" w:space="0" w:sz="4" w:val="single"/>
+              <w:right w:color="000000" w:space="0" w:sz="4" w:val="single"/>
+            </w:tcBorders>
+            <w:shd w:fill="auto" w:val="clear"/>
+            <w:tcMar>
+              <w:top w:w="100.0" w:type="dxa"/>
+              <w:left w:w="100.0" w:type="dxa"/>
+              <w:bottom w:w="100.0" w:type="dxa"/>
+              <w:right w:w="100.0" w:type="dxa"/>
+            </w:tcMar>
+            <w:vAlign w:val="top"/>
+          </w:tcPr>
+          <w:p>
+            <w:pPr>
+              <w:widowControl w:val="0"/>
+              <w:rPr>
+                <w:sz w:val="20"/>
+                <w:szCs w:val="20"/>
+              </w:rPr>
+            </w:pPr>
+            <w:r>
+              <w:rPr>
+                <w:rtl w:val="0"/>
+              </w:rPr>
+            </w:r>
+          </w:p>
+        </w:tc>
+        <w:tc>
+          <w:tcPr>
+            <w:vMerge w:val="continue"/>
+            <w:tcBorders>
+              <w:top w:color="cccccc" w:space="0" w:sz="4" w:val="single"/>
+              <w:left w:color="cccccc" w:space="0" w:sz="4" w:val="single"/>
+              <w:bottom w:color="000000" w:space="0" w:sz="4" w:val="single"/>
+              <w:right w:color="000000" w:space="0" w:sz="4" w:val="single"/>
+            </w:tcBorders>
+            <w:shd w:fill="auto" w:val="clear"/>
+            <w:tcMar>
+              <w:top w:w="100.0" w:type="dxa"/>
+              <w:left w:w="100.0" w:type="dxa"/>
+              <w:bottom w:w="100.0" w:type="dxa"/>
+              <w:right w:w="100.0" w:type="dxa"/>
+            </w:tcMar>
+            <w:vAlign w:val="top"/>
+          </w:tcPr>
+          <w:p>
+            <w:pPr>
+              <w:widowControl w:val="0"/>
+              <w:rPr>
+                <w:sz w:val="20"/>
+                <w:szCs w:val="20"/>
+              </w:rPr>
+            </w:pPr>
+            <w:r>
+              <w:rPr>
+                <w:rtl w:val="0"/>
+              </w:rPr>
+            </w:r>
+          </w:p>
+        </w:tc>
+      </w:tr>
+      <w:tr>
+        <w:trPr>
+          <w:cantSplit w:val="0"/>
+          <w:trHeight w:val="360" w:hRule="atLeast"/>
+          <w:tblHeader w:val="0"/>
+        </w:trPr>
+        <w:tc>
+          <w:tcPr>
+            <w:tcBorders>
+              <w:top w:color="cccccc" w:space="0" w:sz="4" w:val="single"/>
+              <w:left w:color="000000" w:space="0" w:sz="4" w:val="single"/>
+              <w:bottom w:color="000000" w:space="0" w:sz="4" w:val="single"/>
+              <w:right w:color="000000" w:space="0" w:sz="4" w:val="single"/>
+            </w:tcBorders>
+            <w:shd w:fill="auto" w:val="clear"/>
+            <w:tcMar>
+              <w:top w:w="40.0" w:type="dxa"/>
+              <w:left w:w="40.0" w:type="dxa"/>
+              <w:bottom w:w="40.0" w:type="dxa"/>
+              <w:right w:w="40.0" w:type="dxa"/>
+            </w:tcMar>
+            <w:vAlign w:val="bottom"/>
+          </w:tcPr>
+          <w:p>
+            <w:pPr>
+              <w:widowControl w:val="0"/>
+              <w:jc w:val="right"/>
+              <w:rPr>
+                <w:sz w:val="20"/>
+                <w:szCs w:val="20"/>
+              </w:rPr>
+            </w:pPr>
+            <w:r>
+              <w:rPr>
+                <w:rFonts w:ascii="Calibri" w:cs="Calibri" w:eastAsia="Calibri" w:hAnsi="Calibri"/>
+                <w:sz w:val="24"/>
+                <w:szCs w:val="24"/>
+                <w:rtl w:val="0"/>
+              </w:rPr>
+              <w:t xml:space="preserve">0</w:t>
+            </w:r>
+            <w:r>
+              <w:rPr>
+                <w:rtl w:val="0"/>
+              </w:rPr>
+            </w:r>
+          </w:p>
+        </w:tc>
+        <w:tc>
+          <w:tcPr>
+            <w:tcBorders>
+              <w:top w:color="cccccc" w:space="0" w:sz="4" w:val="single"/>
+              <w:left w:color="cccccc" w:space="0" w:sz="4" w:val="single"/>
+              <w:bottom w:color="000000" w:space="0" w:sz="4" w:val="single"/>
+              <w:right w:color="000000" w:space="0" w:sz="4" w:val="single"/>
+            </w:tcBorders>
+            <w:shd w:fill="auto" w:val="clear"/>
+            <w:tcMar>
+              <w:top w:w="40.0" w:type="dxa"/>
+              <w:left w:w="40.0" w:type="dxa"/>
+              <w:bottom w:w="40.0" w:type="dxa"/>
+              <w:right w:w="40.0" w:type="dxa"/>
+            </w:tcMar>
+            <w:vAlign w:val="bottom"/>
+          </w:tcPr>
+          <w:p>
+            <w:pPr>
+              <w:widowControl w:val="0"/>
+              <w:rPr>
+                <w:sz w:val="20"/>
+                <w:szCs w:val="20"/>
+              </w:rPr>
+            </w:pPr>
+            <w:r>
+              <w:rPr>
+                <w:rtl w:val="0"/>
+              </w:rPr>
+            </w:r>
+          </w:p>
+        </w:tc>
+        <w:tc>
+          <w:tcPr>
+            <w:tcBorders>
+              <w:top w:color="cccccc" w:space="0" w:sz="4" w:val="single"/>
+              <w:left w:color="cccccc" w:space="0" w:sz="4" w:val="single"/>
+              <w:bottom w:color="000000" w:space="0" w:sz="4" w:val="single"/>
+              <w:right w:color="000000" w:space="0" w:sz="4" w:val="single"/>
+            </w:tcBorders>
+            <w:shd w:fill="auto" w:val="clear"/>
+            <w:tcMar>
+              <w:top w:w="40.0" w:type="dxa"/>
+              <w:left w:w="40.0" w:type="dxa"/>
+              <w:bottom w:w="40.0" w:type="dxa"/>
+              <w:right w:w="40.0" w:type="dxa"/>
+            </w:tcMar>
+            <w:vAlign w:val="bottom"/>
+          </w:tcPr>
+          <w:p>
+            <w:pPr>
+              <w:widowControl w:val="0"/>
+              <w:rPr>
+                <w:sz w:val="20"/>
+                <w:szCs w:val="20"/>
+              </w:rPr>
+            </w:pPr>
+            <w:r>
+              <w:rPr>
+                <w:rFonts w:ascii="Calibri" w:cs="Calibri" w:eastAsia="Calibri" w:hAnsi="Calibri"/>
+                <w:sz w:val="24"/>
+                <w:szCs w:val="24"/>
+                <w:rtl w:val="0"/>
+              </w:rPr>
+              <w:t xml:space="preserve">(BONUS) Up to 1 point for advanced or impressive use of React/.NET features</w:t>
+            </w:r>
+            <w:r>
+              <w:rPr>
+                <w:rtl w:val="0"/>
+              </w:rPr>
+            </w:r>
+          </w:p>
+        </w:tc>
+        <w:tc>
+          <w:tcPr>
+            <w:vMerge w:val="continue"/>
+            <w:tcBorders>
+              <w:top w:color="cccccc" w:space="0" w:sz="4" w:val="single"/>
+              <w:left w:color="cccccc" w:space="0" w:sz="4" w:val="single"/>
+              <w:bottom w:color="000000" w:space="0" w:sz="4" w:val="single"/>
+              <w:right w:color="000000" w:space="0" w:sz="4" w:val="single"/>
+            </w:tcBorders>
+            <w:shd w:fill="auto" w:val="clear"/>
+            <w:tcMar>
+              <w:top w:w="100.0" w:type="dxa"/>
+              <w:left w:w="100.0" w:type="dxa"/>
+              <w:bottom w:w="100.0" w:type="dxa"/>
+              <w:right w:w="100.0" w:type="dxa"/>
+            </w:tcMar>
+            <w:vAlign w:val="top"/>
+          </w:tcPr>
+          <w:p>
+            <w:pPr>
+              <w:widowControl w:val="0"/>
+              <w:rPr>
+                <w:sz w:val="20"/>
+                <w:szCs w:val="20"/>
+              </w:rPr>
+            </w:pPr>
+            <w:r>
+              <w:rPr>
+                <w:rtl w:val="0"/>
+              </w:rPr>
+            </w:r>
+          </w:p>
+        </w:tc>
+        <w:tc>
+          <w:tcPr>
+            <w:vMerge w:val="continue"/>
+            <w:tcBorders>
+              <w:top w:color="cccccc" w:space="0" w:sz="4" w:val="single"/>
+              <w:left w:color="cccccc" w:space="0" w:sz="4" w:val="single"/>
+              <w:bottom w:color="000000" w:space="0" w:sz="4" w:val="single"/>
+              <w:right w:color="000000" w:space="0" w:sz="4" w:val="single"/>
+            </w:tcBorders>
+            <w:shd w:fill="auto" w:val="clear"/>
+            <w:tcMar>
+              <w:top w:w="100.0" w:type="dxa"/>
+              <w:left w:w="100.0" w:type="dxa"/>
+              <w:bottom w:w="100.0" w:type="dxa"/>
+              <w:right w:w="100.0" w:type="dxa"/>
+            </w:tcMar>
+            <w:vAlign w:val="top"/>
+          </w:tcPr>
+          <w:p>
+            <w:pPr>
+              <w:widowControl w:val="0"/>
+              <w:rPr>
+                <w:sz w:val="20"/>
+                <w:szCs w:val="20"/>
+              </w:rPr>
+            </w:pPr>
+            <w:r>
+              <w:rPr>
+                <w:rtl w:val="0"/>
+              </w:rPr>
+            </w:r>
+          </w:p>
+        </w:tc>
+        <w:tc>
+          <w:tcPr>
+            <w:vMerge w:val="continue"/>
+            <w:tcBorders>
+              <w:top w:color="cccccc" w:space="0" w:sz="4" w:val="single"/>
+              <w:left w:color="cccccc" w:space="0" w:sz="4" w:val="single"/>
+              <w:bottom w:color="000000" w:space="0" w:sz="4" w:val="single"/>
+              <w:right w:color="000000" w:space="0" w:sz="4" w:val="single"/>
+            </w:tcBorders>
+            <w:shd w:fill="auto" w:val="clear"/>
+            <w:tcMar>
+              <w:top w:w="100.0" w:type="dxa"/>
+              <w:left w:w="100.0" w:type="dxa"/>
+              <w:bottom w:w="100.0" w:type="dxa"/>
+              <w:right w:w="100.0" w:type="dxa"/>
+            </w:tcMar>
+            <w:vAlign w:val="top"/>
+          </w:tcPr>
+          <w:p>
+            <w:pPr>
+              <w:widowControl w:val="0"/>
+              <w:rPr>
+                <w:sz w:val="20"/>
+                <w:szCs w:val="20"/>
+              </w:rPr>
+            </w:pPr>
+            <w:r>
+              <w:rPr>
+                <w:rtl w:val="0"/>
+              </w:rPr>
+            </w:r>
+          </w:p>
+        </w:tc>
+      </w:tr>
+      <w:tr>
+        <w:trPr>
+          <w:cantSplit w:val="0"/>
+          <w:trHeight w:val="360" w:hRule="atLeast"/>
+          <w:tblHeader w:val="0"/>
+        </w:trPr>
+        <w:tc>
+          <w:tcPr>
+            <w:tcBorders>
+              <w:top w:color="cccccc" w:space="0" w:sz="4" w:val="single"/>
+              <w:left w:color="cccccc" w:space="0" w:sz="4" w:val="single"/>
+              <w:bottom w:color="cccccc" w:space="0" w:sz="4" w:val="single"/>
+              <w:right w:color="cccccc" w:space="0" w:sz="4" w:val="single"/>
+            </w:tcBorders>
+            <w:shd w:fill="auto" w:val="clear"/>
+            <w:tcMar>
+              <w:top w:w="40.0" w:type="dxa"/>
+              <w:left w:w="40.0" w:type="dxa"/>
+              <w:bottom w:w="40.0" w:type="dxa"/>
+              <w:right w:w="40.0" w:type="dxa"/>
+            </w:tcMar>
+            <w:vAlign w:val="bottom"/>
+          </w:tcPr>
+          <w:p>
+            <w:pPr>
+              <w:widowControl w:val="0"/>
+              <w:jc w:val="right"/>
+              <w:rPr>
+                <w:sz w:val="20"/>
+                <w:szCs w:val="20"/>
+              </w:rPr>
+            </w:pPr>
+            <w:r>
+              <w:rPr>
+                <w:rFonts w:ascii="Calibri" w:cs="Calibri" w:eastAsia="Calibri" w:hAnsi="Calibri"/>
+                <w:sz w:val="24"/>
+                <w:szCs w:val="24"/>
+                <w:rtl w:val="0"/>
+              </w:rPr>
+              <w:t xml:space="preserve">20</w:t>
+            </w:r>
+            <w:r>
+              <w:rPr>
+                <w:rtl w:val="0"/>
+              </w:rPr>
+            </w:r>
+          </w:p>
+        </w:tc>
+        <w:tc>
+          <w:tcPr>
+            <w:tcBorders>
+              <w:top w:color="cccccc" w:space="0" w:sz="4" w:val="single"/>
+              <w:left w:color="cccccc" w:space="0" w:sz="4" w:val="single"/>
+              <w:bottom w:color="cccccc" w:space="0" w:sz="4" w:val="single"/>
+              <w:right w:color="cccccc" w:space="0" w:sz="4" w:val="single"/>
+            </w:tcBorders>
+            <w:shd w:fill="auto" w:val="clear"/>
+            <w:tcMar>
+              <w:top w:w="40.0" w:type="dxa"/>
+              <w:left w:w="40.0" w:type="dxa"/>
+              <w:bottom w:w="40.0" w:type="dxa"/>
+              <w:right w:w="40.0" w:type="dxa"/>
+            </w:tcMar>
+            <w:vAlign w:val="bottom"/>
+          </w:tcPr>
+          <w:p>
+            <w:pPr>
+              <w:widowControl w:val="0"/>
+              <w:jc w:val="right"/>
+              <w:rPr>
+                <w:sz w:val="20"/>
+                <w:szCs w:val="20"/>
+              </w:rPr>
+            </w:pPr>
+            <w:r>
+              <w:rPr>
+                <w:rFonts w:ascii="Calibri" w:cs="Calibri" w:eastAsia="Calibri" w:hAnsi="Calibri"/>
+                <w:sz w:val="24"/>
+                <w:szCs w:val="24"/>
+                <w:rtl w:val="0"/>
+              </w:rPr>
+              <w:t xml:space="preserve">0</w:t>
+            </w:r>
+            <w:r>
+              <w:rPr>
+                <w:rtl w:val="0"/>
+              </w:rPr>
+            </w:r>
+          </w:p>
+        </w:tc>
+        <w:tc>
+          <w:tcPr>
+            <w:tcBorders>
+              <w:top w:color="cccccc" w:space="0" w:sz="4" w:val="single"/>
+              <w:left w:color="cccccc" w:space="0" w:sz="4" w:val="single"/>
+              <w:bottom w:color="cccccc" w:space="0" w:sz="4" w:val="single"/>
+              <w:right w:color="cccccc" w:space="0" w:sz="4" w:val="single"/>
+            </w:tcBorders>
+            <w:shd w:fill="auto" w:val="clear"/>
+            <w:tcMar>
+              <w:top w:w="40.0" w:type="dxa"/>
+              <w:left w:w="40.0" w:type="dxa"/>
+              <w:bottom w:w="40.0" w:type="dxa"/>
+              <w:right w:w="40.0" w:type="dxa"/>
+            </w:tcMar>
+            <w:vAlign w:val="bottom"/>
+          </w:tcPr>
+          <w:p>
+            <w:pPr>
+              <w:widowControl w:val="0"/>
+              <w:rPr>
+                <w:sz w:val="20"/>
+                <w:szCs w:val="20"/>
+              </w:rPr>
+            </w:pPr>
+            <w:r>
+              <w:rPr>
+                <w:rtl w:val="0"/>
+              </w:rPr>
+            </w:r>
+          </w:p>
+        </w:tc>
+        <w:tc>
+          <w:tcPr>
+            <w:tcBorders>
+              <w:top w:color="cccccc" w:space="0" w:sz="4" w:val="single"/>
+              <w:left w:color="cccccc" w:space="0" w:sz="4" w:val="single"/>
+              <w:bottom w:color="cccccc" w:space="0" w:sz="4" w:val="single"/>
+              <w:right w:color="cccccc" w:space="0" w:sz="4" w:val="single"/>
+            </w:tcBorders>
+            <w:shd w:fill="auto" w:val="clear"/>
+            <w:tcMar>
+              <w:top w:w="40.0" w:type="dxa"/>
+              <w:left w:w="40.0" w:type="dxa"/>
+              <w:bottom w:w="40.0" w:type="dxa"/>
+              <w:right w:w="40.0" w:type="dxa"/>
+            </w:tcMar>
+            <w:vAlign w:val="bottom"/>
+          </w:tcPr>
+          <w:p>
+            <w:pPr>
+              <w:widowControl w:val="0"/>
+              <w:rPr>
+                <w:sz w:val="20"/>
+                <w:szCs w:val="20"/>
+              </w:rPr>
+            </w:pPr>
+            <w:r>
+              <w:rPr>
+                <w:rtl w:val="0"/>
+              </w:rPr>
+            </w:r>
+          </w:p>
+        </w:tc>
+        <w:tc>
+          <w:tcPr>
+            <w:tcBorders>
+              <w:top w:color="cccccc" w:space="0" w:sz="4" w:val="single"/>
+              <w:left w:color="cccccc" w:space="0" w:sz="4" w:val="single"/>
+              <w:bottom w:color="cccccc" w:space="0" w:sz="4" w:val="single"/>
+              <w:right w:color="cccccc" w:space="0" w:sz="4" w:val="single"/>
+            </w:tcBorders>
+            <w:shd w:fill="auto" w:val="clear"/>
+            <w:tcMar>
+              <w:top w:w="40.0" w:type="dxa"/>
+              <w:left w:w="40.0" w:type="dxa"/>
+              <w:bottom w:w="40.0" w:type="dxa"/>
+              <w:right w:w="40.0" w:type="dxa"/>
+            </w:tcMar>
+            <w:vAlign w:val="bottom"/>
+          </w:tcPr>
+          <w:p>
+            <w:pPr>
+              <w:widowControl w:val="0"/>
+              <w:rPr>
+                <w:sz w:val="20"/>
+                <w:szCs w:val="20"/>
+              </w:rPr>
+            </w:pPr>
+            <w:r>
+              <w:rPr>
+                <w:rtl w:val="0"/>
+              </w:rPr>
+            </w:r>
+          </w:p>
+        </w:tc>
+        <w:tc>
+          <w:tcPr>
+            <w:tcBorders>
+              <w:top w:color="cccccc" w:space="0" w:sz="4" w:val="single"/>
+              <w:left w:color="cccccc" w:space="0" w:sz="4" w:val="single"/>
+              <w:bottom w:color="cccccc" w:space="0" w:sz="4" w:val="single"/>
+              <w:right w:color="cccccc" w:space="0" w:sz="4" w:val="single"/>
+            </w:tcBorders>
+            <w:shd w:fill="auto" w:val="clear"/>
+            <w:tcMar>
+              <w:top w:w="40.0" w:type="dxa"/>
+              <w:left w:w="40.0" w:type="dxa"/>
+              <w:bottom w:w="40.0" w:type="dxa"/>
+              <w:right w:w="40.0" w:type="dxa"/>
+            </w:tcMar>
+            <w:vAlign w:val="bottom"/>
+          </w:tcPr>
+          <w:p>
+            <w:pPr>
+              <w:widowControl w:val="0"/>
+              <w:rPr>
+                <w:sz w:val="20"/>
+                <w:szCs w:val="20"/>
+              </w:rPr>
+            </w:pPr>
+            <w:r>
+              <w:rPr>
+                <w:rtl w:val="0"/>
+              </w:rPr>
+            </w:r>
+          </w:p>
+        </w:tc>
+      </w:tr>
+    </w:tbl>
+    <w:p>
+      <w:pPr>
+        <w:pBdr>
+          <w:left w:color="auto" w:space="0" w:sz="0" w:val="none"/>
+          <w:right w:color="auto" w:space="0" w:sz="0" w:val="none"/>
+        </w:pBdr>
+        <w:rPr>
+          <w:rFonts w:ascii="Calibri" w:cs="Calibri" w:eastAsia="Calibri" w:hAnsi="Calibri"/>
+          <w:sz w:val="24"/>
+          <w:szCs w:val="24"/>
+        </w:rPr>
+      </w:pPr>
+      <w:r>
+        <w:rPr>
+          <w:rtl w:val="0"/>
+        </w:rPr>
+      </w:r>
+    </w:p>
+    <w:p>
+      <w:pPr>
+        <w:pBdr>
+          <w:left w:color="auto" w:space="0" w:sz="0" w:val="none"/>
+          <w:right w:color="auto" w:space="0" w:sz="0" w:val="none"/>
+        </w:pBdr>
+        <w:rPr>
+          <w:rFonts w:ascii="Calibri" w:cs="Calibri" w:eastAsia="Calibri" w:hAnsi="Calibri"/>
+          <w:sz w:val="24"/>
+          <w:szCs w:val="24"/>
+        </w:rPr>
+      </w:pPr>
+      <w:r>
+        <w:rPr>
+          <w:rtl w:val="0"/>
+        </w:rPr>
       </w:r>
     </w:p>
     <w:p>
@@ -3321,7 +7728,7 @@
       <w:pPr>
         <w:numPr>
           <w:ilvl w:val="0"/>
-          <w:numId w:val="75"/>
+          <w:numId w:val="76"/>
         </w:numPr>
         <w:spacing w:after="0" w:afterAutospacing="0" w:before="0" w:beforeAutospacing="0" w:lineRule="auto"/>
         <w:ind w:left="2520" w:hanging="360"/>
@@ -3506,7 +7913,7 @@
     </w:p>
     <w:tbl>
       <w:tblPr>
-        <w:tblStyle w:val="Table1"/>
+        <w:tblStyle w:val="Table2"/>
         <w:tblW w:w="8950.0" w:type="dxa"/>
         <w:jc w:val="left"/>
         <w:tblBorders>
@@ -6609,7 +11016,7 @@
     </w:p>
     <w:tbl>
       <w:tblPr>
-        <w:tblStyle w:val="Table2"/>
+        <w:tblStyle w:val="Table3"/>
         <w:tblW w:w="9135.0" w:type="dxa"/>
         <w:jc w:val="left"/>
         <w:tblBorders>
@@ -8011,7 +12418,7 @@
       <w:pPr>
         <w:numPr>
           <w:ilvl w:val="0"/>
-          <w:numId w:val="76"/>
+          <w:numId w:val="77"/>
         </w:numPr>
         <w:spacing w:after="0" w:afterAutospacing="0" w:before="0" w:beforeAutospacing="0" w:lineRule="auto"/>
         <w:ind w:left="2700" w:hanging="360"/>
@@ -8360,7 +12767,4056 @@
         <w:rPr>
           <w:rtl w:val="0"/>
         </w:rPr>
-        <w:t xml:space="preserve">Presentation </w:t>
+        <w:t xml:space="preserve">Presentation</w:t>
+      </w:r>
+    </w:p>
+    <w:p>
+      <w:pPr>
+        <w:pStyle w:val="Heading3"/>
+        <w:rPr/>
+      </w:pPr>
+      <w:bookmarkStart w:colFirst="0" w:colLast="0" w:name="_icxz84glldca" w:id="24"/>
+      <w:bookmarkEnd w:id="24"/>
+      <w:r>
+        <w:rPr>
+          <w:rtl w:val="0"/>
+        </w:rPr>
+        <w:t xml:space="preserve">Schedule</w:t>
+      </w:r>
+    </w:p>
+    <w:p>
+      <w:pPr>
+        <w:pBdr>
+          <w:left w:color="auto" w:space="0" w:sz="0" w:val="none"/>
+          <w:right w:color="auto" w:space="0" w:sz="0" w:val="none"/>
+        </w:pBdr>
+        <w:rPr>
+          <w:rFonts w:ascii="Calibri" w:cs="Calibri" w:eastAsia="Calibri" w:hAnsi="Calibri"/>
+        </w:rPr>
+      </w:pPr>
+      <w:r>
+        <w:rPr>
+          <w:rtl w:val="0"/>
+        </w:rPr>
+      </w:r>
+    </w:p>
+    <w:tbl>
+      <w:tblPr>
+        <w:tblStyle w:val="Table4"/>
+        <w:tblW w:w="9645.0" w:type="dxa"/>
+        <w:jc w:val="left"/>
+        <w:tblInd w:w="-255.0" w:type="dxa"/>
+        <w:tblBorders>
+          <w:top w:color="000000" w:space="0" w:sz="0" w:val="nil"/>
+          <w:left w:color="000000" w:space="0" w:sz="0" w:val="nil"/>
+          <w:bottom w:color="000000" w:space="0" w:sz="0" w:val="nil"/>
+          <w:right w:color="000000" w:space="0" w:sz="0" w:val="nil"/>
+          <w:insideH w:color="000000" w:space="0" w:sz="0" w:val="nil"/>
+          <w:insideV w:color="000000" w:space="0" w:sz="0" w:val="nil"/>
+        </w:tblBorders>
+        <w:tblLayout w:type="fixed"/>
+        <w:tblLook w:val="0600"/>
+      </w:tblPr>
+      <w:tblGrid>
+        <w:gridCol w:w="1320"/>
+        <w:gridCol w:w="585"/>
+        <w:gridCol w:w="630"/>
+        <w:gridCol w:w="630"/>
+        <w:gridCol w:w="630"/>
+        <w:gridCol w:w="630"/>
+        <w:gridCol w:w="630"/>
+        <w:gridCol w:w="765"/>
+        <w:gridCol w:w="765"/>
+        <w:gridCol w:w="765"/>
+        <w:gridCol w:w="765"/>
+        <w:gridCol w:w="765"/>
+        <w:gridCol w:w="765"/>
+        <w:tblGridChange w:id="0">
+          <w:tblGrid>
+            <w:gridCol w:w="1320"/>
+            <w:gridCol w:w="585"/>
+            <w:gridCol w:w="630"/>
+            <w:gridCol w:w="630"/>
+            <w:gridCol w:w="630"/>
+            <w:gridCol w:w="630"/>
+            <w:gridCol w:w="630"/>
+            <w:gridCol w:w="765"/>
+            <w:gridCol w:w="765"/>
+            <w:gridCol w:w="765"/>
+            <w:gridCol w:w="765"/>
+            <w:gridCol w:w="765"/>
+            <w:gridCol w:w="765"/>
+          </w:tblGrid>
+        </w:tblGridChange>
+      </w:tblGrid>
+      <w:tr>
+        <w:trPr>
+          <w:cantSplit w:val="0"/>
+          <w:trHeight w:val="390" w:hRule="atLeast"/>
+          <w:tblHeader w:val="0"/>
+        </w:trPr>
+        <w:tc>
+          <w:tcPr>
+            <w:tcBorders>
+              <w:top w:color="cccccc" w:space="0" w:sz="5" w:val="single"/>
+              <w:left w:color="cccccc" w:space="0" w:sz="5" w:val="single"/>
+              <w:bottom w:color="cccccc" w:space="0" w:sz="5" w:val="single"/>
+              <w:right w:color="000000" w:space="0" w:sz="5" w:val="single"/>
+            </w:tcBorders>
+            <w:tcMar>
+              <w:top w:w="40.0" w:type="dxa"/>
+              <w:left w:w="40.0" w:type="dxa"/>
+              <w:bottom w:w="40.0" w:type="dxa"/>
+              <w:right w:w="40.0" w:type="dxa"/>
+            </w:tcMar>
+            <w:vAlign w:val="bottom"/>
+          </w:tcPr>
+          <w:p>
+            <w:pPr>
+              <w:widowControl w:val="0"/>
+              <w:rPr>
+                <w:sz w:val="20"/>
+                <w:szCs w:val="20"/>
+              </w:rPr>
+            </w:pPr>
+            <w:r>
+              <w:rPr>
+                <w:rtl w:val="0"/>
+              </w:rPr>
+            </w:r>
+          </w:p>
+        </w:tc>
+        <w:tc>
+          <w:tcPr>
+            <w:gridSpan w:val="12"/>
+            <w:tcBorders>
+              <w:top w:color="000000" w:space="0" w:sz="5" w:val="single"/>
+              <w:left w:color="cccccc" w:space="0" w:sz="5" w:val="single"/>
+              <w:bottom w:color="000000" w:space="0" w:sz="5" w:val="single"/>
+              <w:right w:color="000000" w:space="0" w:sz="5" w:val="single"/>
+            </w:tcBorders>
+            <w:tcMar>
+              <w:top w:w="40.0" w:type="dxa"/>
+              <w:left w:w="40.0" w:type="dxa"/>
+              <w:bottom w:w="40.0" w:type="dxa"/>
+              <w:right w:w="40.0" w:type="dxa"/>
+            </w:tcMar>
+            <w:vAlign w:val="bottom"/>
+          </w:tcPr>
+          <w:p>
+            <w:pPr>
+              <w:widowControl w:val="0"/>
+              <w:jc w:val="center"/>
+              <w:rPr>
+                <w:sz w:val="20"/>
+                <w:szCs w:val="20"/>
+              </w:rPr>
+            </w:pPr>
+            <w:r>
+              <w:rPr>
+                <w:rFonts w:ascii="Calibri" w:cs="Calibri" w:eastAsia="Calibri" w:hAnsi="Calibri"/>
+                <w:b w:val="1"/>
+                <w:bCs w:val="1"/>
+                <w:sz w:val="28"/>
+                <w:szCs w:val="28"/>
+                <w:rtl w:val="0"/>
+              </w:rPr>
+              <w:t xml:space="preserve">Team Presentation Assignments</w:t>
+            </w:r>
+            <w:r>
+              <w:rPr>
+                <w:rtl w:val="0"/>
+              </w:rPr>
+            </w:r>
+          </w:p>
+        </w:tc>
+      </w:tr>
+      <w:tr>
+        <w:trPr>
+          <w:cantSplit w:val="0"/>
+          <w:trHeight w:val="315" w:hRule="atLeast"/>
+          <w:tblHeader w:val="0"/>
+        </w:trPr>
+        <w:tc>
+          <w:tcPr>
+            <w:tcBorders>
+              <w:top w:color="cccccc" w:space="0" w:sz="5" w:val="single"/>
+              <w:left w:color="cccccc" w:space="0" w:sz="5" w:val="single"/>
+              <w:bottom w:color="cccccc" w:space="0" w:sz="5" w:val="single"/>
+              <w:right w:color="000000" w:space="0" w:sz="5" w:val="single"/>
+            </w:tcBorders>
+            <w:shd w:fill="auto" w:val="clear"/>
+            <w:tcMar>
+              <w:top w:w="40.0" w:type="dxa"/>
+              <w:left w:w="40.0" w:type="dxa"/>
+              <w:bottom w:w="40.0" w:type="dxa"/>
+              <w:right w:w="40.0" w:type="dxa"/>
+            </w:tcMar>
+            <w:vAlign w:val="bottom"/>
+          </w:tcPr>
+          <w:p>
+            <w:pPr>
+              <w:widowControl w:val="0"/>
+              <w:rPr>
+                <w:sz w:val="20"/>
+                <w:szCs w:val="20"/>
+              </w:rPr>
+            </w:pPr>
+            <w:r>
+              <w:rPr>
+                <w:rtl w:val="0"/>
+              </w:rPr>
+            </w:r>
+          </w:p>
+        </w:tc>
+        <w:tc>
+          <w:tcPr>
+            <w:tcBorders>
+              <w:top w:color="cccccc" w:space="0" w:sz="5" w:val="single"/>
+              <w:left w:color="cccccc" w:space="0" w:sz="5" w:val="single"/>
+              <w:bottom w:color="000000" w:space="0" w:sz="5" w:val="single"/>
+              <w:right w:color="cccccc" w:space="0" w:sz="5" w:val="single"/>
+            </w:tcBorders>
+            <w:shd w:fill="auto" w:val="clear"/>
+            <w:tcMar>
+              <w:top w:w="40.0" w:type="dxa"/>
+              <w:left w:w="40.0" w:type="dxa"/>
+              <w:bottom w:w="40.0" w:type="dxa"/>
+              <w:right w:w="40.0" w:type="dxa"/>
+            </w:tcMar>
+            <w:vAlign w:val="bottom"/>
+          </w:tcPr>
+          <w:p>
+            <w:pPr>
+              <w:widowControl w:val="0"/>
+              <w:jc w:val="center"/>
+              <w:rPr>
+                <w:sz w:val="20"/>
+                <w:szCs w:val="20"/>
+              </w:rPr>
+            </w:pPr>
+            <w:r>
+              <w:rPr>
+                <w:rFonts w:ascii="Calibri" w:cs="Calibri" w:eastAsia="Calibri" w:hAnsi="Calibri"/>
+                <w:b w:val="1"/>
+                <w:bCs w:val="1"/>
+                <w:rtl w:val="0"/>
+              </w:rPr>
+              <w:t xml:space="preserve">1</w:t>
+            </w:r>
+            <w:r>
+              <w:rPr>
+                <w:rtl w:val="0"/>
+              </w:rPr>
+            </w:r>
+          </w:p>
+        </w:tc>
+        <w:tc>
+          <w:tcPr>
+            <w:tcBorders>
+              <w:top w:color="cccccc" w:space="0" w:sz="5" w:val="single"/>
+              <w:left w:color="cccccc" w:space="0" w:sz="5" w:val="single"/>
+              <w:bottom w:color="000000" w:space="0" w:sz="5" w:val="single"/>
+              <w:right w:color="cccccc" w:space="0" w:sz="5" w:val="single"/>
+            </w:tcBorders>
+            <w:shd w:fill="auto" w:val="clear"/>
+            <w:tcMar>
+              <w:top w:w="40.0" w:type="dxa"/>
+              <w:left w:w="40.0" w:type="dxa"/>
+              <w:bottom w:w="40.0" w:type="dxa"/>
+              <w:right w:w="40.0" w:type="dxa"/>
+            </w:tcMar>
+            <w:vAlign w:val="bottom"/>
+          </w:tcPr>
+          <w:p>
+            <w:pPr>
+              <w:widowControl w:val="0"/>
+              <w:jc w:val="center"/>
+              <w:rPr>
+                <w:sz w:val="20"/>
+                <w:szCs w:val="20"/>
+              </w:rPr>
+            </w:pPr>
+            <w:r>
+              <w:rPr>
+                <w:rFonts w:ascii="Calibri" w:cs="Calibri" w:eastAsia="Calibri" w:hAnsi="Calibri"/>
+                <w:b w:val="1"/>
+                <w:bCs w:val="1"/>
+                <w:rtl w:val="0"/>
+              </w:rPr>
+              <w:t xml:space="preserve">2</w:t>
+            </w:r>
+            <w:r>
+              <w:rPr>
+                <w:rtl w:val="0"/>
+              </w:rPr>
+            </w:r>
+          </w:p>
+        </w:tc>
+        <w:tc>
+          <w:tcPr>
+            <w:tcBorders>
+              <w:top w:color="cccccc" w:space="0" w:sz="5" w:val="single"/>
+              <w:left w:color="cccccc" w:space="0" w:sz="5" w:val="single"/>
+              <w:bottom w:color="000000" w:space="0" w:sz="5" w:val="single"/>
+              <w:right w:color="cccccc" w:space="0" w:sz="5" w:val="single"/>
+            </w:tcBorders>
+            <w:shd w:fill="auto" w:val="clear"/>
+            <w:tcMar>
+              <w:top w:w="40.0" w:type="dxa"/>
+              <w:left w:w="40.0" w:type="dxa"/>
+              <w:bottom w:w="40.0" w:type="dxa"/>
+              <w:right w:w="40.0" w:type="dxa"/>
+            </w:tcMar>
+            <w:vAlign w:val="bottom"/>
+          </w:tcPr>
+          <w:p>
+            <w:pPr>
+              <w:widowControl w:val="0"/>
+              <w:jc w:val="center"/>
+              <w:rPr>
+                <w:sz w:val="20"/>
+                <w:szCs w:val="20"/>
+              </w:rPr>
+            </w:pPr>
+            <w:r>
+              <w:rPr>
+                <w:rFonts w:ascii="Calibri" w:cs="Calibri" w:eastAsia="Calibri" w:hAnsi="Calibri"/>
+                <w:b w:val="1"/>
+                <w:bCs w:val="1"/>
+                <w:rtl w:val="0"/>
+              </w:rPr>
+              <w:t xml:space="preserve">3</w:t>
+            </w:r>
+            <w:r>
+              <w:rPr>
+                <w:rtl w:val="0"/>
+              </w:rPr>
+            </w:r>
+          </w:p>
+        </w:tc>
+        <w:tc>
+          <w:tcPr>
+            <w:tcBorders>
+              <w:top w:color="cccccc" w:space="0" w:sz="5" w:val="single"/>
+              <w:left w:color="cccccc" w:space="0" w:sz="5" w:val="single"/>
+              <w:bottom w:color="000000" w:space="0" w:sz="5" w:val="single"/>
+              <w:right w:color="cccccc" w:space="0" w:sz="5" w:val="single"/>
+            </w:tcBorders>
+            <w:shd w:fill="auto" w:val="clear"/>
+            <w:tcMar>
+              <w:top w:w="40.0" w:type="dxa"/>
+              <w:left w:w="40.0" w:type="dxa"/>
+              <w:bottom w:w="40.0" w:type="dxa"/>
+              <w:right w:w="40.0" w:type="dxa"/>
+            </w:tcMar>
+            <w:vAlign w:val="bottom"/>
+          </w:tcPr>
+          <w:p>
+            <w:pPr>
+              <w:widowControl w:val="0"/>
+              <w:jc w:val="center"/>
+              <w:rPr>
+                <w:sz w:val="20"/>
+                <w:szCs w:val="20"/>
+              </w:rPr>
+            </w:pPr>
+            <w:r>
+              <w:rPr>
+                <w:rFonts w:ascii="Calibri" w:cs="Calibri" w:eastAsia="Calibri" w:hAnsi="Calibri"/>
+                <w:b w:val="1"/>
+                <w:bCs w:val="1"/>
+                <w:rtl w:val="0"/>
+              </w:rPr>
+              <w:t xml:space="preserve">4</w:t>
+            </w:r>
+            <w:r>
+              <w:rPr>
+                <w:rtl w:val="0"/>
+              </w:rPr>
+            </w:r>
+          </w:p>
+        </w:tc>
+        <w:tc>
+          <w:tcPr>
+            <w:tcBorders>
+              <w:top w:color="cccccc" w:space="0" w:sz="5" w:val="single"/>
+              <w:left w:color="cccccc" w:space="0" w:sz="5" w:val="single"/>
+              <w:bottom w:color="000000" w:space="0" w:sz="5" w:val="single"/>
+              <w:right w:color="cccccc" w:space="0" w:sz="5" w:val="single"/>
+            </w:tcBorders>
+            <w:shd w:fill="auto" w:val="clear"/>
+            <w:tcMar>
+              <w:top w:w="40.0" w:type="dxa"/>
+              <w:left w:w="40.0" w:type="dxa"/>
+              <w:bottom w:w="40.0" w:type="dxa"/>
+              <w:right w:w="40.0" w:type="dxa"/>
+            </w:tcMar>
+            <w:vAlign w:val="bottom"/>
+          </w:tcPr>
+          <w:p>
+            <w:pPr>
+              <w:widowControl w:val="0"/>
+              <w:jc w:val="center"/>
+              <w:rPr>
+                <w:sz w:val="20"/>
+                <w:szCs w:val="20"/>
+              </w:rPr>
+            </w:pPr>
+            <w:r>
+              <w:rPr>
+                <w:rFonts w:ascii="Calibri" w:cs="Calibri" w:eastAsia="Calibri" w:hAnsi="Calibri"/>
+                <w:b w:val="1"/>
+                <w:bCs w:val="1"/>
+                <w:rtl w:val="0"/>
+              </w:rPr>
+              <w:t xml:space="preserve">5</w:t>
+            </w:r>
+            <w:r>
+              <w:rPr>
+                <w:rtl w:val="0"/>
+              </w:rPr>
+            </w:r>
+          </w:p>
+        </w:tc>
+        <w:tc>
+          <w:tcPr>
+            <w:tcBorders>
+              <w:top w:color="cccccc" w:space="0" w:sz="5" w:val="single"/>
+              <w:left w:color="cccccc" w:space="0" w:sz="5" w:val="single"/>
+              <w:bottom w:color="000000" w:space="0" w:sz="5" w:val="single"/>
+              <w:right w:color="cccccc" w:space="0" w:sz="5" w:val="single"/>
+            </w:tcBorders>
+            <w:shd w:fill="auto" w:val="clear"/>
+            <w:tcMar>
+              <w:top w:w="40.0" w:type="dxa"/>
+              <w:left w:w="40.0" w:type="dxa"/>
+              <w:bottom w:w="40.0" w:type="dxa"/>
+              <w:right w:w="40.0" w:type="dxa"/>
+            </w:tcMar>
+            <w:vAlign w:val="bottom"/>
+          </w:tcPr>
+          <w:p>
+            <w:pPr>
+              <w:widowControl w:val="0"/>
+              <w:jc w:val="center"/>
+              <w:rPr>
+                <w:sz w:val="20"/>
+                <w:szCs w:val="20"/>
+              </w:rPr>
+            </w:pPr>
+            <w:r>
+              <w:rPr>
+                <w:rFonts w:ascii="Calibri" w:cs="Calibri" w:eastAsia="Calibri" w:hAnsi="Calibri"/>
+                <w:b w:val="1"/>
+                <w:bCs w:val="1"/>
+                <w:rtl w:val="0"/>
+              </w:rPr>
+              <w:t xml:space="preserve">6</w:t>
+            </w:r>
+            <w:r>
+              <w:rPr>
+                <w:rtl w:val="0"/>
+              </w:rPr>
+            </w:r>
+          </w:p>
+        </w:tc>
+        <w:tc>
+          <w:tcPr>
+            <w:tcBorders>
+              <w:top w:color="cccccc" w:space="0" w:sz="5" w:val="single"/>
+              <w:left w:color="cccccc" w:space="0" w:sz="5" w:val="single"/>
+              <w:bottom w:color="000000" w:space="0" w:sz="5" w:val="single"/>
+              <w:right w:color="cccccc" w:space="0" w:sz="5" w:val="single"/>
+            </w:tcBorders>
+            <w:shd w:fill="auto" w:val="clear"/>
+            <w:tcMar>
+              <w:top w:w="40.0" w:type="dxa"/>
+              <w:left w:w="40.0" w:type="dxa"/>
+              <w:bottom w:w="40.0" w:type="dxa"/>
+              <w:right w:w="40.0" w:type="dxa"/>
+            </w:tcMar>
+            <w:vAlign w:val="bottom"/>
+          </w:tcPr>
+          <w:p>
+            <w:pPr>
+              <w:widowControl w:val="0"/>
+              <w:jc w:val="center"/>
+              <w:rPr>
+                <w:sz w:val="20"/>
+                <w:szCs w:val="20"/>
+              </w:rPr>
+            </w:pPr>
+            <w:r>
+              <w:rPr>
+                <w:rFonts w:ascii="Calibri" w:cs="Calibri" w:eastAsia="Calibri" w:hAnsi="Calibri"/>
+                <w:b w:val="1"/>
+                <w:bCs w:val="1"/>
+                <w:rtl w:val="0"/>
+              </w:rPr>
+              <w:t xml:space="preserve">7</w:t>
+            </w:r>
+            <w:r>
+              <w:rPr>
+                <w:rtl w:val="0"/>
+              </w:rPr>
+            </w:r>
+          </w:p>
+        </w:tc>
+        <w:tc>
+          <w:tcPr>
+            <w:tcBorders>
+              <w:top w:color="cccccc" w:space="0" w:sz="5" w:val="single"/>
+              <w:left w:color="cccccc" w:space="0" w:sz="5" w:val="single"/>
+              <w:bottom w:color="000000" w:space="0" w:sz="5" w:val="single"/>
+              <w:right w:color="cccccc" w:space="0" w:sz="5" w:val="single"/>
+            </w:tcBorders>
+            <w:shd w:fill="auto" w:val="clear"/>
+            <w:tcMar>
+              <w:top w:w="40.0" w:type="dxa"/>
+              <w:left w:w="40.0" w:type="dxa"/>
+              <w:bottom w:w="40.0" w:type="dxa"/>
+              <w:right w:w="40.0" w:type="dxa"/>
+            </w:tcMar>
+            <w:vAlign w:val="bottom"/>
+          </w:tcPr>
+          <w:p>
+            <w:pPr>
+              <w:widowControl w:val="0"/>
+              <w:jc w:val="center"/>
+              <w:rPr>
+                <w:sz w:val="20"/>
+                <w:szCs w:val="20"/>
+              </w:rPr>
+            </w:pPr>
+            <w:r>
+              <w:rPr>
+                <w:rFonts w:ascii="Calibri" w:cs="Calibri" w:eastAsia="Calibri" w:hAnsi="Calibri"/>
+                <w:b w:val="1"/>
+                <w:bCs w:val="1"/>
+                <w:rtl w:val="0"/>
+              </w:rPr>
+              <w:t xml:space="preserve">8</w:t>
+            </w:r>
+            <w:r>
+              <w:rPr>
+                <w:rtl w:val="0"/>
+              </w:rPr>
+            </w:r>
+          </w:p>
+        </w:tc>
+        <w:tc>
+          <w:tcPr>
+            <w:tcBorders>
+              <w:top w:color="cccccc" w:space="0" w:sz="5" w:val="single"/>
+              <w:left w:color="cccccc" w:space="0" w:sz="5" w:val="single"/>
+              <w:bottom w:color="000000" w:space="0" w:sz="5" w:val="single"/>
+              <w:right w:color="cccccc" w:space="0" w:sz="5" w:val="single"/>
+            </w:tcBorders>
+            <w:shd w:fill="auto" w:val="clear"/>
+            <w:tcMar>
+              <w:top w:w="40.0" w:type="dxa"/>
+              <w:left w:w="40.0" w:type="dxa"/>
+              <w:bottom w:w="40.0" w:type="dxa"/>
+              <w:right w:w="40.0" w:type="dxa"/>
+            </w:tcMar>
+            <w:vAlign w:val="bottom"/>
+          </w:tcPr>
+          <w:p>
+            <w:pPr>
+              <w:widowControl w:val="0"/>
+              <w:jc w:val="center"/>
+              <w:rPr>
+                <w:sz w:val="20"/>
+                <w:szCs w:val="20"/>
+              </w:rPr>
+            </w:pPr>
+            <w:r>
+              <w:rPr>
+                <w:rFonts w:ascii="Calibri" w:cs="Calibri" w:eastAsia="Calibri" w:hAnsi="Calibri"/>
+                <w:b w:val="1"/>
+                <w:bCs w:val="1"/>
+                <w:rtl w:val="0"/>
+              </w:rPr>
+              <w:t xml:space="preserve">9</w:t>
+            </w:r>
+            <w:r>
+              <w:rPr>
+                <w:rtl w:val="0"/>
+              </w:rPr>
+            </w:r>
+          </w:p>
+        </w:tc>
+        <w:tc>
+          <w:tcPr>
+            <w:tcBorders>
+              <w:top w:color="cccccc" w:space="0" w:sz="5" w:val="single"/>
+              <w:left w:color="cccccc" w:space="0" w:sz="5" w:val="single"/>
+              <w:bottom w:color="000000" w:space="0" w:sz="5" w:val="single"/>
+              <w:right w:color="cccccc" w:space="0" w:sz="5" w:val="single"/>
+            </w:tcBorders>
+            <w:shd w:fill="auto" w:val="clear"/>
+            <w:tcMar>
+              <w:top w:w="40.0" w:type="dxa"/>
+              <w:left w:w="40.0" w:type="dxa"/>
+              <w:bottom w:w="40.0" w:type="dxa"/>
+              <w:right w:w="40.0" w:type="dxa"/>
+            </w:tcMar>
+            <w:vAlign w:val="bottom"/>
+          </w:tcPr>
+          <w:p>
+            <w:pPr>
+              <w:widowControl w:val="0"/>
+              <w:jc w:val="center"/>
+              <w:rPr>
+                <w:sz w:val="20"/>
+                <w:szCs w:val="20"/>
+              </w:rPr>
+            </w:pPr>
+            <w:r>
+              <w:rPr>
+                <w:rFonts w:ascii="Calibri" w:cs="Calibri" w:eastAsia="Calibri" w:hAnsi="Calibri"/>
+                <w:b w:val="1"/>
+                <w:bCs w:val="1"/>
+                <w:rtl w:val="0"/>
+              </w:rPr>
+              <w:t xml:space="preserve">10</w:t>
+            </w:r>
+            <w:r>
+              <w:rPr>
+                <w:rtl w:val="0"/>
+              </w:rPr>
+            </w:r>
+          </w:p>
+        </w:tc>
+        <w:tc>
+          <w:tcPr>
+            <w:tcBorders>
+              <w:top w:color="cccccc" w:space="0" w:sz="5" w:val="single"/>
+              <w:left w:color="cccccc" w:space="0" w:sz="5" w:val="single"/>
+              <w:bottom w:color="000000" w:space="0" w:sz="5" w:val="single"/>
+              <w:right w:color="cccccc" w:space="0" w:sz="5" w:val="single"/>
+            </w:tcBorders>
+            <w:shd w:fill="auto" w:val="clear"/>
+            <w:tcMar>
+              <w:top w:w="40.0" w:type="dxa"/>
+              <w:left w:w="40.0" w:type="dxa"/>
+              <w:bottom w:w="40.0" w:type="dxa"/>
+              <w:right w:w="40.0" w:type="dxa"/>
+            </w:tcMar>
+            <w:vAlign w:val="bottom"/>
+          </w:tcPr>
+          <w:p>
+            <w:pPr>
+              <w:widowControl w:val="0"/>
+              <w:jc w:val="center"/>
+              <w:rPr>
+                <w:sz w:val="20"/>
+                <w:szCs w:val="20"/>
+              </w:rPr>
+            </w:pPr>
+            <w:r>
+              <w:rPr>
+                <w:rFonts w:ascii="Calibri" w:cs="Calibri" w:eastAsia="Calibri" w:hAnsi="Calibri"/>
+                <w:b w:val="1"/>
+                <w:bCs w:val="1"/>
+                <w:rtl w:val="0"/>
+              </w:rPr>
+              <w:t xml:space="preserve">11</w:t>
+            </w:r>
+            <w:r>
+              <w:rPr>
+                <w:rtl w:val="0"/>
+              </w:rPr>
+            </w:r>
+          </w:p>
+        </w:tc>
+        <w:tc>
+          <w:tcPr>
+            <w:tcBorders>
+              <w:top w:color="cccccc" w:space="0" w:sz="5" w:val="single"/>
+              <w:left w:color="cccccc" w:space="0" w:sz="5" w:val="single"/>
+              <w:bottom w:color="000000" w:space="0" w:sz="5" w:val="single"/>
+              <w:right w:color="000000" w:space="0" w:sz="5" w:val="single"/>
+            </w:tcBorders>
+            <w:shd w:fill="auto" w:val="clear"/>
+            <w:tcMar>
+              <w:top w:w="40.0" w:type="dxa"/>
+              <w:left w:w="40.0" w:type="dxa"/>
+              <w:bottom w:w="40.0" w:type="dxa"/>
+              <w:right w:w="40.0" w:type="dxa"/>
+            </w:tcMar>
+            <w:vAlign w:val="bottom"/>
+          </w:tcPr>
+          <w:p>
+            <w:pPr>
+              <w:widowControl w:val="0"/>
+              <w:jc w:val="center"/>
+              <w:rPr>
+                <w:sz w:val="20"/>
+                <w:szCs w:val="20"/>
+              </w:rPr>
+            </w:pPr>
+            <w:r>
+              <w:rPr>
+                <w:rFonts w:ascii="Calibri" w:cs="Calibri" w:eastAsia="Calibri" w:hAnsi="Calibri"/>
+                <w:b w:val="1"/>
+                <w:bCs w:val="1"/>
+                <w:rtl w:val="0"/>
+              </w:rPr>
+              <w:t xml:space="preserve">12</w:t>
+            </w:r>
+            <w:r>
+              <w:rPr>
+                <w:rtl w:val="0"/>
+              </w:rPr>
+            </w:r>
+          </w:p>
+        </w:tc>
+      </w:tr>
+      <w:tr>
+        <w:trPr>
+          <w:cantSplit w:val="0"/>
+          <w:trHeight w:val="570" w:hRule="atLeast"/>
+          <w:tblHeader w:val="0"/>
+        </w:trPr>
+        <w:tc>
+          <w:tcPr>
+            <w:tcBorders>
+              <w:top w:color="cccccc" w:space="0" w:sz="5" w:val="single"/>
+              <w:left w:color="cccccc" w:space="0" w:sz="5" w:val="single"/>
+              <w:bottom w:color="cccccc" w:space="0" w:sz="5" w:val="single"/>
+              <w:right w:color="000000" w:space="0" w:sz="5" w:val="single"/>
+            </w:tcBorders>
+            <w:shd w:fill="auto" w:val="clear"/>
+            <w:tcMar>
+              <w:top w:w="40.0" w:type="dxa"/>
+              <w:left w:w="40.0" w:type="dxa"/>
+              <w:bottom w:w="40.0" w:type="dxa"/>
+              <w:right w:w="40.0" w:type="dxa"/>
+            </w:tcMar>
+            <w:vAlign w:val="bottom"/>
+          </w:tcPr>
+          <w:p>
+            <w:pPr>
+              <w:widowControl w:val="0"/>
+              <w:jc w:val="center"/>
+              <w:rPr>
+                <w:sz w:val="20"/>
+                <w:szCs w:val="20"/>
+              </w:rPr>
+            </w:pPr>
+            <w:r>
+              <w:rPr>
+                <w:rFonts w:ascii="Calibri" w:cs="Calibri" w:eastAsia="Calibri" w:hAnsi="Calibri"/>
+                <w:b w:val="1"/>
+                <w:bCs w:val="1"/>
+                <w:rtl w:val="0"/>
+              </w:rPr>
+              <w:t xml:space="preserve">ROOM</w:t>
+            </w:r>
+            <w:r>
+              <w:rPr>
+                <w:rtl w:val="0"/>
+              </w:rPr>
+            </w:r>
+          </w:p>
+        </w:tc>
+        <w:tc>
+          <w:tcPr>
+            <w:tcBorders>
+              <w:top w:color="cccccc" w:space="0" w:sz="5" w:val="single"/>
+              <w:left w:color="cccccc" w:space="0" w:sz="5" w:val="single"/>
+              <w:bottom w:color="000000" w:space="0" w:sz="5" w:val="single"/>
+              <w:right w:color="000000" w:space="0" w:sz="5" w:val="single"/>
+            </w:tcBorders>
+            <w:shd w:fill="ffffff" w:val="clear"/>
+            <w:tcMar>
+              <w:top w:w="40.0" w:type="dxa"/>
+              <w:left w:w="40.0" w:type="dxa"/>
+              <w:bottom w:w="40.0" w:type="dxa"/>
+              <w:right w:w="40.0" w:type="dxa"/>
+            </w:tcMar>
+            <w:vAlign w:val="bottom"/>
+          </w:tcPr>
+          <w:p>
+            <w:pPr>
+              <w:widowControl w:val="0"/>
+              <w:jc w:val="center"/>
+              <w:rPr>
+                <w:sz w:val="20"/>
+                <w:szCs w:val="20"/>
+              </w:rPr>
+            </w:pPr>
+            <w:hyperlink r:id="rId17">
+              <w:r>
+                <w:rPr>
+                  <w:rFonts w:ascii="Calibri" w:cs="Calibri" w:eastAsia="Calibri" w:hAnsi="Calibri"/>
+                  <w:color w:val="1155cc"/>
+                  <w:u w:val="single"/>
+                  <w:rtl w:val="0"/>
+                </w:rPr>
+                <w:t xml:space="preserve">TNRB 170</w:t>
+              </w:r>
+            </w:hyperlink>
+            <w:r>
+              <w:rPr>
+                <w:rtl w:val="0"/>
+              </w:rPr>
+            </w:r>
+          </w:p>
+        </w:tc>
+        <w:tc>
+          <w:tcPr>
+            <w:tcBorders>
+              <w:top w:color="cccccc" w:space="0" w:sz="5" w:val="single"/>
+              <w:left w:color="cccccc" w:space="0" w:sz="5" w:val="single"/>
+              <w:bottom w:color="000000" w:space="0" w:sz="5" w:val="single"/>
+              <w:right w:color="000000" w:space="0" w:sz="5" w:val="single"/>
+            </w:tcBorders>
+            <w:shd w:fill="ffffff" w:val="clear"/>
+            <w:tcMar>
+              <w:top w:w="40.0" w:type="dxa"/>
+              <w:left w:w="40.0" w:type="dxa"/>
+              <w:bottom w:w="40.0" w:type="dxa"/>
+              <w:right w:w="40.0" w:type="dxa"/>
+            </w:tcMar>
+            <w:vAlign w:val="bottom"/>
+          </w:tcPr>
+          <w:p>
+            <w:pPr>
+              <w:widowControl w:val="0"/>
+              <w:jc w:val="center"/>
+              <w:rPr>
+                <w:sz w:val="20"/>
+                <w:szCs w:val="20"/>
+              </w:rPr>
+            </w:pPr>
+            <w:hyperlink r:id="rId18">
+              <w:r>
+                <w:rPr>
+                  <w:rFonts w:ascii="Calibri" w:cs="Calibri" w:eastAsia="Calibri" w:hAnsi="Calibri"/>
+                  <w:color w:val="1155cc"/>
+                  <w:u w:val="single"/>
+                  <w:rtl w:val="0"/>
+                </w:rPr>
+                <w:t xml:space="preserve">TNRB 174</w:t>
+              </w:r>
+            </w:hyperlink>
+            <w:r>
+              <w:rPr>
+                <w:rtl w:val="0"/>
+              </w:rPr>
+            </w:r>
+          </w:p>
+        </w:tc>
+        <w:tc>
+          <w:tcPr>
+            <w:tcBorders>
+              <w:top w:color="cccccc" w:space="0" w:sz="5" w:val="single"/>
+              <w:left w:color="cccccc" w:space="0" w:sz="5" w:val="single"/>
+              <w:bottom w:color="000000" w:space="0" w:sz="5" w:val="single"/>
+              <w:right w:color="000000" w:space="0" w:sz="5" w:val="single"/>
+            </w:tcBorders>
+            <w:shd w:fill="ffffff" w:val="clear"/>
+            <w:tcMar>
+              <w:top w:w="40.0" w:type="dxa"/>
+              <w:left w:w="40.0" w:type="dxa"/>
+              <w:bottom w:w="40.0" w:type="dxa"/>
+              <w:right w:w="40.0" w:type="dxa"/>
+            </w:tcMar>
+            <w:vAlign w:val="bottom"/>
+          </w:tcPr>
+          <w:p>
+            <w:pPr>
+              <w:widowControl w:val="0"/>
+              <w:jc w:val="center"/>
+              <w:rPr>
+                <w:sz w:val="20"/>
+                <w:szCs w:val="20"/>
+              </w:rPr>
+            </w:pPr>
+            <w:hyperlink r:id="rId19">
+              <w:r>
+                <w:rPr>
+                  <w:rFonts w:ascii="Calibri" w:cs="Calibri" w:eastAsia="Calibri" w:hAnsi="Calibri"/>
+                  <w:color w:val="1155cc"/>
+                  <w:u w:val="single"/>
+                  <w:rtl w:val="0"/>
+                </w:rPr>
+                <w:t xml:space="preserve">TNRB 180</w:t>
+              </w:r>
+            </w:hyperlink>
+            <w:r>
+              <w:rPr>
+                <w:rtl w:val="0"/>
+              </w:rPr>
+            </w:r>
+          </w:p>
+        </w:tc>
+        <w:tc>
+          <w:tcPr>
+            <w:tcBorders>
+              <w:top w:color="cccccc" w:space="0" w:sz="5" w:val="single"/>
+              <w:left w:color="cccccc" w:space="0" w:sz="5" w:val="single"/>
+              <w:bottom w:color="000000" w:space="0" w:sz="5" w:val="single"/>
+              <w:right w:color="000000" w:space="0" w:sz="5" w:val="single"/>
+            </w:tcBorders>
+            <w:shd w:fill="ffffff" w:val="clear"/>
+            <w:tcMar>
+              <w:top w:w="40.0" w:type="dxa"/>
+              <w:left w:w="40.0" w:type="dxa"/>
+              <w:bottom w:w="40.0" w:type="dxa"/>
+              <w:right w:w="40.0" w:type="dxa"/>
+            </w:tcMar>
+            <w:vAlign w:val="bottom"/>
+          </w:tcPr>
+          <w:p>
+            <w:pPr>
+              <w:widowControl w:val="0"/>
+              <w:jc w:val="center"/>
+              <w:rPr>
+                <w:sz w:val="20"/>
+                <w:szCs w:val="20"/>
+              </w:rPr>
+            </w:pPr>
+            <w:hyperlink r:id="rId20">
+              <w:r>
+                <w:rPr>
+                  <w:rFonts w:ascii="Calibri" w:cs="Calibri" w:eastAsia="Calibri" w:hAnsi="Calibri"/>
+                  <w:color w:val="1155cc"/>
+                  <w:u w:val="single"/>
+                  <w:rtl w:val="0"/>
+                </w:rPr>
+                <w:t xml:space="preserve">TNRB 184</w:t>
+              </w:r>
+            </w:hyperlink>
+            <w:r>
+              <w:rPr>
+                <w:rtl w:val="0"/>
+              </w:rPr>
+            </w:r>
+          </w:p>
+        </w:tc>
+        <w:tc>
+          <w:tcPr>
+            <w:tcBorders>
+              <w:top w:color="cccccc" w:space="0" w:sz="5" w:val="single"/>
+              <w:left w:color="cccccc" w:space="0" w:sz="5" w:val="single"/>
+              <w:bottom w:color="000000" w:space="0" w:sz="5" w:val="single"/>
+              <w:right w:color="000000" w:space="0" w:sz="5" w:val="single"/>
+            </w:tcBorders>
+            <w:shd w:fill="ffffff" w:val="clear"/>
+            <w:tcMar>
+              <w:top w:w="40.0" w:type="dxa"/>
+              <w:left w:w="40.0" w:type="dxa"/>
+              <w:bottom w:w="40.0" w:type="dxa"/>
+              <w:right w:w="40.0" w:type="dxa"/>
+            </w:tcMar>
+            <w:vAlign w:val="bottom"/>
+          </w:tcPr>
+          <w:p>
+            <w:pPr>
+              <w:widowControl w:val="0"/>
+              <w:jc w:val="center"/>
+              <w:rPr>
+                <w:sz w:val="20"/>
+                <w:szCs w:val="20"/>
+              </w:rPr>
+            </w:pPr>
+            <w:hyperlink r:id="rId21">
+              <w:r>
+                <w:rPr>
+                  <w:rFonts w:ascii="Calibri" w:cs="Calibri" w:eastAsia="Calibri" w:hAnsi="Calibri"/>
+                  <w:color w:val="1155cc"/>
+                  <w:u w:val="single"/>
+                  <w:rtl w:val="0"/>
+                </w:rPr>
+                <w:t xml:space="preserve">TNRB 210</w:t>
+              </w:r>
+            </w:hyperlink>
+            <w:r>
+              <w:rPr>
+                <w:rtl w:val="0"/>
+              </w:rPr>
+            </w:r>
+          </w:p>
+        </w:tc>
+        <w:tc>
+          <w:tcPr>
+            <w:tcBorders>
+              <w:top w:color="cccccc" w:space="0" w:sz="5" w:val="single"/>
+              <w:left w:color="cccccc" w:space="0" w:sz="5" w:val="single"/>
+              <w:bottom w:color="000000" w:space="0" w:sz="5" w:val="single"/>
+              <w:right w:color="000000" w:space="0" w:sz="5" w:val="single"/>
+            </w:tcBorders>
+            <w:shd w:fill="ffffff" w:val="clear"/>
+            <w:tcMar>
+              <w:top w:w="40.0" w:type="dxa"/>
+              <w:left w:w="40.0" w:type="dxa"/>
+              <w:bottom w:w="40.0" w:type="dxa"/>
+              <w:right w:w="40.0" w:type="dxa"/>
+            </w:tcMar>
+            <w:vAlign w:val="bottom"/>
+          </w:tcPr>
+          <w:p>
+            <w:pPr>
+              <w:widowControl w:val="0"/>
+              <w:jc w:val="center"/>
+              <w:rPr>
+                <w:sz w:val="20"/>
+                <w:szCs w:val="20"/>
+              </w:rPr>
+            </w:pPr>
+            <w:hyperlink r:id="rId22">
+              <w:r>
+                <w:rPr>
+                  <w:rFonts w:ascii="Calibri" w:cs="Calibri" w:eastAsia="Calibri" w:hAnsi="Calibri"/>
+                  <w:color w:val="1155cc"/>
+                  <w:u w:val="single"/>
+                  <w:rtl w:val="0"/>
+                </w:rPr>
+                <w:t xml:space="preserve">TNRB 230</w:t>
+              </w:r>
+            </w:hyperlink>
+            <w:r>
+              <w:rPr>
+                <w:rtl w:val="0"/>
+              </w:rPr>
+            </w:r>
+          </w:p>
+        </w:tc>
+        <w:tc>
+          <w:tcPr>
+            <w:tcBorders>
+              <w:top w:color="cccccc" w:space="0" w:sz="5" w:val="single"/>
+              <w:left w:color="cccccc" w:space="0" w:sz="5" w:val="single"/>
+              <w:bottom w:color="000000" w:space="0" w:sz="5" w:val="single"/>
+              <w:right w:color="000000" w:space="0" w:sz="5" w:val="single"/>
+            </w:tcBorders>
+            <w:shd w:fill="ffffff" w:val="clear"/>
+            <w:tcMar>
+              <w:top w:w="40.0" w:type="dxa"/>
+              <w:left w:w="40.0" w:type="dxa"/>
+              <w:bottom w:w="40.0" w:type="dxa"/>
+              <w:right w:w="40.0" w:type="dxa"/>
+            </w:tcMar>
+            <w:vAlign w:val="bottom"/>
+          </w:tcPr>
+          <w:p>
+            <w:pPr>
+              <w:widowControl w:val="0"/>
+              <w:jc w:val="center"/>
+              <w:rPr>
+                <w:sz w:val="20"/>
+                <w:szCs w:val="20"/>
+              </w:rPr>
+            </w:pPr>
+            <w:hyperlink r:id="rId23">
+              <w:r>
+                <w:rPr>
+                  <w:rFonts w:ascii="Calibri" w:cs="Calibri" w:eastAsia="Calibri" w:hAnsi="Calibri"/>
+                  <w:color w:val="1155cc"/>
+                  <w:u w:val="single"/>
+                  <w:rtl w:val="0"/>
+                </w:rPr>
+                <w:t xml:space="preserve">TNRB W110</w:t>
+              </w:r>
+            </w:hyperlink>
+            <w:r>
+              <w:rPr>
+                <w:rtl w:val="0"/>
+              </w:rPr>
+            </w:r>
+          </w:p>
+        </w:tc>
+        <w:tc>
+          <w:tcPr>
+            <w:tcBorders>
+              <w:top w:color="cccccc" w:space="0" w:sz="5" w:val="single"/>
+              <w:left w:color="cccccc" w:space="0" w:sz="5" w:val="single"/>
+              <w:bottom w:color="000000" w:space="0" w:sz="5" w:val="single"/>
+              <w:right w:color="000000" w:space="0" w:sz="5" w:val="single"/>
+            </w:tcBorders>
+            <w:shd w:fill="ffffff" w:val="clear"/>
+            <w:tcMar>
+              <w:top w:w="40.0" w:type="dxa"/>
+              <w:left w:w="40.0" w:type="dxa"/>
+              <w:bottom w:w="40.0" w:type="dxa"/>
+              <w:right w:w="40.0" w:type="dxa"/>
+            </w:tcMar>
+            <w:vAlign w:val="bottom"/>
+          </w:tcPr>
+          <w:p>
+            <w:pPr>
+              <w:widowControl w:val="0"/>
+              <w:jc w:val="center"/>
+              <w:rPr>
+                <w:sz w:val="20"/>
+                <w:szCs w:val="20"/>
+              </w:rPr>
+            </w:pPr>
+            <w:hyperlink r:id="rId24">
+              <w:r>
+                <w:rPr>
+                  <w:rFonts w:ascii="Calibri" w:cs="Calibri" w:eastAsia="Calibri" w:hAnsi="Calibri"/>
+                  <w:color w:val="1155cc"/>
+                  <w:u w:val="single"/>
+                  <w:rtl w:val="0"/>
+                </w:rPr>
+                <w:t xml:space="preserve">TNRB W118</w:t>
+              </w:r>
+            </w:hyperlink>
+            <w:r>
+              <w:rPr>
+                <w:rtl w:val="0"/>
+              </w:rPr>
+            </w:r>
+          </w:p>
+        </w:tc>
+        <w:tc>
+          <w:tcPr>
+            <w:tcBorders>
+              <w:top w:color="cccccc" w:space="0" w:sz="5" w:val="single"/>
+              <w:left w:color="cccccc" w:space="0" w:sz="5" w:val="single"/>
+              <w:bottom w:color="000000" w:space="0" w:sz="5" w:val="single"/>
+              <w:right w:color="000000" w:space="0" w:sz="5" w:val="single"/>
+            </w:tcBorders>
+            <w:shd w:fill="ffffff" w:val="clear"/>
+            <w:tcMar>
+              <w:top w:w="40.0" w:type="dxa"/>
+              <w:left w:w="40.0" w:type="dxa"/>
+              <w:bottom w:w="40.0" w:type="dxa"/>
+              <w:right w:w="40.0" w:type="dxa"/>
+            </w:tcMar>
+            <w:vAlign w:val="bottom"/>
+          </w:tcPr>
+          <w:p>
+            <w:pPr>
+              <w:widowControl w:val="0"/>
+              <w:jc w:val="center"/>
+              <w:rPr>
+                <w:sz w:val="20"/>
+                <w:szCs w:val="20"/>
+              </w:rPr>
+            </w:pPr>
+            <w:hyperlink r:id="rId25">
+              <w:r>
+                <w:rPr>
+                  <w:rFonts w:ascii="Calibri" w:cs="Calibri" w:eastAsia="Calibri" w:hAnsi="Calibri"/>
+                  <w:color w:val="1155cc"/>
+                  <w:u w:val="single"/>
+                  <w:rtl w:val="0"/>
+                </w:rPr>
+                <w:t xml:space="preserve">TRNB W122</w:t>
+              </w:r>
+            </w:hyperlink>
+            <w:r>
+              <w:rPr>
+                <w:rtl w:val="0"/>
+              </w:rPr>
+            </w:r>
+          </w:p>
+        </w:tc>
+        <w:tc>
+          <w:tcPr>
+            <w:tcBorders>
+              <w:top w:color="cccccc" w:space="0" w:sz="5" w:val="single"/>
+              <w:left w:color="cccccc" w:space="0" w:sz="5" w:val="single"/>
+              <w:bottom w:color="000000" w:space="0" w:sz="5" w:val="single"/>
+              <w:right w:color="000000" w:space="0" w:sz="5" w:val="single"/>
+            </w:tcBorders>
+            <w:shd w:fill="ffffff" w:val="clear"/>
+            <w:tcMar>
+              <w:top w:w="40.0" w:type="dxa"/>
+              <w:left w:w="40.0" w:type="dxa"/>
+              <w:bottom w:w="40.0" w:type="dxa"/>
+              <w:right w:w="40.0" w:type="dxa"/>
+            </w:tcMar>
+            <w:vAlign w:val="bottom"/>
+          </w:tcPr>
+          <w:p>
+            <w:pPr>
+              <w:widowControl w:val="0"/>
+              <w:jc w:val="center"/>
+              <w:rPr>
+                <w:sz w:val="20"/>
+                <w:szCs w:val="20"/>
+              </w:rPr>
+            </w:pPr>
+            <w:hyperlink r:id="rId26">
+              <w:r>
+                <w:rPr>
+                  <w:rFonts w:ascii="Calibri" w:cs="Calibri" w:eastAsia="Calibri" w:hAnsi="Calibri"/>
+                  <w:color w:val="1155cc"/>
+                  <w:u w:val="single"/>
+                  <w:rtl w:val="0"/>
+                </w:rPr>
+                <w:t xml:space="preserve">TNRB W210</w:t>
+              </w:r>
+            </w:hyperlink>
+            <w:r>
+              <w:rPr>
+                <w:rtl w:val="0"/>
+              </w:rPr>
+            </w:r>
+          </w:p>
+        </w:tc>
+        <w:tc>
+          <w:tcPr>
+            <w:tcBorders>
+              <w:top w:color="cccccc" w:space="0" w:sz="5" w:val="single"/>
+              <w:left w:color="cccccc" w:space="0" w:sz="5" w:val="single"/>
+              <w:bottom w:color="000000" w:space="0" w:sz="5" w:val="single"/>
+              <w:right w:color="000000" w:space="0" w:sz="5" w:val="single"/>
+            </w:tcBorders>
+            <w:shd w:fill="ffffff" w:val="clear"/>
+            <w:tcMar>
+              <w:top w:w="40.0" w:type="dxa"/>
+              <w:left w:w="40.0" w:type="dxa"/>
+              <w:bottom w:w="40.0" w:type="dxa"/>
+              <w:right w:w="40.0" w:type="dxa"/>
+            </w:tcMar>
+            <w:vAlign w:val="bottom"/>
+          </w:tcPr>
+          <w:p>
+            <w:pPr>
+              <w:widowControl w:val="0"/>
+              <w:jc w:val="center"/>
+              <w:rPr>
+                <w:sz w:val="20"/>
+                <w:szCs w:val="20"/>
+              </w:rPr>
+            </w:pPr>
+            <w:hyperlink r:id="rId27">
+              <w:r>
+                <w:rPr>
+                  <w:rFonts w:ascii="Calibri" w:cs="Calibri" w:eastAsia="Calibri" w:hAnsi="Calibri"/>
+                  <w:color w:val="1155cc"/>
+                  <w:u w:val="single"/>
+                  <w:rtl w:val="0"/>
+                </w:rPr>
+                <w:t xml:space="preserve">TNRB W308</w:t>
+              </w:r>
+            </w:hyperlink>
+            <w:r>
+              <w:rPr>
+                <w:rtl w:val="0"/>
+              </w:rPr>
+            </w:r>
+          </w:p>
+        </w:tc>
+        <w:tc>
+          <w:tcPr>
+            <w:tcBorders>
+              <w:top w:color="cccccc" w:space="0" w:sz="5" w:val="single"/>
+              <w:left w:color="cccccc" w:space="0" w:sz="5" w:val="single"/>
+              <w:bottom w:color="000000" w:space="0" w:sz="5" w:val="single"/>
+              <w:right w:color="000000" w:space="0" w:sz="5" w:val="single"/>
+            </w:tcBorders>
+            <w:shd w:fill="ffffff" w:val="clear"/>
+            <w:tcMar>
+              <w:top w:w="40.0" w:type="dxa"/>
+              <w:left w:w="40.0" w:type="dxa"/>
+              <w:bottom w:w="40.0" w:type="dxa"/>
+              <w:right w:w="40.0" w:type="dxa"/>
+            </w:tcMar>
+            <w:vAlign w:val="bottom"/>
+          </w:tcPr>
+          <w:p>
+            <w:pPr>
+              <w:widowControl w:val="0"/>
+              <w:jc w:val="center"/>
+              <w:rPr>
+                <w:sz w:val="20"/>
+                <w:szCs w:val="20"/>
+              </w:rPr>
+            </w:pPr>
+            <w:hyperlink r:id="rId28">
+              <w:r>
+                <w:rPr>
+                  <w:rFonts w:ascii="Calibri" w:cs="Calibri" w:eastAsia="Calibri" w:hAnsi="Calibri"/>
+                  <w:color w:val="1155cc"/>
+                  <w:u w:val="single"/>
+                  <w:rtl w:val="0"/>
+                </w:rPr>
+                <w:t xml:space="preserve">TNRB W310</w:t>
+              </w:r>
+            </w:hyperlink>
+            <w:r>
+              <w:rPr>
+                <w:rtl w:val="0"/>
+              </w:rPr>
+            </w:r>
+          </w:p>
+        </w:tc>
+      </w:tr>
+      <w:tr>
+        <w:trPr>
+          <w:cantSplit w:val="0"/>
+          <w:trHeight w:val="315" w:hRule="atLeast"/>
+          <w:tblHeader w:val="0"/>
+        </w:trPr>
+        <w:tc>
+          <w:tcPr>
+            <w:tcBorders>
+              <w:top w:color="cccccc" w:space="0" w:sz="5" w:val="single"/>
+              <w:left w:color="cccccc" w:space="0" w:sz="5" w:val="single"/>
+              <w:bottom w:color="cccccc" w:space="0" w:sz="5" w:val="single"/>
+              <w:right w:color="000000" w:space="0" w:sz="5" w:val="single"/>
+            </w:tcBorders>
+            <w:shd w:fill="auto" w:val="clear"/>
+            <w:tcMar>
+              <w:top w:w="40.0" w:type="dxa"/>
+              <w:left w:w="40.0" w:type="dxa"/>
+              <w:bottom w:w="40.0" w:type="dxa"/>
+              <w:right w:w="40.0" w:type="dxa"/>
+            </w:tcMar>
+            <w:vAlign w:val="bottom"/>
+          </w:tcPr>
+          <w:p>
+            <w:pPr>
+              <w:widowControl w:val="0"/>
+              <w:jc w:val="center"/>
+              <w:rPr>
+                <w:sz w:val="20"/>
+                <w:szCs w:val="20"/>
+              </w:rPr>
+            </w:pPr>
+            <w:r>
+              <w:rPr>
+                <w:rFonts w:ascii="Calibri" w:cs="Calibri" w:eastAsia="Calibri" w:hAnsi="Calibri"/>
+                <w:b w:val="1"/>
+                <w:bCs w:val="1"/>
+                <w:rtl w:val="0"/>
+              </w:rPr>
+              <w:t xml:space="preserve">12:00 - 12:40</w:t>
+            </w:r>
+            <w:r>
+              <w:rPr>
+                <w:rtl w:val="0"/>
+              </w:rPr>
+            </w:r>
+          </w:p>
+        </w:tc>
+        <w:tc>
+          <w:tcPr>
+            <w:tcBorders>
+              <w:top w:color="cccccc" w:space="0" w:sz="5" w:val="single"/>
+              <w:left w:color="cccccc" w:space="0" w:sz="5" w:val="single"/>
+              <w:bottom w:color="000000" w:space="0" w:sz="5" w:val="single"/>
+              <w:right w:color="000000" w:space="0" w:sz="5" w:val="single"/>
+            </w:tcBorders>
+            <w:shd w:fill="ffffff" w:val="clear"/>
+            <w:tcMar>
+              <w:top w:w="40.0" w:type="dxa"/>
+              <w:left w:w="40.0" w:type="dxa"/>
+              <w:bottom w:w="40.0" w:type="dxa"/>
+              <w:right w:w="40.0" w:type="dxa"/>
+            </w:tcMar>
+            <w:vAlign w:val="bottom"/>
+          </w:tcPr>
+          <w:p>
+            <w:pPr>
+              <w:widowControl w:val="0"/>
+              <w:jc w:val="center"/>
+              <w:rPr>
+                <w:sz w:val="20"/>
+                <w:szCs w:val="20"/>
+              </w:rPr>
+            </w:pPr>
+            <w:r>
+              <w:rPr>
+                <w:rFonts w:ascii="Calibri" w:cs="Calibri" w:eastAsia="Calibri" w:hAnsi="Calibri"/>
+                <w:rtl w:val="0"/>
+              </w:rPr>
+              <w:t xml:space="preserve">3-13</w:t>
+            </w:r>
+            <w:r>
+              <w:rPr>
+                <w:rtl w:val="0"/>
+              </w:rPr>
+            </w:r>
+          </w:p>
+        </w:tc>
+        <w:tc>
+          <w:tcPr>
+            <w:tcBorders>
+              <w:top w:color="cccccc" w:space="0" w:sz="5" w:val="single"/>
+              <w:left w:color="cccccc" w:space="0" w:sz="5" w:val="single"/>
+              <w:bottom w:color="000000" w:space="0" w:sz="5" w:val="single"/>
+              <w:right w:color="000000" w:space="0" w:sz="5" w:val="single"/>
+            </w:tcBorders>
+            <w:shd w:fill="ffffff" w:val="clear"/>
+            <w:tcMar>
+              <w:top w:w="40.0" w:type="dxa"/>
+              <w:left w:w="40.0" w:type="dxa"/>
+              <w:bottom w:w="40.0" w:type="dxa"/>
+              <w:right w:w="40.0" w:type="dxa"/>
+            </w:tcMar>
+            <w:vAlign w:val="bottom"/>
+          </w:tcPr>
+          <w:p>
+            <w:pPr>
+              <w:widowControl w:val="0"/>
+              <w:jc w:val="center"/>
+              <w:rPr>
+                <w:sz w:val="20"/>
+                <w:szCs w:val="20"/>
+              </w:rPr>
+            </w:pPr>
+            <w:r>
+              <w:rPr>
+                <w:rFonts w:ascii="Calibri" w:cs="Calibri" w:eastAsia="Calibri" w:hAnsi="Calibri"/>
+                <w:rtl w:val="0"/>
+              </w:rPr>
+              <w:t xml:space="preserve">2-6</w:t>
+            </w:r>
+            <w:r>
+              <w:rPr>
+                <w:rtl w:val="0"/>
+              </w:rPr>
+            </w:r>
+          </w:p>
+        </w:tc>
+        <w:tc>
+          <w:tcPr>
+            <w:tcBorders>
+              <w:top w:color="cccccc" w:space="0" w:sz="5" w:val="single"/>
+              <w:left w:color="cccccc" w:space="0" w:sz="5" w:val="single"/>
+              <w:bottom w:color="000000" w:space="0" w:sz="5" w:val="single"/>
+              <w:right w:color="000000" w:space="0" w:sz="5" w:val="single"/>
+            </w:tcBorders>
+            <w:shd w:fill="ffffff" w:val="clear"/>
+            <w:tcMar>
+              <w:top w:w="40.0" w:type="dxa"/>
+              <w:left w:w="40.0" w:type="dxa"/>
+              <w:bottom w:w="40.0" w:type="dxa"/>
+              <w:right w:w="40.0" w:type="dxa"/>
+            </w:tcMar>
+            <w:vAlign w:val="bottom"/>
+          </w:tcPr>
+          <w:p>
+            <w:pPr>
+              <w:widowControl w:val="0"/>
+              <w:jc w:val="center"/>
+              <w:rPr>
+                <w:sz w:val="20"/>
+                <w:szCs w:val="20"/>
+              </w:rPr>
+            </w:pPr>
+            <w:r>
+              <w:rPr>
+                <w:rFonts w:ascii="Calibri" w:cs="Calibri" w:eastAsia="Calibri" w:hAnsi="Calibri"/>
+                <w:rtl w:val="0"/>
+              </w:rPr>
+              <w:t xml:space="preserve">3-10</w:t>
+            </w:r>
+            <w:r>
+              <w:rPr>
+                <w:rtl w:val="0"/>
+              </w:rPr>
+            </w:r>
+          </w:p>
+        </w:tc>
+        <w:tc>
+          <w:tcPr>
+            <w:tcBorders>
+              <w:top w:color="cccccc" w:space="0" w:sz="5" w:val="single"/>
+              <w:left w:color="cccccc" w:space="0" w:sz="5" w:val="single"/>
+              <w:bottom w:color="000000" w:space="0" w:sz="5" w:val="single"/>
+              <w:right w:color="000000" w:space="0" w:sz="5" w:val="single"/>
+            </w:tcBorders>
+            <w:shd w:fill="ffffff" w:val="clear"/>
+            <w:tcMar>
+              <w:top w:w="40.0" w:type="dxa"/>
+              <w:left w:w="40.0" w:type="dxa"/>
+              <w:bottom w:w="40.0" w:type="dxa"/>
+              <w:right w:w="40.0" w:type="dxa"/>
+            </w:tcMar>
+            <w:vAlign w:val="bottom"/>
+          </w:tcPr>
+          <w:p>
+            <w:pPr>
+              <w:widowControl w:val="0"/>
+              <w:jc w:val="center"/>
+              <w:rPr>
+                <w:sz w:val="20"/>
+                <w:szCs w:val="20"/>
+              </w:rPr>
+            </w:pPr>
+            <w:r>
+              <w:rPr>
+                <w:rFonts w:ascii="Calibri" w:cs="Calibri" w:eastAsia="Calibri" w:hAnsi="Calibri"/>
+                <w:rtl w:val="0"/>
+              </w:rPr>
+              <w:t xml:space="preserve">1-10</w:t>
+            </w:r>
+            <w:r>
+              <w:rPr>
+                <w:rtl w:val="0"/>
+              </w:rPr>
+            </w:r>
+          </w:p>
+        </w:tc>
+        <w:tc>
+          <w:tcPr>
+            <w:tcBorders>
+              <w:top w:color="cccccc" w:space="0" w:sz="5" w:val="single"/>
+              <w:left w:color="cccccc" w:space="0" w:sz="5" w:val="single"/>
+              <w:bottom w:color="000000" w:space="0" w:sz="5" w:val="single"/>
+              <w:right w:color="000000" w:space="0" w:sz="5" w:val="single"/>
+            </w:tcBorders>
+            <w:shd w:fill="ffffff" w:val="clear"/>
+            <w:tcMar>
+              <w:top w:w="40.0" w:type="dxa"/>
+              <w:left w:w="40.0" w:type="dxa"/>
+              <w:bottom w:w="40.0" w:type="dxa"/>
+              <w:right w:w="40.0" w:type="dxa"/>
+            </w:tcMar>
+            <w:vAlign w:val="bottom"/>
+          </w:tcPr>
+          <w:p>
+            <w:pPr>
+              <w:widowControl w:val="0"/>
+              <w:jc w:val="center"/>
+              <w:rPr>
+                <w:sz w:val="20"/>
+                <w:szCs w:val="20"/>
+              </w:rPr>
+            </w:pPr>
+            <w:r>
+              <w:rPr>
+                <w:rFonts w:ascii="Calibri" w:cs="Calibri" w:eastAsia="Calibri" w:hAnsi="Calibri"/>
+                <w:rtl w:val="0"/>
+              </w:rPr>
+              <w:t xml:space="preserve">3-05</w:t>
+            </w:r>
+            <w:r>
+              <w:rPr>
+                <w:rtl w:val="0"/>
+              </w:rPr>
+            </w:r>
+          </w:p>
+        </w:tc>
+        <w:tc>
+          <w:tcPr>
+            <w:tcBorders>
+              <w:top w:color="cccccc" w:space="0" w:sz="5" w:val="single"/>
+              <w:left w:color="cccccc" w:space="0" w:sz="5" w:val="single"/>
+              <w:bottom w:color="000000" w:space="0" w:sz="5" w:val="single"/>
+              <w:right w:color="000000" w:space="0" w:sz="5" w:val="single"/>
+            </w:tcBorders>
+            <w:shd w:fill="ffffff" w:val="clear"/>
+            <w:tcMar>
+              <w:top w:w="40.0" w:type="dxa"/>
+              <w:left w:w="40.0" w:type="dxa"/>
+              <w:bottom w:w="40.0" w:type="dxa"/>
+              <w:right w:w="40.0" w:type="dxa"/>
+            </w:tcMar>
+            <w:vAlign w:val="bottom"/>
+          </w:tcPr>
+          <w:p>
+            <w:pPr>
+              <w:widowControl w:val="0"/>
+              <w:jc w:val="center"/>
+              <w:rPr>
+                <w:sz w:val="20"/>
+                <w:szCs w:val="20"/>
+              </w:rPr>
+            </w:pPr>
+            <w:r>
+              <w:rPr>
+                <w:rFonts w:ascii="Calibri" w:cs="Calibri" w:eastAsia="Calibri" w:hAnsi="Calibri"/>
+                <w:rtl w:val="0"/>
+              </w:rPr>
+              <w:t xml:space="preserve">2-12</w:t>
+            </w:r>
+            <w:r>
+              <w:rPr>
+                <w:rtl w:val="0"/>
+              </w:rPr>
+            </w:r>
+          </w:p>
+        </w:tc>
+        <w:tc>
+          <w:tcPr>
+            <w:tcBorders>
+              <w:top w:color="cccccc" w:space="0" w:sz="5" w:val="single"/>
+              <w:left w:color="cccccc" w:space="0" w:sz="5" w:val="single"/>
+              <w:bottom w:color="000000" w:space="0" w:sz="5" w:val="single"/>
+              <w:right w:color="000000" w:space="0" w:sz="5" w:val="single"/>
+            </w:tcBorders>
+            <w:shd w:fill="ffffff" w:val="clear"/>
+            <w:tcMar>
+              <w:top w:w="40.0" w:type="dxa"/>
+              <w:left w:w="40.0" w:type="dxa"/>
+              <w:bottom w:w="40.0" w:type="dxa"/>
+              <w:right w:w="40.0" w:type="dxa"/>
+            </w:tcMar>
+            <w:vAlign w:val="bottom"/>
+          </w:tcPr>
+          <w:p>
+            <w:pPr>
+              <w:widowControl w:val="0"/>
+              <w:jc w:val="center"/>
+              <w:rPr>
+                <w:sz w:val="20"/>
+                <w:szCs w:val="20"/>
+              </w:rPr>
+            </w:pPr>
+            <w:r>
+              <w:rPr>
+                <w:rFonts w:ascii="Calibri" w:cs="Calibri" w:eastAsia="Calibri" w:hAnsi="Calibri"/>
+                <w:rtl w:val="0"/>
+              </w:rPr>
+              <w:t xml:space="preserve">3-07</w:t>
+            </w:r>
+            <w:r>
+              <w:rPr>
+                <w:rtl w:val="0"/>
+              </w:rPr>
+            </w:r>
+          </w:p>
+        </w:tc>
+        <w:tc>
+          <w:tcPr>
+            <w:tcBorders>
+              <w:top w:color="cccccc" w:space="0" w:sz="5" w:val="single"/>
+              <w:left w:color="cccccc" w:space="0" w:sz="5" w:val="single"/>
+              <w:bottom w:color="000000" w:space="0" w:sz="5" w:val="single"/>
+              <w:right w:color="000000" w:space="0" w:sz="5" w:val="single"/>
+            </w:tcBorders>
+            <w:shd w:fill="ffffff" w:val="clear"/>
+            <w:tcMar>
+              <w:top w:w="40.0" w:type="dxa"/>
+              <w:left w:w="40.0" w:type="dxa"/>
+              <w:bottom w:w="40.0" w:type="dxa"/>
+              <w:right w:w="40.0" w:type="dxa"/>
+            </w:tcMar>
+            <w:vAlign w:val="bottom"/>
+          </w:tcPr>
+          <w:p>
+            <w:pPr>
+              <w:widowControl w:val="0"/>
+              <w:jc w:val="center"/>
+              <w:rPr>
+                <w:sz w:val="20"/>
+                <w:szCs w:val="20"/>
+              </w:rPr>
+            </w:pPr>
+            <w:r>
+              <w:rPr>
+                <w:rFonts w:ascii="Calibri" w:cs="Calibri" w:eastAsia="Calibri" w:hAnsi="Calibri"/>
+                <w:rtl w:val="0"/>
+              </w:rPr>
+              <w:t xml:space="preserve">2-04</w:t>
+            </w:r>
+            <w:r>
+              <w:rPr>
+                <w:rtl w:val="0"/>
+              </w:rPr>
+            </w:r>
+          </w:p>
+        </w:tc>
+        <w:tc>
+          <w:tcPr>
+            <w:tcBorders>
+              <w:top w:color="cccccc" w:space="0" w:sz="5" w:val="single"/>
+              <w:left w:color="cccccc" w:space="0" w:sz="5" w:val="single"/>
+              <w:bottom w:color="000000" w:space="0" w:sz="5" w:val="single"/>
+              <w:right w:color="000000" w:space="0" w:sz="5" w:val="single"/>
+            </w:tcBorders>
+            <w:shd w:fill="ffffff" w:val="clear"/>
+            <w:tcMar>
+              <w:top w:w="40.0" w:type="dxa"/>
+              <w:left w:w="40.0" w:type="dxa"/>
+              <w:bottom w:w="40.0" w:type="dxa"/>
+              <w:right w:w="40.0" w:type="dxa"/>
+            </w:tcMar>
+            <w:vAlign w:val="bottom"/>
+          </w:tcPr>
+          <w:p>
+            <w:pPr>
+              <w:widowControl w:val="0"/>
+              <w:jc w:val="center"/>
+              <w:rPr>
+                <w:sz w:val="20"/>
+                <w:szCs w:val="20"/>
+              </w:rPr>
+            </w:pPr>
+            <w:r>
+              <w:rPr>
+                <w:rFonts w:ascii="Calibri" w:cs="Calibri" w:eastAsia="Calibri" w:hAnsi="Calibri"/>
+                <w:rtl w:val="0"/>
+              </w:rPr>
+              <w:t xml:space="preserve">4-15</w:t>
+            </w:r>
+            <w:r>
+              <w:rPr>
+                <w:rtl w:val="0"/>
+              </w:rPr>
+            </w:r>
+          </w:p>
+        </w:tc>
+        <w:tc>
+          <w:tcPr>
+            <w:tcBorders>
+              <w:top w:color="cccccc" w:space="0" w:sz="5" w:val="single"/>
+              <w:left w:color="cccccc" w:space="0" w:sz="5" w:val="single"/>
+              <w:bottom w:color="000000" w:space="0" w:sz="5" w:val="single"/>
+              <w:right w:color="000000" w:space="0" w:sz="5" w:val="single"/>
+            </w:tcBorders>
+            <w:shd w:fill="ffffff" w:val="clear"/>
+            <w:tcMar>
+              <w:top w:w="40.0" w:type="dxa"/>
+              <w:left w:w="40.0" w:type="dxa"/>
+              <w:bottom w:w="40.0" w:type="dxa"/>
+              <w:right w:w="40.0" w:type="dxa"/>
+            </w:tcMar>
+            <w:vAlign w:val="bottom"/>
+          </w:tcPr>
+          <w:p>
+            <w:pPr>
+              <w:widowControl w:val="0"/>
+              <w:jc w:val="center"/>
+              <w:rPr>
+                <w:sz w:val="20"/>
+                <w:szCs w:val="20"/>
+              </w:rPr>
+            </w:pPr>
+            <w:r>
+              <w:rPr>
+                <w:rFonts w:ascii="Calibri" w:cs="Calibri" w:eastAsia="Calibri" w:hAnsi="Calibri"/>
+                <w:rtl w:val="0"/>
+              </w:rPr>
+              <w:t xml:space="preserve">2-10</w:t>
+            </w:r>
+            <w:r>
+              <w:rPr>
+                <w:rtl w:val="0"/>
+              </w:rPr>
+            </w:r>
+          </w:p>
+        </w:tc>
+        <w:tc>
+          <w:tcPr>
+            <w:tcBorders>
+              <w:top w:color="cccccc" w:space="0" w:sz="5" w:val="single"/>
+              <w:left w:color="cccccc" w:space="0" w:sz="5" w:val="single"/>
+              <w:bottom w:color="000000" w:space="0" w:sz="5" w:val="single"/>
+              <w:right w:color="000000" w:space="0" w:sz="5" w:val="single"/>
+            </w:tcBorders>
+            <w:shd w:fill="ffffff" w:val="clear"/>
+            <w:tcMar>
+              <w:top w:w="40.0" w:type="dxa"/>
+              <w:left w:w="40.0" w:type="dxa"/>
+              <w:bottom w:w="40.0" w:type="dxa"/>
+              <w:right w:w="40.0" w:type="dxa"/>
+            </w:tcMar>
+            <w:vAlign w:val="bottom"/>
+          </w:tcPr>
+          <w:p>
+            <w:pPr>
+              <w:widowControl w:val="0"/>
+              <w:jc w:val="center"/>
+              <w:rPr>
+                <w:sz w:val="20"/>
+                <w:szCs w:val="20"/>
+              </w:rPr>
+            </w:pPr>
+            <w:r>
+              <w:rPr>
+                <w:rFonts w:ascii="Calibri" w:cs="Calibri" w:eastAsia="Calibri" w:hAnsi="Calibri"/>
+                <w:rtl w:val="0"/>
+              </w:rPr>
+              <w:t xml:space="preserve">4-01</w:t>
+            </w:r>
+            <w:r>
+              <w:rPr>
+                <w:rtl w:val="0"/>
+              </w:rPr>
+            </w:r>
+          </w:p>
+        </w:tc>
+        <w:tc>
+          <w:tcPr>
+            <w:tcBorders>
+              <w:top w:color="cccccc" w:space="0" w:sz="5" w:val="single"/>
+              <w:left w:color="cccccc" w:space="0" w:sz="5" w:val="single"/>
+              <w:bottom w:color="000000" w:space="0" w:sz="5" w:val="single"/>
+              <w:right w:color="000000" w:space="0" w:sz="5" w:val="single"/>
+            </w:tcBorders>
+            <w:shd w:fill="ffffff" w:val="clear"/>
+            <w:tcMar>
+              <w:top w:w="40.0" w:type="dxa"/>
+              <w:left w:w="40.0" w:type="dxa"/>
+              <w:bottom w:w="40.0" w:type="dxa"/>
+              <w:right w:w="40.0" w:type="dxa"/>
+            </w:tcMar>
+            <w:vAlign w:val="bottom"/>
+          </w:tcPr>
+          <w:p>
+            <w:pPr>
+              <w:widowControl w:val="0"/>
+              <w:jc w:val="center"/>
+              <w:rPr>
+                <w:sz w:val="20"/>
+                <w:szCs w:val="20"/>
+              </w:rPr>
+            </w:pPr>
+            <w:r>
+              <w:rPr>
+                <w:rFonts w:ascii="Calibri" w:cs="Calibri" w:eastAsia="Calibri" w:hAnsi="Calibri"/>
+                <w:rtl w:val="0"/>
+              </w:rPr>
+              <w:t xml:space="preserve">1-05</w:t>
+            </w:r>
+            <w:r>
+              <w:rPr>
+                <w:rtl w:val="0"/>
+              </w:rPr>
+            </w:r>
+          </w:p>
+        </w:tc>
+      </w:tr>
+      <w:tr>
+        <w:trPr>
+          <w:cantSplit w:val="0"/>
+          <w:trHeight w:val="315" w:hRule="atLeast"/>
+          <w:tblHeader w:val="0"/>
+        </w:trPr>
+        <w:tc>
+          <w:tcPr>
+            <w:tcBorders>
+              <w:top w:color="cccccc" w:space="0" w:sz="5" w:val="single"/>
+              <w:left w:color="cccccc" w:space="0" w:sz="5" w:val="single"/>
+              <w:bottom w:color="cccccc" w:space="0" w:sz="5" w:val="single"/>
+              <w:right w:color="000000" w:space="0" w:sz="5" w:val="single"/>
+            </w:tcBorders>
+            <w:shd w:fill="auto" w:val="clear"/>
+            <w:tcMar>
+              <w:top w:w="40.0" w:type="dxa"/>
+              <w:left w:w="40.0" w:type="dxa"/>
+              <w:bottom w:w="40.0" w:type="dxa"/>
+              <w:right w:w="40.0" w:type="dxa"/>
+            </w:tcMar>
+            <w:vAlign w:val="bottom"/>
+          </w:tcPr>
+          <w:p>
+            <w:pPr>
+              <w:widowControl w:val="0"/>
+              <w:jc w:val="center"/>
+              <w:rPr>
+                <w:sz w:val="20"/>
+                <w:szCs w:val="20"/>
+              </w:rPr>
+            </w:pPr>
+            <w:r>
+              <w:rPr>
+                <w:rFonts w:ascii="Calibri" w:cs="Calibri" w:eastAsia="Calibri" w:hAnsi="Calibri"/>
+                <w:b w:val="1"/>
+                <w:bCs w:val="1"/>
+                <w:rtl w:val="0"/>
+              </w:rPr>
+              <w:t xml:space="preserve">12:45 - 1:25</w:t>
+            </w:r>
+            <w:r>
+              <w:rPr>
+                <w:rtl w:val="0"/>
+              </w:rPr>
+            </w:r>
+          </w:p>
+        </w:tc>
+        <w:tc>
+          <w:tcPr>
+            <w:tcBorders>
+              <w:top w:color="cccccc" w:space="0" w:sz="5" w:val="single"/>
+              <w:left w:color="cccccc" w:space="0" w:sz="5" w:val="single"/>
+              <w:bottom w:color="000000" w:space="0" w:sz="5" w:val="single"/>
+              <w:right w:color="000000" w:space="0" w:sz="5" w:val="single"/>
+            </w:tcBorders>
+            <w:shd w:fill="ffffff" w:val="clear"/>
+            <w:tcMar>
+              <w:top w:w="40.0" w:type="dxa"/>
+              <w:left w:w="40.0" w:type="dxa"/>
+              <w:bottom w:w="40.0" w:type="dxa"/>
+              <w:right w:w="40.0" w:type="dxa"/>
+            </w:tcMar>
+            <w:vAlign w:val="bottom"/>
+          </w:tcPr>
+          <w:p>
+            <w:pPr>
+              <w:widowControl w:val="0"/>
+              <w:jc w:val="center"/>
+              <w:rPr>
+                <w:sz w:val="20"/>
+                <w:szCs w:val="20"/>
+              </w:rPr>
+            </w:pPr>
+            <w:r>
+              <w:rPr>
+                <w:rFonts w:ascii="Calibri" w:cs="Calibri" w:eastAsia="Calibri" w:hAnsi="Calibri"/>
+                <w:rtl w:val="0"/>
+              </w:rPr>
+              <w:t xml:space="preserve">3-4</w:t>
+            </w:r>
+            <w:r>
+              <w:rPr>
+                <w:rtl w:val="0"/>
+              </w:rPr>
+            </w:r>
+          </w:p>
+        </w:tc>
+        <w:tc>
+          <w:tcPr>
+            <w:tcBorders>
+              <w:top w:color="cccccc" w:space="0" w:sz="5" w:val="single"/>
+              <w:left w:color="cccccc" w:space="0" w:sz="5" w:val="single"/>
+              <w:bottom w:color="000000" w:space="0" w:sz="5" w:val="single"/>
+              <w:right w:color="000000" w:space="0" w:sz="5" w:val="single"/>
+            </w:tcBorders>
+            <w:shd w:fill="ffffff" w:val="clear"/>
+            <w:tcMar>
+              <w:top w:w="40.0" w:type="dxa"/>
+              <w:left w:w="40.0" w:type="dxa"/>
+              <w:bottom w:w="40.0" w:type="dxa"/>
+              <w:right w:w="40.0" w:type="dxa"/>
+            </w:tcMar>
+            <w:vAlign w:val="bottom"/>
+          </w:tcPr>
+          <w:p>
+            <w:pPr>
+              <w:widowControl w:val="0"/>
+              <w:jc w:val="center"/>
+              <w:rPr>
+                <w:sz w:val="20"/>
+                <w:szCs w:val="20"/>
+              </w:rPr>
+            </w:pPr>
+            <w:r>
+              <w:rPr>
+                <w:rFonts w:ascii="Calibri" w:cs="Calibri" w:eastAsia="Calibri" w:hAnsi="Calibri"/>
+                <w:rtl w:val="0"/>
+              </w:rPr>
+              <w:t xml:space="preserve">4-14</w:t>
+            </w:r>
+            <w:r>
+              <w:rPr>
+                <w:rtl w:val="0"/>
+              </w:rPr>
+            </w:r>
+          </w:p>
+        </w:tc>
+        <w:tc>
+          <w:tcPr>
+            <w:tcBorders>
+              <w:top w:color="cccccc" w:space="0" w:sz="5" w:val="single"/>
+              <w:left w:color="cccccc" w:space="0" w:sz="5" w:val="single"/>
+              <w:bottom w:color="000000" w:space="0" w:sz="5" w:val="single"/>
+              <w:right w:color="000000" w:space="0" w:sz="5" w:val="single"/>
+            </w:tcBorders>
+            <w:shd w:fill="ffffff" w:val="clear"/>
+            <w:tcMar>
+              <w:top w:w="40.0" w:type="dxa"/>
+              <w:left w:w="40.0" w:type="dxa"/>
+              <w:bottom w:w="40.0" w:type="dxa"/>
+              <w:right w:w="40.0" w:type="dxa"/>
+            </w:tcMar>
+            <w:vAlign w:val="bottom"/>
+          </w:tcPr>
+          <w:p>
+            <w:pPr>
+              <w:widowControl w:val="0"/>
+              <w:jc w:val="center"/>
+              <w:rPr>
+                <w:sz w:val="20"/>
+                <w:szCs w:val="20"/>
+              </w:rPr>
+            </w:pPr>
+            <w:r>
+              <w:rPr>
+                <w:rFonts w:ascii="Calibri" w:cs="Calibri" w:eastAsia="Calibri" w:hAnsi="Calibri"/>
+                <w:rtl w:val="0"/>
+              </w:rPr>
+              <w:t xml:space="preserve">4-13</w:t>
+            </w:r>
+            <w:r>
+              <w:rPr>
+                <w:rtl w:val="0"/>
+              </w:rPr>
+            </w:r>
+          </w:p>
+        </w:tc>
+        <w:tc>
+          <w:tcPr>
+            <w:tcBorders>
+              <w:top w:color="cccccc" w:space="0" w:sz="5" w:val="single"/>
+              <w:left w:color="cccccc" w:space="0" w:sz="5" w:val="single"/>
+              <w:bottom w:color="000000" w:space="0" w:sz="5" w:val="single"/>
+              <w:right w:color="000000" w:space="0" w:sz="5" w:val="single"/>
+            </w:tcBorders>
+            <w:shd w:fill="ffffff" w:val="clear"/>
+            <w:tcMar>
+              <w:top w:w="40.0" w:type="dxa"/>
+              <w:left w:w="40.0" w:type="dxa"/>
+              <w:bottom w:w="40.0" w:type="dxa"/>
+              <w:right w:w="40.0" w:type="dxa"/>
+            </w:tcMar>
+            <w:vAlign w:val="bottom"/>
+          </w:tcPr>
+          <w:p>
+            <w:pPr>
+              <w:widowControl w:val="0"/>
+              <w:jc w:val="center"/>
+              <w:rPr>
+                <w:sz w:val="20"/>
+                <w:szCs w:val="20"/>
+              </w:rPr>
+            </w:pPr>
+            <w:r>
+              <w:rPr>
+                <w:rFonts w:ascii="Calibri" w:cs="Calibri" w:eastAsia="Calibri" w:hAnsi="Calibri"/>
+                <w:rtl w:val="0"/>
+              </w:rPr>
+              <w:t xml:space="preserve">2-15</w:t>
+            </w:r>
+            <w:r>
+              <w:rPr>
+                <w:rtl w:val="0"/>
+              </w:rPr>
+            </w:r>
+          </w:p>
+        </w:tc>
+        <w:tc>
+          <w:tcPr>
+            <w:tcBorders>
+              <w:top w:color="cccccc" w:space="0" w:sz="5" w:val="single"/>
+              <w:left w:color="cccccc" w:space="0" w:sz="5" w:val="single"/>
+              <w:bottom w:color="000000" w:space="0" w:sz="5" w:val="single"/>
+              <w:right w:color="000000" w:space="0" w:sz="5" w:val="single"/>
+            </w:tcBorders>
+            <w:shd w:fill="ffffff" w:val="clear"/>
+            <w:tcMar>
+              <w:top w:w="40.0" w:type="dxa"/>
+              <w:left w:w="40.0" w:type="dxa"/>
+              <w:bottom w:w="40.0" w:type="dxa"/>
+              <w:right w:w="40.0" w:type="dxa"/>
+            </w:tcMar>
+            <w:vAlign w:val="bottom"/>
+          </w:tcPr>
+          <w:p>
+            <w:pPr>
+              <w:widowControl w:val="0"/>
+              <w:jc w:val="center"/>
+              <w:rPr>
+                <w:sz w:val="20"/>
+                <w:szCs w:val="20"/>
+              </w:rPr>
+            </w:pPr>
+            <w:r>
+              <w:rPr>
+                <w:rFonts w:ascii="Calibri" w:cs="Calibri" w:eastAsia="Calibri" w:hAnsi="Calibri"/>
+                <w:rtl w:val="0"/>
+              </w:rPr>
+              <w:t xml:space="preserve">2-09</w:t>
+            </w:r>
+            <w:r>
+              <w:rPr>
+                <w:rtl w:val="0"/>
+              </w:rPr>
+            </w:r>
+          </w:p>
+        </w:tc>
+        <w:tc>
+          <w:tcPr>
+            <w:tcBorders>
+              <w:top w:color="cccccc" w:space="0" w:sz="5" w:val="single"/>
+              <w:left w:color="cccccc" w:space="0" w:sz="5" w:val="single"/>
+              <w:bottom w:color="000000" w:space="0" w:sz="5" w:val="single"/>
+              <w:right w:color="000000" w:space="0" w:sz="5" w:val="single"/>
+            </w:tcBorders>
+            <w:shd w:fill="ffffff" w:val="clear"/>
+            <w:tcMar>
+              <w:top w:w="40.0" w:type="dxa"/>
+              <w:left w:w="40.0" w:type="dxa"/>
+              <w:bottom w:w="40.0" w:type="dxa"/>
+              <w:right w:w="40.0" w:type="dxa"/>
+            </w:tcMar>
+            <w:vAlign w:val="bottom"/>
+          </w:tcPr>
+          <w:p>
+            <w:pPr>
+              <w:widowControl w:val="0"/>
+              <w:jc w:val="center"/>
+              <w:rPr>
+                <w:sz w:val="20"/>
+                <w:szCs w:val="20"/>
+              </w:rPr>
+            </w:pPr>
+            <w:r>
+              <w:rPr>
+                <w:rFonts w:ascii="Calibri" w:cs="Calibri" w:eastAsia="Calibri" w:hAnsi="Calibri"/>
+                <w:rtl w:val="0"/>
+              </w:rPr>
+              <w:t xml:space="preserve">4-12</w:t>
+            </w:r>
+            <w:r>
+              <w:rPr>
+                <w:rtl w:val="0"/>
+              </w:rPr>
+            </w:r>
+          </w:p>
+        </w:tc>
+        <w:tc>
+          <w:tcPr>
+            <w:tcBorders>
+              <w:top w:color="cccccc" w:space="0" w:sz="5" w:val="single"/>
+              <w:left w:color="cccccc" w:space="0" w:sz="5" w:val="single"/>
+              <w:bottom w:color="000000" w:space="0" w:sz="5" w:val="single"/>
+              <w:right w:color="000000" w:space="0" w:sz="5" w:val="single"/>
+            </w:tcBorders>
+            <w:shd w:fill="ffffff" w:val="clear"/>
+            <w:tcMar>
+              <w:top w:w="40.0" w:type="dxa"/>
+              <w:left w:w="40.0" w:type="dxa"/>
+              <w:bottom w:w="40.0" w:type="dxa"/>
+              <w:right w:w="40.0" w:type="dxa"/>
+            </w:tcMar>
+            <w:vAlign w:val="bottom"/>
+          </w:tcPr>
+          <w:p>
+            <w:pPr>
+              <w:widowControl w:val="0"/>
+              <w:jc w:val="center"/>
+              <w:rPr>
+                <w:sz w:val="20"/>
+                <w:szCs w:val="20"/>
+              </w:rPr>
+            </w:pPr>
+            <w:r>
+              <w:rPr>
+                <w:rFonts w:ascii="Calibri" w:cs="Calibri" w:eastAsia="Calibri" w:hAnsi="Calibri"/>
+                <w:rtl w:val="0"/>
+              </w:rPr>
+              <w:t xml:space="preserve">3-15</w:t>
+            </w:r>
+            <w:r>
+              <w:rPr>
+                <w:rtl w:val="0"/>
+              </w:rPr>
+            </w:r>
+          </w:p>
+        </w:tc>
+        <w:tc>
+          <w:tcPr>
+            <w:tcBorders>
+              <w:top w:color="cccccc" w:space="0" w:sz="5" w:val="single"/>
+              <w:left w:color="cccccc" w:space="0" w:sz="5" w:val="single"/>
+              <w:bottom w:color="000000" w:space="0" w:sz="5" w:val="single"/>
+              <w:right w:color="000000" w:space="0" w:sz="5" w:val="single"/>
+            </w:tcBorders>
+            <w:shd w:fill="ffffff" w:val="clear"/>
+            <w:tcMar>
+              <w:top w:w="40.0" w:type="dxa"/>
+              <w:left w:w="40.0" w:type="dxa"/>
+              <w:bottom w:w="40.0" w:type="dxa"/>
+              <w:right w:w="40.0" w:type="dxa"/>
+            </w:tcMar>
+            <w:vAlign w:val="bottom"/>
+          </w:tcPr>
+          <w:p>
+            <w:pPr>
+              <w:widowControl w:val="0"/>
+              <w:jc w:val="center"/>
+              <w:rPr>
+                <w:sz w:val="20"/>
+                <w:szCs w:val="20"/>
+              </w:rPr>
+            </w:pPr>
+            <w:r>
+              <w:rPr>
+                <w:rFonts w:ascii="Calibri" w:cs="Calibri" w:eastAsia="Calibri" w:hAnsi="Calibri"/>
+                <w:rtl w:val="0"/>
+              </w:rPr>
+              <w:t xml:space="preserve">4-03</w:t>
+            </w:r>
+            <w:r>
+              <w:rPr>
+                <w:rtl w:val="0"/>
+              </w:rPr>
+            </w:r>
+          </w:p>
+        </w:tc>
+        <w:tc>
+          <w:tcPr>
+            <w:tcBorders>
+              <w:top w:color="cccccc" w:space="0" w:sz="5" w:val="single"/>
+              <w:left w:color="cccccc" w:space="0" w:sz="5" w:val="single"/>
+              <w:bottom w:color="000000" w:space="0" w:sz="5" w:val="single"/>
+              <w:right w:color="000000" w:space="0" w:sz="5" w:val="single"/>
+            </w:tcBorders>
+            <w:shd w:fill="ffffff" w:val="clear"/>
+            <w:tcMar>
+              <w:top w:w="40.0" w:type="dxa"/>
+              <w:left w:w="40.0" w:type="dxa"/>
+              <w:bottom w:w="40.0" w:type="dxa"/>
+              <w:right w:w="40.0" w:type="dxa"/>
+            </w:tcMar>
+            <w:vAlign w:val="bottom"/>
+          </w:tcPr>
+          <w:p>
+            <w:pPr>
+              <w:widowControl w:val="0"/>
+              <w:jc w:val="center"/>
+              <w:rPr>
+                <w:sz w:val="20"/>
+                <w:szCs w:val="20"/>
+              </w:rPr>
+            </w:pPr>
+            <w:r>
+              <w:rPr>
+                <w:rFonts w:ascii="Calibri" w:cs="Calibri" w:eastAsia="Calibri" w:hAnsi="Calibri"/>
+                <w:rtl w:val="0"/>
+              </w:rPr>
+              <w:t xml:space="preserve">1-01</w:t>
+            </w:r>
+            <w:r>
+              <w:rPr>
+                <w:rtl w:val="0"/>
+              </w:rPr>
+            </w:r>
+          </w:p>
+        </w:tc>
+        <w:tc>
+          <w:tcPr>
+            <w:tcBorders>
+              <w:top w:color="cccccc" w:space="0" w:sz="5" w:val="single"/>
+              <w:left w:color="cccccc" w:space="0" w:sz="5" w:val="single"/>
+              <w:bottom w:color="000000" w:space="0" w:sz="5" w:val="single"/>
+              <w:right w:color="000000" w:space="0" w:sz="5" w:val="single"/>
+            </w:tcBorders>
+            <w:shd w:fill="ffffff" w:val="clear"/>
+            <w:tcMar>
+              <w:top w:w="40.0" w:type="dxa"/>
+              <w:left w:w="40.0" w:type="dxa"/>
+              <w:bottom w:w="40.0" w:type="dxa"/>
+              <w:right w:w="40.0" w:type="dxa"/>
+            </w:tcMar>
+            <w:vAlign w:val="bottom"/>
+          </w:tcPr>
+          <w:p>
+            <w:pPr>
+              <w:widowControl w:val="0"/>
+              <w:jc w:val="center"/>
+              <w:rPr>
+                <w:sz w:val="20"/>
+                <w:szCs w:val="20"/>
+              </w:rPr>
+            </w:pPr>
+            <w:r>
+              <w:rPr>
+                <w:rFonts w:ascii="Calibri" w:cs="Calibri" w:eastAsia="Calibri" w:hAnsi="Calibri"/>
+                <w:rtl w:val="0"/>
+              </w:rPr>
+              <w:t xml:space="preserve">2-05</w:t>
+            </w:r>
+            <w:r>
+              <w:rPr>
+                <w:rtl w:val="0"/>
+              </w:rPr>
+            </w:r>
+          </w:p>
+        </w:tc>
+        <w:tc>
+          <w:tcPr>
+            <w:tcBorders>
+              <w:top w:color="cccccc" w:space="0" w:sz="5" w:val="single"/>
+              <w:left w:color="cccccc" w:space="0" w:sz="5" w:val="single"/>
+              <w:bottom w:color="000000" w:space="0" w:sz="5" w:val="single"/>
+              <w:right w:color="000000" w:space="0" w:sz="5" w:val="single"/>
+            </w:tcBorders>
+            <w:shd w:fill="ffffff" w:val="clear"/>
+            <w:tcMar>
+              <w:top w:w="40.0" w:type="dxa"/>
+              <w:left w:w="40.0" w:type="dxa"/>
+              <w:bottom w:w="40.0" w:type="dxa"/>
+              <w:right w:w="40.0" w:type="dxa"/>
+            </w:tcMar>
+            <w:vAlign w:val="bottom"/>
+          </w:tcPr>
+          <w:p>
+            <w:pPr>
+              <w:widowControl w:val="0"/>
+              <w:jc w:val="center"/>
+              <w:rPr>
+                <w:sz w:val="20"/>
+                <w:szCs w:val="20"/>
+              </w:rPr>
+            </w:pPr>
+            <w:r>
+              <w:rPr>
+                <w:rFonts w:ascii="Calibri" w:cs="Calibri" w:eastAsia="Calibri" w:hAnsi="Calibri"/>
+                <w:rtl w:val="0"/>
+              </w:rPr>
+              <w:t xml:space="preserve">1-09</w:t>
+            </w:r>
+            <w:r>
+              <w:rPr>
+                <w:rtl w:val="0"/>
+              </w:rPr>
+            </w:r>
+          </w:p>
+        </w:tc>
+        <w:tc>
+          <w:tcPr>
+            <w:tcBorders>
+              <w:top w:color="cccccc" w:space="0" w:sz="5" w:val="single"/>
+              <w:left w:color="cccccc" w:space="0" w:sz="5" w:val="single"/>
+              <w:bottom w:color="000000" w:space="0" w:sz="5" w:val="single"/>
+              <w:right w:color="000000" w:space="0" w:sz="5" w:val="single"/>
+            </w:tcBorders>
+            <w:shd w:fill="ffffff" w:val="clear"/>
+            <w:tcMar>
+              <w:top w:w="40.0" w:type="dxa"/>
+              <w:left w:w="40.0" w:type="dxa"/>
+              <w:bottom w:w="40.0" w:type="dxa"/>
+              <w:right w:w="40.0" w:type="dxa"/>
+            </w:tcMar>
+            <w:vAlign w:val="bottom"/>
+          </w:tcPr>
+          <w:p>
+            <w:pPr>
+              <w:widowControl w:val="0"/>
+              <w:jc w:val="center"/>
+              <w:rPr>
+                <w:sz w:val="20"/>
+                <w:szCs w:val="20"/>
+              </w:rPr>
+            </w:pPr>
+            <w:r>
+              <w:rPr>
+                <w:rFonts w:ascii="Calibri" w:cs="Calibri" w:eastAsia="Calibri" w:hAnsi="Calibri"/>
+                <w:rtl w:val="0"/>
+              </w:rPr>
+              <w:t xml:space="preserve">3-01</w:t>
+            </w:r>
+            <w:r>
+              <w:rPr>
+                <w:rtl w:val="0"/>
+              </w:rPr>
+            </w:r>
+          </w:p>
+        </w:tc>
+      </w:tr>
+      <w:tr>
+        <w:trPr>
+          <w:cantSplit w:val="0"/>
+          <w:trHeight w:val="315" w:hRule="atLeast"/>
+          <w:tblHeader w:val="0"/>
+        </w:trPr>
+        <w:tc>
+          <w:tcPr>
+            <w:tcBorders>
+              <w:top w:color="cccccc" w:space="0" w:sz="5" w:val="single"/>
+              <w:left w:color="cccccc" w:space="0" w:sz="5" w:val="single"/>
+              <w:bottom w:color="cccccc" w:space="0" w:sz="5" w:val="single"/>
+              <w:right w:color="000000" w:space="0" w:sz="5" w:val="single"/>
+            </w:tcBorders>
+            <w:shd w:fill="auto" w:val="clear"/>
+            <w:tcMar>
+              <w:top w:w="40.0" w:type="dxa"/>
+              <w:left w:w="40.0" w:type="dxa"/>
+              <w:bottom w:w="40.0" w:type="dxa"/>
+              <w:right w:w="40.0" w:type="dxa"/>
+            </w:tcMar>
+            <w:vAlign w:val="bottom"/>
+          </w:tcPr>
+          <w:p>
+            <w:pPr>
+              <w:widowControl w:val="0"/>
+              <w:jc w:val="center"/>
+              <w:rPr>
+                <w:sz w:val="20"/>
+                <w:szCs w:val="20"/>
+              </w:rPr>
+            </w:pPr>
+            <w:r>
+              <w:rPr>
+                <w:rFonts w:ascii="Calibri" w:cs="Calibri" w:eastAsia="Calibri" w:hAnsi="Calibri"/>
+                <w:b w:val="1"/>
+                <w:bCs w:val="1"/>
+                <w:rtl w:val="0"/>
+              </w:rPr>
+              <w:t xml:space="preserve">1:30 - 2:10</w:t>
+            </w:r>
+            <w:r>
+              <w:rPr>
+                <w:rtl w:val="0"/>
+              </w:rPr>
+            </w:r>
+          </w:p>
+        </w:tc>
+        <w:tc>
+          <w:tcPr>
+            <w:tcBorders>
+              <w:top w:color="cccccc" w:space="0" w:sz="5" w:val="single"/>
+              <w:left w:color="cccccc" w:space="0" w:sz="5" w:val="single"/>
+              <w:bottom w:color="000000" w:space="0" w:sz="5" w:val="single"/>
+              <w:right w:color="000000" w:space="0" w:sz="5" w:val="single"/>
+            </w:tcBorders>
+            <w:shd w:fill="ffffff" w:val="clear"/>
+            <w:tcMar>
+              <w:top w:w="40.0" w:type="dxa"/>
+              <w:left w:w="40.0" w:type="dxa"/>
+              <w:bottom w:w="40.0" w:type="dxa"/>
+              <w:right w:w="40.0" w:type="dxa"/>
+            </w:tcMar>
+            <w:vAlign w:val="bottom"/>
+          </w:tcPr>
+          <w:p>
+            <w:pPr>
+              <w:widowControl w:val="0"/>
+              <w:jc w:val="center"/>
+              <w:rPr>
+                <w:sz w:val="20"/>
+                <w:szCs w:val="20"/>
+              </w:rPr>
+            </w:pPr>
+            <w:r>
+              <w:rPr>
+                <w:rFonts w:ascii="Calibri" w:cs="Calibri" w:eastAsia="Calibri" w:hAnsi="Calibri"/>
+                <w:rtl w:val="0"/>
+              </w:rPr>
+              <w:t xml:space="preserve">2-11</w:t>
+            </w:r>
+            <w:r>
+              <w:rPr>
+                <w:rtl w:val="0"/>
+              </w:rPr>
+            </w:r>
+          </w:p>
+        </w:tc>
+        <w:tc>
+          <w:tcPr>
+            <w:tcBorders>
+              <w:top w:color="cccccc" w:space="0" w:sz="5" w:val="single"/>
+              <w:left w:color="cccccc" w:space="0" w:sz="5" w:val="single"/>
+              <w:bottom w:color="000000" w:space="0" w:sz="5" w:val="single"/>
+              <w:right w:color="000000" w:space="0" w:sz="5" w:val="single"/>
+            </w:tcBorders>
+            <w:shd w:fill="ffffff" w:val="clear"/>
+            <w:tcMar>
+              <w:top w:w="40.0" w:type="dxa"/>
+              <w:left w:w="40.0" w:type="dxa"/>
+              <w:bottom w:w="40.0" w:type="dxa"/>
+              <w:right w:w="40.0" w:type="dxa"/>
+            </w:tcMar>
+            <w:vAlign w:val="bottom"/>
+          </w:tcPr>
+          <w:p>
+            <w:pPr>
+              <w:widowControl w:val="0"/>
+              <w:jc w:val="center"/>
+              <w:rPr>
+                <w:sz w:val="20"/>
+                <w:szCs w:val="20"/>
+              </w:rPr>
+            </w:pPr>
+            <w:r>
+              <w:rPr>
+                <w:rFonts w:ascii="Calibri" w:cs="Calibri" w:eastAsia="Calibri" w:hAnsi="Calibri"/>
+                <w:rtl w:val="0"/>
+              </w:rPr>
+              <w:t xml:space="preserve">1-06</w:t>
+            </w:r>
+            <w:r>
+              <w:rPr>
+                <w:rtl w:val="0"/>
+              </w:rPr>
+            </w:r>
+          </w:p>
+        </w:tc>
+        <w:tc>
+          <w:tcPr>
+            <w:tcBorders>
+              <w:top w:color="cccccc" w:space="0" w:sz="5" w:val="single"/>
+              <w:left w:color="cccccc" w:space="0" w:sz="5" w:val="single"/>
+              <w:bottom w:color="000000" w:space="0" w:sz="5" w:val="single"/>
+              <w:right w:color="000000" w:space="0" w:sz="5" w:val="single"/>
+            </w:tcBorders>
+            <w:shd w:fill="ffffff" w:val="clear"/>
+            <w:tcMar>
+              <w:top w:w="40.0" w:type="dxa"/>
+              <w:left w:w="40.0" w:type="dxa"/>
+              <w:bottom w:w="40.0" w:type="dxa"/>
+              <w:right w:w="40.0" w:type="dxa"/>
+            </w:tcMar>
+            <w:vAlign w:val="bottom"/>
+          </w:tcPr>
+          <w:p>
+            <w:pPr>
+              <w:widowControl w:val="0"/>
+              <w:jc w:val="center"/>
+              <w:rPr>
+                <w:sz w:val="20"/>
+                <w:szCs w:val="20"/>
+              </w:rPr>
+            </w:pPr>
+            <w:r>
+              <w:rPr>
+                <w:rFonts w:ascii="Calibri" w:cs="Calibri" w:eastAsia="Calibri" w:hAnsi="Calibri"/>
+                <w:rtl w:val="0"/>
+              </w:rPr>
+              <w:t xml:space="preserve">1-14</w:t>
+            </w:r>
+            <w:r>
+              <w:rPr>
+                <w:rtl w:val="0"/>
+              </w:rPr>
+            </w:r>
+          </w:p>
+        </w:tc>
+        <w:tc>
+          <w:tcPr>
+            <w:tcBorders>
+              <w:top w:color="cccccc" w:space="0" w:sz="5" w:val="single"/>
+              <w:left w:color="cccccc" w:space="0" w:sz="5" w:val="single"/>
+              <w:bottom w:color="000000" w:space="0" w:sz="5" w:val="single"/>
+              <w:right w:color="000000" w:space="0" w:sz="5" w:val="single"/>
+            </w:tcBorders>
+            <w:shd w:fill="ffffff" w:val="clear"/>
+            <w:tcMar>
+              <w:top w:w="40.0" w:type="dxa"/>
+              <w:left w:w="40.0" w:type="dxa"/>
+              <w:bottom w:w="40.0" w:type="dxa"/>
+              <w:right w:w="40.0" w:type="dxa"/>
+            </w:tcMar>
+            <w:vAlign w:val="bottom"/>
+          </w:tcPr>
+          <w:p>
+            <w:pPr>
+              <w:widowControl w:val="0"/>
+              <w:jc w:val="center"/>
+              <w:rPr>
+                <w:sz w:val="20"/>
+                <w:szCs w:val="20"/>
+              </w:rPr>
+            </w:pPr>
+            <w:r>
+              <w:rPr>
+                <w:rFonts w:ascii="Calibri" w:cs="Calibri" w:eastAsia="Calibri" w:hAnsi="Calibri"/>
+                <w:rtl w:val="0"/>
+              </w:rPr>
+              <w:t xml:space="preserve">3-14</w:t>
+            </w:r>
+            <w:r>
+              <w:rPr>
+                <w:rtl w:val="0"/>
+              </w:rPr>
+            </w:r>
+          </w:p>
+        </w:tc>
+        <w:tc>
+          <w:tcPr>
+            <w:tcBorders>
+              <w:top w:color="cccccc" w:space="0" w:sz="5" w:val="single"/>
+              <w:left w:color="cccccc" w:space="0" w:sz="5" w:val="single"/>
+              <w:bottom w:color="000000" w:space="0" w:sz="5" w:val="single"/>
+              <w:right w:color="000000" w:space="0" w:sz="5" w:val="single"/>
+            </w:tcBorders>
+            <w:shd w:fill="ffffff" w:val="clear"/>
+            <w:tcMar>
+              <w:top w:w="40.0" w:type="dxa"/>
+              <w:left w:w="40.0" w:type="dxa"/>
+              <w:bottom w:w="40.0" w:type="dxa"/>
+              <w:right w:w="40.0" w:type="dxa"/>
+            </w:tcMar>
+            <w:vAlign w:val="bottom"/>
+          </w:tcPr>
+          <w:p>
+            <w:pPr>
+              <w:widowControl w:val="0"/>
+              <w:jc w:val="center"/>
+              <w:rPr>
+                <w:sz w:val="20"/>
+                <w:szCs w:val="20"/>
+              </w:rPr>
+            </w:pPr>
+            <w:r>
+              <w:rPr>
+                <w:rFonts w:ascii="Calibri" w:cs="Calibri" w:eastAsia="Calibri" w:hAnsi="Calibri"/>
+                <w:rtl w:val="0"/>
+              </w:rPr>
+              <w:t xml:space="preserve">1-11</w:t>
+            </w:r>
+            <w:r>
+              <w:rPr>
+                <w:rtl w:val="0"/>
+              </w:rPr>
+            </w:r>
+          </w:p>
+        </w:tc>
+        <w:tc>
+          <w:tcPr>
+            <w:tcBorders>
+              <w:top w:color="cccccc" w:space="0" w:sz="5" w:val="single"/>
+              <w:left w:color="cccccc" w:space="0" w:sz="5" w:val="single"/>
+              <w:bottom w:color="000000" w:space="0" w:sz="5" w:val="single"/>
+              <w:right w:color="000000" w:space="0" w:sz="5" w:val="single"/>
+            </w:tcBorders>
+            <w:shd w:fill="ffffff" w:val="clear"/>
+            <w:tcMar>
+              <w:top w:w="40.0" w:type="dxa"/>
+              <w:left w:w="40.0" w:type="dxa"/>
+              <w:bottom w:w="40.0" w:type="dxa"/>
+              <w:right w:w="40.0" w:type="dxa"/>
+            </w:tcMar>
+            <w:vAlign w:val="bottom"/>
+          </w:tcPr>
+          <w:p>
+            <w:pPr>
+              <w:widowControl w:val="0"/>
+              <w:jc w:val="center"/>
+              <w:rPr>
+                <w:sz w:val="20"/>
+                <w:szCs w:val="20"/>
+              </w:rPr>
+            </w:pPr>
+            <w:r>
+              <w:rPr>
+                <w:rFonts w:ascii="Calibri" w:cs="Calibri" w:eastAsia="Calibri" w:hAnsi="Calibri"/>
+                <w:rtl w:val="0"/>
+              </w:rPr>
+              <w:t xml:space="preserve">3-03</w:t>
+            </w:r>
+            <w:r>
+              <w:rPr>
+                <w:rtl w:val="0"/>
+              </w:rPr>
+            </w:r>
+          </w:p>
+        </w:tc>
+        <w:tc>
+          <w:tcPr>
+            <w:tcBorders>
+              <w:top w:color="cccccc" w:space="0" w:sz="5" w:val="single"/>
+              <w:left w:color="cccccc" w:space="0" w:sz="5" w:val="single"/>
+              <w:bottom w:color="000000" w:space="0" w:sz="5" w:val="single"/>
+              <w:right w:color="000000" w:space="0" w:sz="5" w:val="single"/>
+            </w:tcBorders>
+            <w:shd w:fill="ffffff" w:val="clear"/>
+            <w:tcMar>
+              <w:top w:w="40.0" w:type="dxa"/>
+              <w:left w:w="40.0" w:type="dxa"/>
+              <w:bottom w:w="40.0" w:type="dxa"/>
+              <w:right w:w="40.0" w:type="dxa"/>
+            </w:tcMar>
+            <w:vAlign w:val="bottom"/>
+          </w:tcPr>
+          <w:p>
+            <w:pPr>
+              <w:widowControl w:val="0"/>
+              <w:jc w:val="center"/>
+              <w:rPr>
+                <w:sz w:val="20"/>
+                <w:szCs w:val="20"/>
+              </w:rPr>
+            </w:pPr>
+            <w:r>
+              <w:rPr>
+                <w:rFonts w:ascii="Calibri" w:cs="Calibri" w:eastAsia="Calibri" w:hAnsi="Calibri"/>
+                <w:rtl w:val="0"/>
+              </w:rPr>
+              <w:t xml:space="preserve">4-07</w:t>
+            </w:r>
+            <w:r>
+              <w:rPr>
+                <w:rtl w:val="0"/>
+              </w:rPr>
+            </w:r>
+          </w:p>
+        </w:tc>
+        <w:tc>
+          <w:tcPr>
+            <w:tcBorders>
+              <w:top w:color="cccccc" w:space="0" w:sz="5" w:val="single"/>
+              <w:left w:color="cccccc" w:space="0" w:sz="5" w:val="single"/>
+              <w:bottom w:color="000000" w:space="0" w:sz="5" w:val="single"/>
+              <w:right w:color="000000" w:space="0" w:sz="5" w:val="single"/>
+            </w:tcBorders>
+            <w:shd w:fill="ffffff" w:val="clear"/>
+            <w:tcMar>
+              <w:top w:w="40.0" w:type="dxa"/>
+              <w:left w:w="40.0" w:type="dxa"/>
+              <w:bottom w:w="40.0" w:type="dxa"/>
+              <w:right w:w="40.0" w:type="dxa"/>
+            </w:tcMar>
+            <w:vAlign w:val="bottom"/>
+          </w:tcPr>
+          <w:p>
+            <w:pPr>
+              <w:widowControl w:val="0"/>
+              <w:jc w:val="center"/>
+              <w:rPr>
+                <w:sz w:val="20"/>
+                <w:szCs w:val="20"/>
+              </w:rPr>
+            </w:pPr>
+            <w:r>
+              <w:rPr>
+                <w:rFonts w:ascii="Calibri" w:cs="Calibri" w:eastAsia="Calibri" w:hAnsi="Calibri"/>
+                <w:rtl w:val="0"/>
+              </w:rPr>
+              <w:t xml:space="preserve">1-15</w:t>
+            </w:r>
+            <w:r>
+              <w:rPr>
+                <w:rtl w:val="0"/>
+              </w:rPr>
+            </w:r>
+          </w:p>
+        </w:tc>
+        <w:tc>
+          <w:tcPr>
+            <w:tcBorders>
+              <w:top w:color="cccccc" w:space="0" w:sz="5" w:val="single"/>
+              <w:left w:color="cccccc" w:space="0" w:sz="5" w:val="single"/>
+              <w:bottom w:color="000000" w:space="0" w:sz="5" w:val="single"/>
+              <w:right w:color="000000" w:space="0" w:sz="5" w:val="single"/>
+            </w:tcBorders>
+            <w:shd w:fill="ffffff" w:val="clear"/>
+            <w:tcMar>
+              <w:top w:w="40.0" w:type="dxa"/>
+              <w:left w:w="40.0" w:type="dxa"/>
+              <w:bottom w:w="40.0" w:type="dxa"/>
+              <w:right w:w="40.0" w:type="dxa"/>
+            </w:tcMar>
+            <w:vAlign w:val="bottom"/>
+          </w:tcPr>
+          <w:p>
+            <w:pPr>
+              <w:widowControl w:val="0"/>
+              <w:jc w:val="center"/>
+              <w:rPr>
+                <w:sz w:val="20"/>
+                <w:szCs w:val="20"/>
+              </w:rPr>
+            </w:pPr>
+            <w:r>
+              <w:rPr>
+                <w:rFonts w:ascii="Calibri" w:cs="Calibri" w:eastAsia="Calibri" w:hAnsi="Calibri"/>
+                <w:rtl w:val="0"/>
+              </w:rPr>
+              <w:t xml:space="preserve">2-14</w:t>
+            </w:r>
+            <w:r>
+              <w:rPr>
+                <w:rtl w:val="0"/>
+              </w:rPr>
+            </w:r>
+          </w:p>
+        </w:tc>
+        <w:tc>
+          <w:tcPr>
+            <w:tcBorders>
+              <w:top w:color="cccccc" w:space="0" w:sz="5" w:val="single"/>
+              <w:left w:color="cccccc" w:space="0" w:sz="5" w:val="single"/>
+              <w:bottom w:color="000000" w:space="0" w:sz="5" w:val="single"/>
+              <w:right w:color="000000" w:space="0" w:sz="5" w:val="single"/>
+            </w:tcBorders>
+            <w:shd w:fill="ffffff" w:val="clear"/>
+            <w:tcMar>
+              <w:top w:w="40.0" w:type="dxa"/>
+              <w:left w:w="40.0" w:type="dxa"/>
+              <w:bottom w:w="40.0" w:type="dxa"/>
+              <w:right w:w="40.0" w:type="dxa"/>
+            </w:tcMar>
+            <w:vAlign w:val="bottom"/>
+          </w:tcPr>
+          <w:p>
+            <w:pPr>
+              <w:widowControl w:val="0"/>
+              <w:jc w:val="center"/>
+              <w:rPr>
+                <w:sz w:val="20"/>
+                <w:szCs w:val="20"/>
+              </w:rPr>
+            </w:pPr>
+            <w:r>
+              <w:rPr>
+                <w:rFonts w:ascii="Calibri" w:cs="Calibri" w:eastAsia="Calibri" w:hAnsi="Calibri"/>
+                <w:rtl w:val="0"/>
+              </w:rPr>
+              <w:t xml:space="preserve">4-04</w:t>
+            </w:r>
+            <w:r>
+              <w:rPr>
+                <w:rtl w:val="0"/>
+              </w:rPr>
+            </w:r>
+          </w:p>
+        </w:tc>
+        <w:tc>
+          <w:tcPr>
+            <w:tcBorders>
+              <w:top w:color="cccccc" w:space="0" w:sz="5" w:val="single"/>
+              <w:left w:color="cccccc" w:space="0" w:sz="5" w:val="single"/>
+              <w:bottom w:color="000000" w:space="0" w:sz="5" w:val="single"/>
+              <w:right w:color="000000" w:space="0" w:sz="5" w:val="single"/>
+            </w:tcBorders>
+            <w:shd w:fill="ffffff" w:val="clear"/>
+            <w:tcMar>
+              <w:top w:w="40.0" w:type="dxa"/>
+              <w:left w:w="40.0" w:type="dxa"/>
+              <w:bottom w:w="40.0" w:type="dxa"/>
+              <w:right w:w="40.0" w:type="dxa"/>
+            </w:tcMar>
+            <w:vAlign w:val="bottom"/>
+          </w:tcPr>
+          <w:p>
+            <w:pPr>
+              <w:widowControl w:val="0"/>
+              <w:jc w:val="center"/>
+              <w:rPr>
+                <w:sz w:val="20"/>
+                <w:szCs w:val="20"/>
+              </w:rPr>
+            </w:pPr>
+            <w:r>
+              <w:rPr>
+                <w:rFonts w:ascii="Calibri" w:cs="Calibri" w:eastAsia="Calibri" w:hAnsi="Calibri"/>
+                <w:rtl w:val="0"/>
+              </w:rPr>
+              <w:t xml:space="preserve">3-12</w:t>
+            </w:r>
+            <w:r>
+              <w:rPr>
+                <w:rtl w:val="0"/>
+              </w:rPr>
+            </w:r>
+          </w:p>
+        </w:tc>
+        <w:tc>
+          <w:tcPr>
+            <w:tcBorders>
+              <w:top w:color="cccccc" w:space="0" w:sz="5" w:val="single"/>
+              <w:left w:color="cccccc" w:space="0" w:sz="5" w:val="single"/>
+              <w:bottom w:color="000000" w:space="0" w:sz="5" w:val="single"/>
+              <w:right w:color="000000" w:space="0" w:sz="5" w:val="single"/>
+            </w:tcBorders>
+            <w:shd w:fill="ffffff" w:val="clear"/>
+            <w:tcMar>
+              <w:top w:w="40.0" w:type="dxa"/>
+              <w:left w:w="40.0" w:type="dxa"/>
+              <w:bottom w:w="40.0" w:type="dxa"/>
+              <w:right w:w="40.0" w:type="dxa"/>
+            </w:tcMar>
+            <w:vAlign w:val="bottom"/>
+          </w:tcPr>
+          <w:p>
+            <w:pPr>
+              <w:widowControl w:val="0"/>
+              <w:jc w:val="center"/>
+              <w:rPr>
+                <w:sz w:val="20"/>
+                <w:szCs w:val="20"/>
+              </w:rPr>
+            </w:pPr>
+            <w:r>
+              <w:rPr>
+                <w:rFonts w:ascii="Calibri" w:cs="Calibri" w:eastAsia="Calibri" w:hAnsi="Calibri"/>
+                <w:rtl w:val="0"/>
+              </w:rPr>
+              <w:t xml:space="preserve">2-13</w:t>
+            </w:r>
+            <w:r>
+              <w:rPr>
+                <w:rtl w:val="0"/>
+              </w:rPr>
+            </w:r>
+          </w:p>
+        </w:tc>
+      </w:tr>
+      <w:tr>
+        <w:trPr>
+          <w:cantSplit w:val="0"/>
+          <w:trHeight w:val="315" w:hRule="atLeast"/>
+          <w:tblHeader w:val="0"/>
+        </w:trPr>
+        <w:tc>
+          <w:tcPr>
+            <w:tcBorders>
+              <w:top w:color="cccccc" w:space="0" w:sz="5" w:val="single"/>
+              <w:left w:color="cccccc" w:space="0" w:sz="5" w:val="single"/>
+              <w:bottom w:color="cccccc" w:space="0" w:sz="5" w:val="single"/>
+              <w:right w:color="000000" w:space="0" w:sz="5" w:val="single"/>
+            </w:tcBorders>
+            <w:shd w:fill="auto" w:val="clear"/>
+            <w:tcMar>
+              <w:top w:w="40.0" w:type="dxa"/>
+              <w:left w:w="40.0" w:type="dxa"/>
+              <w:bottom w:w="40.0" w:type="dxa"/>
+              <w:right w:w="40.0" w:type="dxa"/>
+            </w:tcMar>
+            <w:vAlign w:val="bottom"/>
+          </w:tcPr>
+          <w:p>
+            <w:pPr>
+              <w:widowControl w:val="0"/>
+              <w:jc w:val="center"/>
+              <w:rPr>
+                <w:sz w:val="20"/>
+                <w:szCs w:val="20"/>
+              </w:rPr>
+            </w:pPr>
+            <w:r>
+              <w:rPr>
+                <w:rFonts w:ascii="Calibri" w:cs="Calibri" w:eastAsia="Calibri" w:hAnsi="Calibri"/>
+                <w:b w:val="1"/>
+                <w:bCs w:val="1"/>
+                <w:rtl w:val="0"/>
+              </w:rPr>
+              <w:t xml:space="preserve">2:15 - 2:30</w:t>
+            </w:r>
+            <w:r>
+              <w:rPr>
+                <w:rtl w:val="0"/>
+              </w:rPr>
+            </w:r>
+          </w:p>
+        </w:tc>
+        <w:tc>
+          <w:tcPr>
+            <w:gridSpan w:val="12"/>
+            <w:tcBorders>
+              <w:top w:color="cccccc" w:space="0" w:sz="5" w:val="single"/>
+              <w:left w:color="cccccc" w:space="0" w:sz="5" w:val="single"/>
+              <w:bottom w:color="000000" w:space="0" w:sz="5" w:val="single"/>
+              <w:right w:color="000000" w:space="0" w:sz="5" w:val="single"/>
+            </w:tcBorders>
+            <w:shd w:fill="999999" w:val="clear"/>
+            <w:tcMar>
+              <w:top w:w="40.0" w:type="dxa"/>
+              <w:left w:w="40.0" w:type="dxa"/>
+              <w:bottom w:w="40.0" w:type="dxa"/>
+              <w:right w:w="40.0" w:type="dxa"/>
+            </w:tcMar>
+            <w:vAlign w:val="bottom"/>
+          </w:tcPr>
+          <w:p>
+            <w:pPr>
+              <w:widowControl w:val="0"/>
+              <w:jc w:val="center"/>
+              <w:rPr>
+                <w:sz w:val="20"/>
+                <w:szCs w:val="20"/>
+              </w:rPr>
+            </w:pPr>
+            <w:r>
+              <w:rPr>
+                <w:rFonts w:ascii="Calibri" w:cs="Calibri" w:eastAsia="Calibri" w:hAnsi="Calibri"/>
+                <w:rtl w:val="0"/>
+              </w:rPr>
+              <w:t xml:space="preserve">Break (Snacks in TNRB 710)</w:t>
+            </w:r>
+            <w:r>
+              <w:rPr>
+                <w:rtl w:val="0"/>
+              </w:rPr>
+            </w:r>
+          </w:p>
+        </w:tc>
+      </w:tr>
+      <w:tr>
+        <w:trPr>
+          <w:cantSplit w:val="0"/>
+          <w:trHeight w:val="315" w:hRule="atLeast"/>
+          <w:tblHeader w:val="0"/>
+        </w:trPr>
+        <w:tc>
+          <w:tcPr>
+            <w:tcBorders>
+              <w:top w:color="cccccc" w:space="0" w:sz="5" w:val="single"/>
+              <w:left w:color="cccccc" w:space="0" w:sz="5" w:val="single"/>
+              <w:bottom w:color="cccccc" w:space="0" w:sz="5" w:val="single"/>
+              <w:right w:color="000000" w:space="0" w:sz="5" w:val="single"/>
+            </w:tcBorders>
+            <w:shd w:fill="auto" w:val="clear"/>
+            <w:tcMar>
+              <w:top w:w="40.0" w:type="dxa"/>
+              <w:left w:w="40.0" w:type="dxa"/>
+              <w:bottom w:w="40.0" w:type="dxa"/>
+              <w:right w:w="40.0" w:type="dxa"/>
+            </w:tcMar>
+            <w:vAlign w:val="bottom"/>
+          </w:tcPr>
+          <w:p>
+            <w:pPr>
+              <w:widowControl w:val="0"/>
+              <w:jc w:val="center"/>
+              <w:rPr>
+                <w:sz w:val="20"/>
+                <w:szCs w:val="20"/>
+              </w:rPr>
+            </w:pPr>
+            <w:r>
+              <w:rPr>
+                <w:rFonts w:ascii="Calibri" w:cs="Calibri" w:eastAsia="Calibri" w:hAnsi="Calibri"/>
+                <w:b w:val="1"/>
+                <w:bCs w:val="1"/>
+                <w:rtl w:val="0"/>
+              </w:rPr>
+              <w:t xml:space="preserve">2:35-3:15</w:t>
+            </w:r>
+            <w:r>
+              <w:rPr>
+                <w:rtl w:val="0"/>
+              </w:rPr>
+            </w:r>
+          </w:p>
+        </w:tc>
+        <w:tc>
+          <w:tcPr>
+            <w:tcBorders>
+              <w:top w:color="cccccc" w:space="0" w:sz="5" w:val="single"/>
+              <w:left w:color="cccccc" w:space="0" w:sz="5" w:val="single"/>
+              <w:bottom w:color="000000" w:space="0" w:sz="5" w:val="single"/>
+              <w:right w:color="000000" w:space="0" w:sz="5" w:val="single"/>
+            </w:tcBorders>
+            <w:shd w:fill="ffffff" w:val="clear"/>
+            <w:tcMar>
+              <w:top w:w="40.0" w:type="dxa"/>
+              <w:left w:w="40.0" w:type="dxa"/>
+              <w:bottom w:w="40.0" w:type="dxa"/>
+              <w:right w:w="40.0" w:type="dxa"/>
+            </w:tcMar>
+            <w:vAlign w:val="bottom"/>
+          </w:tcPr>
+          <w:p>
+            <w:pPr>
+              <w:widowControl w:val="0"/>
+              <w:jc w:val="center"/>
+              <w:rPr>
+                <w:sz w:val="20"/>
+                <w:szCs w:val="20"/>
+              </w:rPr>
+            </w:pPr>
+            <w:r>
+              <w:rPr>
+                <w:rFonts w:ascii="Calibri" w:cs="Calibri" w:eastAsia="Calibri" w:hAnsi="Calibri"/>
+                <w:rtl w:val="0"/>
+              </w:rPr>
+              <w:t xml:space="preserve">4-06</w:t>
+            </w:r>
+            <w:r>
+              <w:rPr>
+                <w:rtl w:val="0"/>
+              </w:rPr>
+            </w:r>
+          </w:p>
+        </w:tc>
+        <w:tc>
+          <w:tcPr>
+            <w:tcBorders>
+              <w:top w:color="cccccc" w:space="0" w:sz="5" w:val="single"/>
+              <w:left w:color="cccccc" w:space="0" w:sz="5" w:val="single"/>
+              <w:bottom w:color="000000" w:space="0" w:sz="5" w:val="single"/>
+              <w:right w:color="000000" w:space="0" w:sz="5" w:val="single"/>
+            </w:tcBorders>
+            <w:shd w:fill="ffffff" w:val="clear"/>
+            <w:tcMar>
+              <w:top w:w="40.0" w:type="dxa"/>
+              <w:left w:w="40.0" w:type="dxa"/>
+              <w:bottom w:w="40.0" w:type="dxa"/>
+              <w:right w:w="40.0" w:type="dxa"/>
+            </w:tcMar>
+            <w:vAlign w:val="bottom"/>
+          </w:tcPr>
+          <w:p>
+            <w:pPr>
+              <w:widowControl w:val="0"/>
+              <w:jc w:val="center"/>
+              <w:rPr>
+                <w:sz w:val="20"/>
+                <w:szCs w:val="20"/>
+              </w:rPr>
+            </w:pPr>
+            <w:r>
+              <w:rPr>
+                <w:rFonts w:ascii="Calibri" w:cs="Calibri" w:eastAsia="Calibri" w:hAnsi="Calibri"/>
+                <w:rtl w:val="0"/>
+              </w:rPr>
+              <w:t xml:space="preserve">1-12</w:t>
+            </w:r>
+            <w:r>
+              <w:rPr>
+                <w:rtl w:val="0"/>
+              </w:rPr>
+            </w:r>
+          </w:p>
+        </w:tc>
+        <w:tc>
+          <w:tcPr>
+            <w:tcBorders>
+              <w:top w:color="cccccc" w:space="0" w:sz="5" w:val="single"/>
+              <w:left w:color="cccccc" w:space="0" w:sz="5" w:val="single"/>
+              <w:bottom w:color="000000" w:space="0" w:sz="5" w:val="single"/>
+              <w:right w:color="000000" w:space="0" w:sz="5" w:val="single"/>
+            </w:tcBorders>
+            <w:shd w:fill="ffffff" w:val="clear"/>
+            <w:tcMar>
+              <w:top w:w="40.0" w:type="dxa"/>
+              <w:left w:w="40.0" w:type="dxa"/>
+              <w:bottom w:w="40.0" w:type="dxa"/>
+              <w:right w:w="40.0" w:type="dxa"/>
+            </w:tcMar>
+            <w:vAlign w:val="bottom"/>
+          </w:tcPr>
+          <w:p>
+            <w:pPr>
+              <w:widowControl w:val="0"/>
+              <w:jc w:val="center"/>
+              <w:rPr>
+                <w:sz w:val="20"/>
+                <w:szCs w:val="20"/>
+              </w:rPr>
+            </w:pPr>
+            <w:r>
+              <w:rPr>
+                <w:rFonts w:ascii="Calibri" w:cs="Calibri" w:eastAsia="Calibri" w:hAnsi="Calibri"/>
+                <w:rtl w:val="0"/>
+              </w:rPr>
+              <w:t xml:space="preserve">2-03</w:t>
+            </w:r>
+            <w:r>
+              <w:rPr>
+                <w:rtl w:val="0"/>
+              </w:rPr>
+            </w:r>
+          </w:p>
+        </w:tc>
+        <w:tc>
+          <w:tcPr>
+            <w:tcBorders>
+              <w:top w:color="cccccc" w:space="0" w:sz="5" w:val="single"/>
+              <w:left w:color="cccccc" w:space="0" w:sz="5" w:val="single"/>
+              <w:bottom w:color="000000" w:space="0" w:sz="5" w:val="single"/>
+              <w:right w:color="000000" w:space="0" w:sz="5" w:val="single"/>
+            </w:tcBorders>
+            <w:shd w:fill="ffffff" w:val="clear"/>
+            <w:tcMar>
+              <w:top w:w="40.0" w:type="dxa"/>
+              <w:left w:w="40.0" w:type="dxa"/>
+              <w:bottom w:w="40.0" w:type="dxa"/>
+              <w:right w:w="40.0" w:type="dxa"/>
+            </w:tcMar>
+            <w:vAlign w:val="bottom"/>
+          </w:tcPr>
+          <w:p>
+            <w:pPr>
+              <w:widowControl w:val="0"/>
+              <w:jc w:val="center"/>
+              <w:rPr>
+                <w:sz w:val="20"/>
+                <w:szCs w:val="20"/>
+              </w:rPr>
+            </w:pPr>
+            <w:r>
+              <w:rPr>
+                <w:rFonts w:ascii="Calibri" w:cs="Calibri" w:eastAsia="Calibri" w:hAnsi="Calibri"/>
+                <w:rtl w:val="0"/>
+              </w:rPr>
+              <w:t xml:space="preserve">4-11</w:t>
+            </w:r>
+            <w:r>
+              <w:rPr>
+                <w:rtl w:val="0"/>
+              </w:rPr>
+            </w:r>
+          </w:p>
+        </w:tc>
+        <w:tc>
+          <w:tcPr>
+            <w:tcBorders>
+              <w:top w:color="cccccc" w:space="0" w:sz="5" w:val="single"/>
+              <w:left w:color="cccccc" w:space="0" w:sz="5" w:val="single"/>
+              <w:bottom w:color="000000" w:space="0" w:sz="5" w:val="single"/>
+              <w:right w:color="000000" w:space="0" w:sz="5" w:val="single"/>
+            </w:tcBorders>
+            <w:shd w:fill="ffffff" w:val="clear"/>
+            <w:tcMar>
+              <w:top w:w="40.0" w:type="dxa"/>
+              <w:left w:w="40.0" w:type="dxa"/>
+              <w:bottom w:w="40.0" w:type="dxa"/>
+              <w:right w:w="40.0" w:type="dxa"/>
+            </w:tcMar>
+            <w:vAlign w:val="bottom"/>
+          </w:tcPr>
+          <w:p>
+            <w:pPr>
+              <w:widowControl w:val="0"/>
+              <w:jc w:val="center"/>
+              <w:rPr>
+                <w:sz w:val="20"/>
+                <w:szCs w:val="20"/>
+              </w:rPr>
+            </w:pPr>
+            <w:r>
+              <w:rPr>
+                <w:rFonts w:ascii="Calibri" w:cs="Calibri" w:eastAsia="Calibri" w:hAnsi="Calibri"/>
+                <w:rtl w:val="0"/>
+              </w:rPr>
+              <w:t xml:space="preserve">4-08</w:t>
+            </w:r>
+            <w:r>
+              <w:rPr>
+                <w:rtl w:val="0"/>
+              </w:rPr>
+            </w:r>
+          </w:p>
+        </w:tc>
+        <w:tc>
+          <w:tcPr>
+            <w:tcBorders>
+              <w:top w:color="cccccc" w:space="0" w:sz="5" w:val="single"/>
+              <w:left w:color="cccccc" w:space="0" w:sz="5" w:val="single"/>
+              <w:bottom w:color="000000" w:space="0" w:sz="5" w:val="single"/>
+              <w:right w:color="000000" w:space="0" w:sz="5" w:val="single"/>
+            </w:tcBorders>
+            <w:shd w:fill="ffffff" w:val="clear"/>
+            <w:tcMar>
+              <w:top w:w="40.0" w:type="dxa"/>
+              <w:left w:w="40.0" w:type="dxa"/>
+              <w:bottom w:w="40.0" w:type="dxa"/>
+              <w:right w:w="40.0" w:type="dxa"/>
+            </w:tcMar>
+            <w:vAlign w:val="bottom"/>
+          </w:tcPr>
+          <w:p>
+            <w:pPr>
+              <w:widowControl w:val="0"/>
+              <w:jc w:val="center"/>
+              <w:rPr>
+                <w:sz w:val="20"/>
+                <w:szCs w:val="20"/>
+              </w:rPr>
+            </w:pPr>
+            <w:r>
+              <w:rPr>
+                <w:rFonts w:ascii="Calibri" w:cs="Calibri" w:eastAsia="Calibri" w:hAnsi="Calibri"/>
+                <w:rtl w:val="0"/>
+              </w:rPr>
+              <w:t xml:space="preserve">2-07</w:t>
+            </w:r>
+            <w:r>
+              <w:rPr>
+                <w:rtl w:val="0"/>
+              </w:rPr>
+            </w:r>
+          </w:p>
+        </w:tc>
+        <w:tc>
+          <w:tcPr>
+            <w:tcBorders>
+              <w:top w:color="cccccc" w:space="0" w:sz="5" w:val="single"/>
+              <w:left w:color="cccccc" w:space="0" w:sz="5" w:val="single"/>
+              <w:bottom w:color="000000" w:space="0" w:sz="5" w:val="single"/>
+              <w:right w:color="000000" w:space="0" w:sz="5" w:val="single"/>
+            </w:tcBorders>
+            <w:shd w:fill="ffffff" w:val="clear"/>
+            <w:tcMar>
+              <w:top w:w="40.0" w:type="dxa"/>
+              <w:left w:w="40.0" w:type="dxa"/>
+              <w:bottom w:w="40.0" w:type="dxa"/>
+              <w:right w:w="40.0" w:type="dxa"/>
+            </w:tcMar>
+            <w:vAlign w:val="bottom"/>
+          </w:tcPr>
+          <w:p>
+            <w:pPr>
+              <w:widowControl w:val="0"/>
+              <w:jc w:val="center"/>
+              <w:rPr>
+                <w:sz w:val="20"/>
+                <w:szCs w:val="20"/>
+              </w:rPr>
+            </w:pPr>
+            <w:r>
+              <w:rPr>
+                <w:rFonts w:ascii="Calibri" w:cs="Calibri" w:eastAsia="Calibri" w:hAnsi="Calibri"/>
+                <w:rtl w:val="0"/>
+              </w:rPr>
+              <w:t xml:space="preserve">1-04</w:t>
+            </w:r>
+            <w:r>
+              <w:rPr>
+                <w:rtl w:val="0"/>
+              </w:rPr>
+            </w:r>
+          </w:p>
+        </w:tc>
+        <w:tc>
+          <w:tcPr>
+            <w:tcBorders>
+              <w:top w:color="cccccc" w:space="0" w:sz="5" w:val="single"/>
+              <w:left w:color="cccccc" w:space="0" w:sz="5" w:val="single"/>
+              <w:bottom w:color="000000" w:space="0" w:sz="5" w:val="single"/>
+              <w:right w:color="000000" w:space="0" w:sz="5" w:val="single"/>
+            </w:tcBorders>
+            <w:shd w:fill="ffffff" w:val="clear"/>
+            <w:tcMar>
+              <w:top w:w="40.0" w:type="dxa"/>
+              <w:left w:w="40.0" w:type="dxa"/>
+              <w:bottom w:w="40.0" w:type="dxa"/>
+              <w:right w:w="40.0" w:type="dxa"/>
+            </w:tcMar>
+            <w:vAlign w:val="bottom"/>
+          </w:tcPr>
+          <w:p>
+            <w:pPr>
+              <w:widowControl w:val="0"/>
+              <w:jc w:val="center"/>
+              <w:rPr>
+                <w:sz w:val="20"/>
+                <w:szCs w:val="20"/>
+              </w:rPr>
+            </w:pPr>
+            <w:r>
+              <w:rPr>
+                <w:rFonts w:ascii="Calibri" w:cs="Calibri" w:eastAsia="Calibri" w:hAnsi="Calibri"/>
+                <w:rtl w:val="0"/>
+              </w:rPr>
+              <w:t xml:space="preserve">3-02</w:t>
+            </w:r>
+            <w:r>
+              <w:rPr>
+                <w:rtl w:val="0"/>
+              </w:rPr>
+            </w:r>
+          </w:p>
+        </w:tc>
+        <w:tc>
+          <w:tcPr>
+            <w:tcBorders>
+              <w:top w:color="cccccc" w:space="0" w:sz="5" w:val="single"/>
+              <w:left w:color="cccccc" w:space="0" w:sz="5" w:val="single"/>
+              <w:bottom w:color="000000" w:space="0" w:sz="5" w:val="single"/>
+              <w:right w:color="000000" w:space="0" w:sz="5" w:val="single"/>
+            </w:tcBorders>
+            <w:shd w:fill="ffffff" w:val="clear"/>
+            <w:tcMar>
+              <w:top w:w="40.0" w:type="dxa"/>
+              <w:left w:w="40.0" w:type="dxa"/>
+              <w:bottom w:w="40.0" w:type="dxa"/>
+              <w:right w:w="40.0" w:type="dxa"/>
+            </w:tcMar>
+            <w:vAlign w:val="bottom"/>
+          </w:tcPr>
+          <w:p>
+            <w:pPr>
+              <w:widowControl w:val="0"/>
+              <w:jc w:val="center"/>
+              <w:rPr>
+                <w:sz w:val="20"/>
+                <w:szCs w:val="20"/>
+              </w:rPr>
+            </w:pPr>
+            <w:r>
+              <w:rPr>
+                <w:rFonts w:ascii="Calibri" w:cs="Calibri" w:eastAsia="Calibri" w:hAnsi="Calibri"/>
+                <w:rtl w:val="0"/>
+              </w:rPr>
+              <w:t xml:space="preserve">2-08</w:t>
+            </w:r>
+            <w:r>
+              <w:rPr>
+                <w:rtl w:val="0"/>
+              </w:rPr>
+            </w:r>
+          </w:p>
+        </w:tc>
+        <w:tc>
+          <w:tcPr>
+            <w:tcBorders>
+              <w:top w:color="cccccc" w:space="0" w:sz="5" w:val="single"/>
+              <w:left w:color="cccccc" w:space="0" w:sz="5" w:val="single"/>
+              <w:bottom w:color="000000" w:space="0" w:sz="5" w:val="single"/>
+              <w:right w:color="000000" w:space="0" w:sz="5" w:val="single"/>
+            </w:tcBorders>
+            <w:shd w:fill="ffffff" w:val="clear"/>
+            <w:tcMar>
+              <w:top w:w="40.0" w:type="dxa"/>
+              <w:left w:w="40.0" w:type="dxa"/>
+              <w:bottom w:w="40.0" w:type="dxa"/>
+              <w:right w:w="40.0" w:type="dxa"/>
+            </w:tcMar>
+            <w:vAlign w:val="bottom"/>
+          </w:tcPr>
+          <w:p>
+            <w:pPr>
+              <w:widowControl w:val="0"/>
+              <w:jc w:val="center"/>
+              <w:rPr>
+                <w:sz w:val="20"/>
+                <w:szCs w:val="20"/>
+              </w:rPr>
+            </w:pPr>
+            <w:r>
+              <w:rPr>
+                <w:rFonts w:ascii="Calibri" w:cs="Calibri" w:eastAsia="Calibri" w:hAnsi="Calibri"/>
+                <w:rtl w:val="0"/>
+              </w:rPr>
+              <w:t xml:space="preserve">1-13</w:t>
+            </w:r>
+            <w:r>
+              <w:rPr>
+                <w:rtl w:val="0"/>
+              </w:rPr>
+            </w:r>
+          </w:p>
+        </w:tc>
+        <w:tc>
+          <w:tcPr>
+            <w:tcBorders>
+              <w:top w:color="cccccc" w:space="0" w:sz="5" w:val="single"/>
+              <w:left w:color="cccccc" w:space="0" w:sz="5" w:val="single"/>
+              <w:bottom w:color="000000" w:space="0" w:sz="5" w:val="single"/>
+              <w:right w:color="000000" w:space="0" w:sz="5" w:val="single"/>
+            </w:tcBorders>
+            <w:shd w:fill="ffffff" w:val="clear"/>
+            <w:tcMar>
+              <w:top w:w="40.0" w:type="dxa"/>
+              <w:left w:w="40.0" w:type="dxa"/>
+              <w:bottom w:w="40.0" w:type="dxa"/>
+              <w:right w:w="40.0" w:type="dxa"/>
+            </w:tcMar>
+            <w:vAlign w:val="bottom"/>
+          </w:tcPr>
+          <w:p>
+            <w:pPr>
+              <w:widowControl w:val="0"/>
+              <w:jc w:val="center"/>
+              <w:rPr>
+                <w:sz w:val="20"/>
+                <w:szCs w:val="20"/>
+              </w:rPr>
+            </w:pPr>
+            <w:r>
+              <w:rPr>
+                <w:rFonts w:ascii="Calibri" w:cs="Calibri" w:eastAsia="Calibri" w:hAnsi="Calibri"/>
+                <w:rtl w:val="0"/>
+              </w:rPr>
+              <w:t xml:space="preserve">4-10</w:t>
+            </w:r>
+            <w:r>
+              <w:rPr>
+                <w:rtl w:val="0"/>
+              </w:rPr>
+            </w:r>
+          </w:p>
+        </w:tc>
+        <w:tc>
+          <w:tcPr>
+            <w:tcBorders>
+              <w:top w:color="cccccc" w:space="0" w:sz="5" w:val="single"/>
+              <w:left w:color="cccccc" w:space="0" w:sz="5" w:val="single"/>
+              <w:bottom w:color="000000" w:space="0" w:sz="5" w:val="single"/>
+              <w:right w:color="000000" w:space="0" w:sz="5" w:val="single"/>
+            </w:tcBorders>
+            <w:shd w:fill="ffffff" w:val="clear"/>
+            <w:tcMar>
+              <w:top w:w="40.0" w:type="dxa"/>
+              <w:left w:w="40.0" w:type="dxa"/>
+              <w:bottom w:w="40.0" w:type="dxa"/>
+              <w:right w:w="40.0" w:type="dxa"/>
+            </w:tcMar>
+            <w:vAlign w:val="bottom"/>
+          </w:tcPr>
+          <w:p>
+            <w:pPr>
+              <w:widowControl w:val="0"/>
+              <w:jc w:val="center"/>
+              <w:rPr>
+                <w:sz w:val="20"/>
+                <w:szCs w:val="20"/>
+              </w:rPr>
+            </w:pPr>
+            <w:r>
+              <w:rPr>
+                <w:rFonts w:ascii="Calibri" w:cs="Calibri" w:eastAsia="Calibri" w:hAnsi="Calibri"/>
+                <w:rtl w:val="0"/>
+              </w:rPr>
+              <w:t xml:space="preserve">3-11</w:t>
+            </w:r>
+            <w:r>
+              <w:rPr>
+                <w:rtl w:val="0"/>
+              </w:rPr>
+            </w:r>
+          </w:p>
+        </w:tc>
+      </w:tr>
+      <w:tr>
+        <w:trPr>
+          <w:cantSplit w:val="0"/>
+          <w:trHeight w:val="315" w:hRule="atLeast"/>
+          <w:tblHeader w:val="0"/>
+        </w:trPr>
+        <w:tc>
+          <w:tcPr>
+            <w:tcBorders>
+              <w:top w:color="cccccc" w:space="0" w:sz="5" w:val="single"/>
+              <w:left w:color="cccccc" w:space="0" w:sz="5" w:val="single"/>
+              <w:bottom w:color="cccccc" w:space="0" w:sz="5" w:val="single"/>
+              <w:right w:color="000000" w:space="0" w:sz="5" w:val="single"/>
+            </w:tcBorders>
+            <w:shd w:fill="auto" w:val="clear"/>
+            <w:tcMar>
+              <w:top w:w="40.0" w:type="dxa"/>
+              <w:left w:w="40.0" w:type="dxa"/>
+              <w:bottom w:w="40.0" w:type="dxa"/>
+              <w:right w:w="40.0" w:type="dxa"/>
+            </w:tcMar>
+            <w:vAlign w:val="bottom"/>
+          </w:tcPr>
+          <w:p>
+            <w:pPr>
+              <w:widowControl w:val="0"/>
+              <w:jc w:val="center"/>
+              <w:rPr>
+                <w:sz w:val="20"/>
+                <w:szCs w:val="20"/>
+              </w:rPr>
+            </w:pPr>
+            <w:r>
+              <w:rPr>
+                <w:rFonts w:ascii="Calibri" w:cs="Calibri" w:eastAsia="Calibri" w:hAnsi="Calibri"/>
+                <w:b w:val="1"/>
+                <w:bCs w:val="1"/>
+                <w:rtl w:val="0"/>
+              </w:rPr>
+              <w:t xml:space="preserve">3:20-4:00</w:t>
+            </w:r>
+            <w:r>
+              <w:rPr>
+                <w:rtl w:val="0"/>
+              </w:rPr>
+            </w:r>
+          </w:p>
+        </w:tc>
+        <w:tc>
+          <w:tcPr>
+            <w:tcBorders>
+              <w:top w:color="cccccc" w:space="0" w:sz="5" w:val="single"/>
+              <w:left w:color="cccccc" w:space="0" w:sz="5" w:val="single"/>
+              <w:bottom w:color="000000" w:space="0" w:sz="5" w:val="single"/>
+              <w:right w:color="000000" w:space="0" w:sz="5" w:val="single"/>
+            </w:tcBorders>
+            <w:shd w:fill="ffffff" w:val="clear"/>
+            <w:tcMar>
+              <w:top w:w="40.0" w:type="dxa"/>
+              <w:left w:w="40.0" w:type="dxa"/>
+              <w:bottom w:w="40.0" w:type="dxa"/>
+              <w:right w:w="40.0" w:type="dxa"/>
+            </w:tcMar>
+            <w:vAlign w:val="bottom"/>
+          </w:tcPr>
+          <w:p>
+            <w:pPr>
+              <w:widowControl w:val="0"/>
+              <w:jc w:val="center"/>
+              <w:rPr>
+                <w:sz w:val="20"/>
+                <w:szCs w:val="20"/>
+              </w:rPr>
+            </w:pPr>
+            <w:r>
+              <w:rPr>
+                <w:rFonts w:ascii="Calibri" w:cs="Calibri" w:eastAsia="Calibri" w:hAnsi="Calibri"/>
+                <w:rtl w:val="0"/>
+              </w:rPr>
+              <w:t xml:space="preserve">1-02</w:t>
+            </w:r>
+            <w:r>
+              <w:rPr>
+                <w:rtl w:val="0"/>
+              </w:rPr>
+            </w:r>
+          </w:p>
+        </w:tc>
+        <w:tc>
+          <w:tcPr>
+            <w:tcBorders>
+              <w:top w:color="cccccc" w:space="0" w:sz="5" w:val="single"/>
+              <w:left w:color="cccccc" w:space="0" w:sz="5" w:val="single"/>
+              <w:bottom w:color="000000" w:space="0" w:sz="5" w:val="single"/>
+              <w:right w:color="000000" w:space="0" w:sz="5" w:val="single"/>
+            </w:tcBorders>
+            <w:shd w:fill="ffffff" w:val="clear"/>
+            <w:tcMar>
+              <w:top w:w="40.0" w:type="dxa"/>
+              <w:left w:w="40.0" w:type="dxa"/>
+              <w:bottom w:w="40.0" w:type="dxa"/>
+              <w:right w:w="40.0" w:type="dxa"/>
+            </w:tcMar>
+            <w:vAlign w:val="bottom"/>
+          </w:tcPr>
+          <w:p>
+            <w:pPr>
+              <w:widowControl w:val="0"/>
+              <w:jc w:val="center"/>
+              <w:rPr>
+                <w:sz w:val="20"/>
+                <w:szCs w:val="20"/>
+              </w:rPr>
+            </w:pPr>
+            <w:r>
+              <w:rPr>
+                <w:rFonts w:ascii="Calibri" w:cs="Calibri" w:eastAsia="Calibri" w:hAnsi="Calibri"/>
+                <w:rtl w:val="0"/>
+              </w:rPr>
+              <w:t xml:space="preserve">3-06</w:t>
+            </w:r>
+            <w:r>
+              <w:rPr>
+                <w:rtl w:val="0"/>
+              </w:rPr>
+            </w:r>
+          </w:p>
+        </w:tc>
+        <w:tc>
+          <w:tcPr>
+            <w:tcBorders>
+              <w:top w:color="cccccc" w:space="0" w:sz="5" w:val="single"/>
+              <w:left w:color="cccccc" w:space="0" w:sz="5" w:val="single"/>
+              <w:bottom w:color="000000" w:space="0" w:sz="5" w:val="single"/>
+              <w:right w:color="000000" w:space="0" w:sz="5" w:val="single"/>
+            </w:tcBorders>
+            <w:shd w:fill="ffffff" w:val="clear"/>
+            <w:tcMar>
+              <w:top w:w="40.0" w:type="dxa"/>
+              <w:left w:w="40.0" w:type="dxa"/>
+              <w:bottom w:w="40.0" w:type="dxa"/>
+              <w:right w:w="40.0" w:type="dxa"/>
+            </w:tcMar>
+            <w:vAlign w:val="bottom"/>
+          </w:tcPr>
+          <w:p>
+            <w:pPr>
+              <w:widowControl w:val="0"/>
+              <w:jc w:val="center"/>
+              <w:rPr>
+                <w:sz w:val="20"/>
+                <w:szCs w:val="20"/>
+              </w:rPr>
+            </w:pPr>
+            <w:r>
+              <w:rPr>
+                <w:rFonts w:ascii="Calibri" w:cs="Calibri" w:eastAsia="Calibri" w:hAnsi="Calibri"/>
+                <w:rtl w:val="0"/>
+              </w:rPr>
+              <w:t xml:space="preserve">4-05</w:t>
+            </w:r>
+            <w:r>
+              <w:rPr>
+                <w:rtl w:val="0"/>
+              </w:rPr>
+            </w:r>
+          </w:p>
+        </w:tc>
+        <w:tc>
+          <w:tcPr>
+            <w:tcBorders>
+              <w:top w:color="cccccc" w:space="0" w:sz="5" w:val="single"/>
+              <w:left w:color="cccccc" w:space="0" w:sz="5" w:val="single"/>
+              <w:bottom w:color="000000" w:space="0" w:sz="5" w:val="single"/>
+              <w:right w:color="000000" w:space="0" w:sz="5" w:val="single"/>
+            </w:tcBorders>
+            <w:shd w:fill="ffffff" w:val="clear"/>
+            <w:tcMar>
+              <w:top w:w="40.0" w:type="dxa"/>
+              <w:left w:w="40.0" w:type="dxa"/>
+              <w:bottom w:w="40.0" w:type="dxa"/>
+              <w:right w:w="40.0" w:type="dxa"/>
+            </w:tcMar>
+            <w:vAlign w:val="bottom"/>
+          </w:tcPr>
+          <w:p>
+            <w:pPr>
+              <w:widowControl w:val="0"/>
+              <w:jc w:val="center"/>
+              <w:rPr>
+                <w:sz w:val="20"/>
+                <w:szCs w:val="20"/>
+              </w:rPr>
+            </w:pPr>
+            <w:r>
+              <w:rPr>
+                <w:rFonts w:ascii="Calibri" w:cs="Calibri" w:eastAsia="Calibri" w:hAnsi="Calibri"/>
+                <w:rtl w:val="0"/>
+              </w:rPr>
+              <w:t xml:space="preserve">1-08</w:t>
+            </w:r>
+            <w:r>
+              <w:rPr>
+                <w:rtl w:val="0"/>
+              </w:rPr>
+            </w:r>
+          </w:p>
+        </w:tc>
+        <w:tc>
+          <w:tcPr>
+            <w:tcBorders>
+              <w:top w:color="cccccc" w:space="0" w:sz="5" w:val="single"/>
+              <w:left w:color="cccccc" w:space="0" w:sz="5" w:val="single"/>
+              <w:bottom w:color="000000" w:space="0" w:sz="5" w:val="single"/>
+              <w:right w:color="000000" w:space="0" w:sz="5" w:val="single"/>
+            </w:tcBorders>
+            <w:shd w:fill="ffffff" w:val="clear"/>
+            <w:tcMar>
+              <w:top w:w="40.0" w:type="dxa"/>
+              <w:left w:w="40.0" w:type="dxa"/>
+              <w:bottom w:w="40.0" w:type="dxa"/>
+              <w:right w:w="40.0" w:type="dxa"/>
+            </w:tcMar>
+            <w:vAlign w:val="bottom"/>
+          </w:tcPr>
+          <w:p>
+            <w:pPr>
+              <w:widowControl w:val="0"/>
+              <w:jc w:val="center"/>
+              <w:rPr>
+                <w:sz w:val="20"/>
+                <w:szCs w:val="20"/>
+              </w:rPr>
+            </w:pPr>
+            <w:r>
+              <w:rPr>
+                <w:rFonts w:ascii="Calibri" w:cs="Calibri" w:eastAsia="Calibri" w:hAnsi="Calibri"/>
+                <w:rtl w:val="0"/>
+              </w:rPr>
+              <w:t xml:space="preserve">1-03</w:t>
+            </w:r>
+            <w:r>
+              <w:rPr>
+                <w:rtl w:val="0"/>
+              </w:rPr>
+            </w:r>
+          </w:p>
+        </w:tc>
+        <w:tc>
+          <w:tcPr>
+            <w:tcBorders>
+              <w:top w:color="cccccc" w:space="0" w:sz="5" w:val="single"/>
+              <w:left w:color="cccccc" w:space="0" w:sz="5" w:val="single"/>
+              <w:bottom w:color="000000" w:space="0" w:sz="5" w:val="single"/>
+              <w:right w:color="000000" w:space="0" w:sz="5" w:val="single"/>
+            </w:tcBorders>
+            <w:shd w:fill="ffffff" w:val="clear"/>
+            <w:tcMar>
+              <w:top w:w="40.0" w:type="dxa"/>
+              <w:left w:w="40.0" w:type="dxa"/>
+              <w:bottom w:w="40.0" w:type="dxa"/>
+              <w:right w:w="40.0" w:type="dxa"/>
+            </w:tcMar>
+            <w:vAlign w:val="bottom"/>
+          </w:tcPr>
+          <w:p>
+            <w:pPr>
+              <w:widowControl w:val="0"/>
+              <w:jc w:val="center"/>
+              <w:rPr>
+                <w:sz w:val="20"/>
+                <w:szCs w:val="20"/>
+              </w:rPr>
+            </w:pPr>
+            <w:r>
+              <w:rPr>
+                <w:rFonts w:ascii="Calibri" w:cs="Calibri" w:eastAsia="Calibri" w:hAnsi="Calibri"/>
+                <w:rtl w:val="0"/>
+              </w:rPr>
+              <w:t xml:space="preserve">1-07</w:t>
+            </w:r>
+            <w:r>
+              <w:rPr>
+                <w:rtl w:val="0"/>
+              </w:rPr>
+            </w:r>
+          </w:p>
+        </w:tc>
+        <w:tc>
+          <w:tcPr>
+            <w:tcBorders>
+              <w:top w:color="cccccc" w:space="0" w:sz="5" w:val="single"/>
+              <w:left w:color="cccccc" w:space="0" w:sz="5" w:val="single"/>
+              <w:bottom w:color="000000" w:space="0" w:sz="5" w:val="single"/>
+              <w:right w:color="000000" w:space="0" w:sz="5" w:val="single"/>
+            </w:tcBorders>
+            <w:shd w:fill="ffffff" w:val="clear"/>
+            <w:tcMar>
+              <w:top w:w="40.0" w:type="dxa"/>
+              <w:left w:w="40.0" w:type="dxa"/>
+              <w:bottom w:w="40.0" w:type="dxa"/>
+              <w:right w:w="40.0" w:type="dxa"/>
+            </w:tcMar>
+            <w:vAlign w:val="bottom"/>
+          </w:tcPr>
+          <w:p>
+            <w:pPr>
+              <w:widowControl w:val="0"/>
+              <w:jc w:val="center"/>
+              <w:rPr>
+                <w:sz w:val="20"/>
+                <w:szCs w:val="20"/>
+              </w:rPr>
+            </w:pPr>
+            <w:r>
+              <w:rPr>
+                <w:rFonts w:ascii="Calibri" w:cs="Calibri" w:eastAsia="Calibri" w:hAnsi="Calibri"/>
+                <w:rtl w:val="0"/>
+              </w:rPr>
+              <w:t xml:space="preserve">2-01</w:t>
+            </w:r>
+            <w:r>
+              <w:rPr>
+                <w:rtl w:val="0"/>
+              </w:rPr>
+            </w:r>
+          </w:p>
+        </w:tc>
+        <w:tc>
+          <w:tcPr>
+            <w:tcBorders>
+              <w:top w:color="cccccc" w:space="0" w:sz="5" w:val="single"/>
+              <w:left w:color="cccccc" w:space="0" w:sz="5" w:val="single"/>
+              <w:bottom w:color="000000" w:space="0" w:sz="5" w:val="single"/>
+              <w:right w:color="000000" w:space="0" w:sz="5" w:val="single"/>
+            </w:tcBorders>
+            <w:shd w:fill="ffffff" w:val="clear"/>
+            <w:tcMar>
+              <w:top w:w="40.0" w:type="dxa"/>
+              <w:left w:w="40.0" w:type="dxa"/>
+              <w:bottom w:w="40.0" w:type="dxa"/>
+              <w:right w:w="40.0" w:type="dxa"/>
+            </w:tcMar>
+            <w:vAlign w:val="bottom"/>
+          </w:tcPr>
+          <w:p>
+            <w:pPr>
+              <w:widowControl w:val="0"/>
+              <w:jc w:val="center"/>
+              <w:rPr>
+                <w:sz w:val="20"/>
+                <w:szCs w:val="20"/>
+              </w:rPr>
+            </w:pPr>
+            <w:r>
+              <w:rPr>
+                <w:rFonts w:ascii="Calibri" w:cs="Calibri" w:eastAsia="Calibri" w:hAnsi="Calibri"/>
+                <w:rtl w:val="0"/>
+              </w:rPr>
+              <w:t xml:space="preserve">4-09</w:t>
+            </w:r>
+            <w:r>
+              <w:rPr>
+                <w:rtl w:val="0"/>
+              </w:rPr>
+            </w:r>
+          </w:p>
+        </w:tc>
+        <w:tc>
+          <w:tcPr>
+            <w:tcBorders>
+              <w:top w:color="cccccc" w:space="0" w:sz="5" w:val="single"/>
+              <w:left w:color="cccccc" w:space="0" w:sz="5" w:val="single"/>
+              <w:bottom w:color="000000" w:space="0" w:sz="5" w:val="single"/>
+              <w:right w:color="000000" w:space="0" w:sz="5" w:val="single"/>
+            </w:tcBorders>
+            <w:shd w:fill="ffffff" w:val="clear"/>
+            <w:tcMar>
+              <w:top w:w="40.0" w:type="dxa"/>
+              <w:left w:w="40.0" w:type="dxa"/>
+              <w:bottom w:w="40.0" w:type="dxa"/>
+              <w:right w:w="40.0" w:type="dxa"/>
+            </w:tcMar>
+            <w:vAlign w:val="bottom"/>
+          </w:tcPr>
+          <w:p>
+            <w:pPr>
+              <w:widowControl w:val="0"/>
+              <w:jc w:val="center"/>
+              <w:rPr>
+                <w:sz w:val="20"/>
+                <w:szCs w:val="20"/>
+              </w:rPr>
+            </w:pPr>
+            <w:r>
+              <w:rPr>
+                <w:rFonts w:ascii="Calibri" w:cs="Calibri" w:eastAsia="Calibri" w:hAnsi="Calibri"/>
+                <w:rtl w:val="0"/>
+              </w:rPr>
+              <w:t xml:space="preserve">3-08</w:t>
+            </w:r>
+            <w:r>
+              <w:rPr>
+                <w:rtl w:val="0"/>
+              </w:rPr>
+            </w:r>
+          </w:p>
+        </w:tc>
+        <w:tc>
+          <w:tcPr>
+            <w:tcBorders>
+              <w:top w:color="cccccc" w:space="0" w:sz="5" w:val="single"/>
+              <w:left w:color="cccccc" w:space="0" w:sz="5" w:val="single"/>
+              <w:bottom w:color="000000" w:space="0" w:sz="5" w:val="single"/>
+              <w:right w:color="000000" w:space="0" w:sz="5" w:val="single"/>
+            </w:tcBorders>
+            <w:shd w:fill="ffffff" w:val="clear"/>
+            <w:tcMar>
+              <w:top w:w="40.0" w:type="dxa"/>
+              <w:left w:w="40.0" w:type="dxa"/>
+              <w:bottom w:w="40.0" w:type="dxa"/>
+              <w:right w:w="40.0" w:type="dxa"/>
+            </w:tcMar>
+            <w:vAlign w:val="bottom"/>
+          </w:tcPr>
+          <w:p>
+            <w:pPr>
+              <w:widowControl w:val="0"/>
+              <w:jc w:val="center"/>
+              <w:rPr>
+                <w:sz w:val="20"/>
+                <w:szCs w:val="20"/>
+              </w:rPr>
+            </w:pPr>
+            <w:r>
+              <w:rPr>
+                <w:rFonts w:ascii="Calibri" w:cs="Calibri" w:eastAsia="Calibri" w:hAnsi="Calibri"/>
+                <w:rtl w:val="0"/>
+              </w:rPr>
+              <w:t xml:space="preserve">4-02</w:t>
+            </w:r>
+            <w:r>
+              <w:rPr>
+                <w:rtl w:val="0"/>
+              </w:rPr>
+            </w:r>
+          </w:p>
+        </w:tc>
+        <w:tc>
+          <w:tcPr>
+            <w:tcBorders>
+              <w:top w:color="cccccc" w:space="0" w:sz="5" w:val="single"/>
+              <w:left w:color="cccccc" w:space="0" w:sz="5" w:val="single"/>
+              <w:bottom w:color="000000" w:space="0" w:sz="5" w:val="single"/>
+              <w:right w:color="000000" w:space="0" w:sz="5" w:val="single"/>
+            </w:tcBorders>
+            <w:shd w:fill="ffffff" w:val="clear"/>
+            <w:tcMar>
+              <w:top w:w="40.0" w:type="dxa"/>
+              <w:left w:w="40.0" w:type="dxa"/>
+              <w:bottom w:w="40.0" w:type="dxa"/>
+              <w:right w:w="40.0" w:type="dxa"/>
+            </w:tcMar>
+            <w:vAlign w:val="bottom"/>
+          </w:tcPr>
+          <w:p>
+            <w:pPr>
+              <w:widowControl w:val="0"/>
+              <w:jc w:val="center"/>
+              <w:rPr>
+                <w:sz w:val="20"/>
+                <w:szCs w:val="20"/>
+              </w:rPr>
+            </w:pPr>
+            <w:r>
+              <w:rPr>
+                <w:rFonts w:ascii="Calibri" w:cs="Calibri" w:eastAsia="Calibri" w:hAnsi="Calibri"/>
+                <w:rtl w:val="0"/>
+              </w:rPr>
+              <w:t xml:space="preserve">2-02</w:t>
+            </w:r>
+            <w:r>
+              <w:rPr>
+                <w:rtl w:val="0"/>
+              </w:rPr>
+            </w:r>
+          </w:p>
+        </w:tc>
+        <w:tc>
+          <w:tcPr>
+            <w:tcBorders>
+              <w:top w:color="cccccc" w:space="0" w:sz="5" w:val="single"/>
+              <w:left w:color="cccccc" w:space="0" w:sz="5" w:val="single"/>
+              <w:bottom w:color="000000" w:space="0" w:sz="5" w:val="single"/>
+              <w:right w:color="000000" w:space="0" w:sz="5" w:val="single"/>
+            </w:tcBorders>
+            <w:shd w:fill="ffffff" w:val="clear"/>
+            <w:tcMar>
+              <w:top w:w="40.0" w:type="dxa"/>
+              <w:left w:w="40.0" w:type="dxa"/>
+              <w:bottom w:w="40.0" w:type="dxa"/>
+              <w:right w:w="40.0" w:type="dxa"/>
+            </w:tcMar>
+            <w:vAlign w:val="bottom"/>
+          </w:tcPr>
+          <w:p>
+            <w:pPr>
+              <w:widowControl w:val="0"/>
+              <w:jc w:val="center"/>
+              <w:rPr>
+                <w:sz w:val="20"/>
+                <w:szCs w:val="20"/>
+              </w:rPr>
+            </w:pPr>
+            <w:r>
+              <w:rPr>
+                <w:rFonts w:ascii="Calibri" w:cs="Calibri" w:eastAsia="Calibri" w:hAnsi="Calibri"/>
+                <w:rtl w:val="0"/>
+              </w:rPr>
+              <w:t xml:space="preserve">3-9</w:t>
+            </w:r>
+            <w:r>
+              <w:rPr>
+                <w:rtl w:val="0"/>
+              </w:rPr>
+            </w:r>
+          </w:p>
+        </w:tc>
+      </w:tr>
+    </w:tbl>
+    <w:p>
+      <w:pPr>
+        <w:pBdr>
+          <w:left w:color="auto" w:space="0" w:sz="0" w:val="none"/>
+          <w:right w:color="auto" w:space="0" w:sz="0" w:val="none"/>
+        </w:pBdr>
+        <w:rPr>
+          <w:rFonts w:ascii="Calibri" w:cs="Calibri" w:eastAsia="Calibri" w:hAnsi="Calibri"/>
+        </w:rPr>
+      </w:pPr>
+      <w:r>
+        <w:rPr>
+          <w:rtl w:val="0"/>
+        </w:rPr>
+      </w:r>
+    </w:p>
+    <w:p>
+      <w:pPr>
+        <w:pBdr>
+          <w:left w:color="auto" w:space="0" w:sz="0" w:val="none"/>
+          <w:right w:color="auto" w:space="0" w:sz="0" w:val="none"/>
+        </w:pBdr>
+        <w:rPr>
+          <w:rFonts w:ascii="Calibri" w:cs="Calibri" w:eastAsia="Calibri" w:hAnsi="Calibri"/>
+        </w:rPr>
+      </w:pPr>
+      <w:r>
+        <w:rPr>
+          <w:rtl w:val="0"/>
+        </w:rPr>
       </w:r>
     </w:p>
     <w:p>
@@ -8772,8 +17228,8 @@
         <w:spacing w:after="80" w:before="360" w:lineRule="auto"/>
         <w:rPr/>
       </w:pPr>
-      <w:bookmarkStart w:colFirst="0" w:colLast="0" w:name="_mf7nf1k1w7vy" w:id="24"/>
-      <w:bookmarkEnd w:id="24"/>
+      <w:bookmarkStart w:colFirst="0" w:colLast="0" w:name="_mf7nf1k1w7vy" w:id="25"/>
+      <w:bookmarkEnd w:id="25"/>
       <w:r>
         <w:rPr>
           <w:rtl w:val="0"/>
@@ -8791,8 +17247,8 @@
         <w:spacing w:after="80" w:before="160" w:lineRule="auto"/>
         <w:rPr/>
       </w:pPr>
-      <w:bookmarkStart w:colFirst="0" w:colLast="0" w:name="_ia16cl3t8qul" w:id="25"/>
-      <w:bookmarkEnd w:id="25"/>
+      <w:bookmarkStart w:colFirst="0" w:colLast="0" w:name="_ia16cl3t8qul" w:id="26"/>
+      <w:bookmarkEnd w:id="26"/>
       <w:r>
         <w:rPr>
           <w:rtl w:val="0"/>
@@ -8828,8 +17284,8 @@
         <w:spacing w:after="80" w:before="160" w:lineRule="auto"/>
         <w:rPr/>
       </w:pPr>
-      <w:bookmarkStart w:colFirst="0" w:colLast="0" w:name="_rc44ed531xmi" w:id="26"/>
-      <w:bookmarkEnd w:id="26"/>
+      <w:bookmarkStart w:colFirst="0" w:colLast="0" w:name="_rc44ed531xmi" w:id="27"/>
+      <w:bookmarkEnd w:id="27"/>
       <w:r>
         <w:rPr>
           <w:rtl w:val="0"/>
@@ -8887,7 +17343,7 @@
           <w:rFonts w:ascii="Calibri" w:cs="Calibri" w:eastAsia="Calibri" w:hAnsi="Calibri"/>
         </w:rPr>
       </w:pPr>
-      <w:hyperlink r:id="rId17">
+      <w:hyperlink r:id="rId29">
         <w:r>
           <w:rPr>
             <w:rFonts w:ascii="Calibri" w:cs="Calibri" w:eastAsia="Calibri" w:hAnsi="Calibri"/>
@@ -8930,8 +17386,8 @@
         <w:spacing w:after="80" w:before="160" w:lineRule="auto"/>
         <w:rPr/>
       </w:pPr>
-      <w:bookmarkStart w:colFirst="0" w:colLast="0" w:name="_tv3vwzjkv04n" w:id="27"/>
-      <w:bookmarkEnd w:id="27"/>
+      <w:bookmarkStart w:colFirst="0" w:colLast="0" w:name="_tv3vwzjkv04n" w:id="28"/>
+      <w:bookmarkEnd w:id="28"/>
       <w:r>
         <w:rPr>
           <w:rtl w:val="0"/>
@@ -9031,8 +17487,8 @@
         </w:pBdr>
         <w:rPr/>
       </w:pPr>
-      <w:bookmarkStart w:colFirst="0" w:colLast="0" w:name="_nnnh3w86ie17" w:id="28"/>
-      <w:bookmarkEnd w:id="28"/>
+      <w:bookmarkStart w:colFirst="0" w:colLast="0" w:name="_nnnh3w86ie17" w:id="29"/>
+      <w:bookmarkEnd w:id="29"/>
       <w:r>
         <w:rPr>
           <w:rFonts w:ascii="Calibri" w:cs="Calibri" w:eastAsia="Calibri" w:hAnsi="Calibri"/>
@@ -9055,8 +17511,8 @@
         <w:spacing w:before="280" w:lineRule="auto"/>
         <w:rPr/>
       </w:pPr>
-      <w:bookmarkStart w:colFirst="0" w:colLast="0" w:name="_8pe4lwx38nr2" w:id="29"/>
-      <w:bookmarkEnd w:id="29"/>
+      <w:bookmarkStart w:colFirst="0" w:colLast="0" w:name="_8pe4lwx38nr2" w:id="30"/>
+      <w:bookmarkEnd w:id="30"/>
       <w:r>
         <w:rPr>
           <w:rtl w:val="0"/>
@@ -9066,7 +17522,7 @@
     </w:p>
     <w:tbl>
       <w:tblPr>
-        <w:tblStyle w:val="Table3"/>
+        <w:tblStyle w:val="Table5"/>
         <w:tblW w:w="9135.0" w:type="dxa"/>
         <w:jc w:val="left"/>
         <w:tblBorders>
@@ -10800,8 +19256,8 @@
         <w:spacing w:before="280" w:lineRule="auto"/>
         <w:rPr/>
       </w:pPr>
-      <w:bookmarkStart w:colFirst="0" w:colLast="0" w:name="_2ltn96rda7a5" w:id="30"/>
-      <w:bookmarkEnd w:id="30"/>
+      <w:bookmarkStart w:colFirst="0" w:colLast="0" w:name="_2ltn96rda7a5" w:id="31"/>
+      <w:bookmarkEnd w:id="31"/>
       <w:r>
         <w:rPr>
           <w:rtl w:val="0"/>
@@ -10826,7 +19282,7 @@
     </w:p>
     <w:tbl>
       <w:tblPr>
-        <w:tblStyle w:val="Table4"/>
+        <w:tblStyle w:val="Table6"/>
         <w:tblW w:w="7635.0" w:type="dxa"/>
         <w:jc w:val="left"/>
         <w:tblBorders>
@@ -12016,8 +20472,8 @@
         <w:spacing w:before="280" w:lineRule="auto"/>
         <w:rPr/>
       </w:pPr>
-      <w:bookmarkStart w:colFirst="0" w:colLast="0" w:name="_fw921masssze" w:id="31"/>
-      <w:bookmarkEnd w:id="31"/>
+      <w:bookmarkStart w:colFirst="0" w:colLast="0" w:name="_fw921masssze" w:id="32"/>
+      <w:bookmarkEnd w:id="32"/>
       <w:r>
         <w:rPr>
           <w:rtl w:val="0"/>
@@ -12042,7 +20498,7 @@
     </w:p>
     <w:tbl>
       <w:tblPr>
-        <w:tblStyle w:val="Table5"/>
+        <w:tblStyle w:val="Table7"/>
         <w:tblW w:w="9135.0" w:type="dxa"/>
         <w:jc w:val="left"/>
         <w:tblBorders>
@@ -13150,8 +21606,8 @@
         <w:spacing w:before="280" w:lineRule="auto"/>
         <w:rPr/>
       </w:pPr>
-      <w:bookmarkStart w:colFirst="0" w:colLast="0" w:name="_8paf8r2srwm0" w:id="32"/>
-      <w:bookmarkEnd w:id="32"/>
+      <w:bookmarkStart w:colFirst="0" w:colLast="0" w:name="_8paf8r2srwm0" w:id="33"/>
+      <w:bookmarkEnd w:id="33"/>
       <w:r>
         <w:rPr>
           <w:rtl w:val="0"/>
@@ -13176,7 +21632,7 @@
     </w:p>
     <w:tbl>
       <w:tblPr>
-        <w:tblStyle w:val="Table6"/>
+        <w:tblStyle w:val="Table8"/>
         <w:tblW w:w="9120.0" w:type="dxa"/>
         <w:jc w:val="left"/>
         <w:tblBorders>
@@ -14038,8 +22494,8 @@
         <w:spacing w:before="280" w:lineRule="auto"/>
         <w:rPr/>
       </w:pPr>
-      <w:bookmarkStart w:colFirst="0" w:colLast="0" w:name="_yy219oalxifs" w:id="33"/>
-      <w:bookmarkEnd w:id="33"/>
+      <w:bookmarkStart w:colFirst="0" w:colLast="0" w:name="_yy219oalxifs" w:id="34"/>
+      <w:bookmarkEnd w:id="34"/>
       <w:r>
         <w:rPr>
           <w:rtl w:val="0"/>
@@ -14064,7 +22520,7 @@
     </w:p>
     <w:tbl>
       <w:tblPr>
-        <w:tblStyle w:val="Table7"/>
+        <w:tblStyle w:val="Table9"/>
         <w:tblW w:w="9150.0" w:type="dxa"/>
         <w:jc w:val="left"/>
         <w:tblBorders>
@@ -15418,8 +23874,8 @@
         <w:spacing w:before="280" w:lineRule="auto"/>
         <w:rPr/>
       </w:pPr>
-      <w:bookmarkStart w:colFirst="0" w:colLast="0" w:name="_n0azwht1wwje" w:id="34"/>
-      <w:bookmarkEnd w:id="34"/>
+      <w:bookmarkStart w:colFirst="0" w:colLast="0" w:name="_n0azwht1wwje" w:id="35"/>
+      <w:bookmarkEnd w:id="35"/>
       <w:r>
         <w:rPr>
           <w:rtl w:val="0"/>
@@ -15444,7 +23900,7 @@
     </w:p>
     <w:tbl>
       <w:tblPr>
-        <w:tblStyle w:val="Table8"/>
+        <w:tblStyle w:val="Table10"/>
         <w:tblW w:w="9135.0" w:type="dxa"/>
         <w:jc w:val="left"/>
         <w:tblBorders>
@@ -16716,8 +25172,8 @@
         <w:spacing w:before="280" w:lineRule="auto"/>
         <w:rPr/>
       </w:pPr>
-      <w:bookmarkStart w:colFirst="0" w:colLast="0" w:name="_lhzrg8onsmy" w:id="35"/>
-      <w:bookmarkEnd w:id="35"/>
+      <w:bookmarkStart w:colFirst="0" w:colLast="0" w:name="_lhzrg8onsmy" w:id="36"/>
+      <w:bookmarkEnd w:id="36"/>
       <w:r>
         <w:rPr>
           <w:rtl w:val="0"/>
@@ -16742,7 +25198,7 @@
     </w:p>
     <w:tbl>
       <w:tblPr>
-        <w:tblStyle w:val="Table9"/>
+        <w:tblStyle w:val="Table11"/>
         <w:tblW w:w="9135.0" w:type="dxa"/>
         <w:jc w:val="left"/>
         <w:tblBorders>
@@ -17604,8 +26060,8 @@
         <w:spacing w:before="280" w:lineRule="auto"/>
         <w:rPr/>
       </w:pPr>
-      <w:bookmarkStart w:colFirst="0" w:colLast="0" w:name="_lsnandpuvf0s" w:id="36"/>
-      <w:bookmarkEnd w:id="36"/>
+      <w:bookmarkStart w:colFirst="0" w:colLast="0" w:name="_lsnandpuvf0s" w:id="37"/>
+      <w:bookmarkEnd w:id="37"/>
       <w:r>
         <w:rPr>
           <w:rtl w:val="0"/>
@@ -17630,7 +26086,7 @@
     </w:p>
     <w:tbl>
       <w:tblPr>
-        <w:tblStyle w:val="Table10"/>
+        <w:tblStyle w:val="Table12"/>
         <w:tblW w:w="9135.0" w:type="dxa"/>
         <w:jc w:val="left"/>
         <w:tblBorders>
@@ -18328,8 +26784,8 @@
         <w:spacing w:before="280" w:lineRule="auto"/>
         <w:rPr/>
       </w:pPr>
-      <w:bookmarkStart w:colFirst="0" w:colLast="0" w:name="_jsyqw8qeh6p2" w:id="37"/>
-      <w:bookmarkEnd w:id="37"/>
+      <w:bookmarkStart w:colFirst="0" w:colLast="0" w:name="_jsyqw8qeh6p2" w:id="38"/>
+      <w:bookmarkEnd w:id="38"/>
       <w:r>
         <w:rPr>
           <w:rtl w:val="0"/>
@@ -18354,7 +26810,7 @@
     </w:p>
     <w:tbl>
       <w:tblPr>
-        <w:tblStyle w:val="Table11"/>
+        <w:tblStyle w:val="Table13"/>
         <w:tblW w:w="9135.0" w:type="dxa"/>
         <w:jc w:val="left"/>
         <w:tblBorders>
@@ -22496,8 +30952,8 @@
         <w:spacing w:before="280" w:lineRule="auto"/>
         <w:rPr/>
       </w:pPr>
-      <w:bookmarkStart w:colFirst="0" w:colLast="0" w:name="_vz4ttek319ln" w:id="38"/>
-      <w:bookmarkEnd w:id="38"/>
+      <w:bookmarkStart w:colFirst="0" w:colLast="0" w:name="_vz4ttek319ln" w:id="39"/>
+      <w:bookmarkEnd w:id="39"/>
       <w:r>
         <w:rPr>
           <w:rtl w:val="0"/>
@@ -22522,7 +30978,7 @@
     </w:p>
     <w:tbl>
       <w:tblPr>
-        <w:tblStyle w:val="Table12"/>
+        <w:tblStyle w:val="Table14"/>
         <w:tblW w:w="9135.0" w:type="dxa"/>
         <w:jc w:val="left"/>
         <w:tblBorders>
@@ -23876,8 +32332,8 @@
         <w:spacing w:before="280" w:lineRule="auto"/>
         <w:rPr/>
       </w:pPr>
-      <w:bookmarkStart w:colFirst="0" w:colLast="0" w:name="_asid7kh0y4te" w:id="39"/>
-      <w:bookmarkEnd w:id="39"/>
+      <w:bookmarkStart w:colFirst="0" w:colLast="0" w:name="_asid7kh0y4te" w:id="40"/>
+      <w:bookmarkEnd w:id="40"/>
       <w:r>
         <w:rPr>
           <w:rtl w:val="0"/>
@@ -23902,7 +32358,7 @@
     </w:p>
     <w:tbl>
       <w:tblPr>
-        <w:tblStyle w:val="Table13"/>
+        <w:tblStyle w:val="Table15"/>
         <w:tblW w:w="9135.0" w:type="dxa"/>
         <w:jc w:val="left"/>
         <w:tblBorders>
@@ -25174,8 +33630,8 @@
         <w:spacing w:before="280" w:lineRule="auto"/>
         <w:rPr/>
       </w:pPr>
-      <w:bookmarkStart w:colFirst="0" w:colLast="0" w:name="_2t4k05g9pod0" w:id="40"/>
-      <w:bookmarkEnd w:id="40"/>
+      <w:bookmarkStart w:colFirst="0" w:colLast="0" w:name="_2t4k05g9pod0" w:id="41"/>
+      <w:bookmarkEnd w:id="41"/>
       <w:r>
         <w:rPr>
           <w:rtl w:val="0"/>
@@ -25200,7 +33656,7 @@
     </w:p>
     <w:tbl>
       <w:tblPr>
-        <w:tblStyle w:val="Table14"/>
+        <w:tblStyle w:val="Table16"/>
         <w:tblW w:w="9135.0" w:type="dxa"/>
         <w:jc w:val="left"/>
         <w:tblBorders>
@@ -26308,8 +34764,8 @@
         <w:spacing w:before="280" w:lineRule="auto"/>
         <w:rPr/>
       </w:pPr>
-      <w:bookmarkStart w:colFirst="0" w:colLast="0" w:name="_t6g52kt047pu" w:id="41"/>
-      <w:bookmarkEnd w:id="41"/>
+      <w:bookmarkStart w:colFirst="0" w:colLast="0" w:name="_t6g52kt047pu" w:id="42"/>
+      <w:bookmarkEnd w:id="42"/>
       <w:r>
         <w:rPr>
           <w:rtl w:val="0"/>
@@ -26334,7 +34790,7 @@
     </w:p>
     <w:tbl>
       <w:tblPr>
-        <w:tblStyle w:val="Table15"/>
+        <w:tblStyle w:val="Table17"/>
         <w:tblW w:w="9135.0" w:type="dxa"/>
         <w:jc w:val="left"/>
         <w:tblBorders>
@@ -27606,8 +36062,8 @@
         <w:spacing w:before="280" w:lineRule="auto"/>
         <w:rPr/>
       </w:pPr>
-      <w:bookmarkStart w:colFirst="0" w:colLast="0" w:name="_oxgz93uwlwyg" w:id="42"/>
-      <w:bookmarkEnd w:id="42"/>
+      <w:bookmarkStart w:colFirst="0" w:colLast="0" w:name="_oxgz93uwlwyg" w:id="43"/>
+      <w:bookmarkEnd w:id="43"/>
       <w:r>
         <w:rPr>
           <w:rtl w:val="0"/>
@@ -27632,7 +36088,7 @@
     </w:p>
     <w:tbl>
       <w:tblPr>
-        <w:tblStyle w:val="Table16"/>
+        <w:tblStyle w:val="Table18"/>
         <w:tblW w:w="9135.0" w:type="dxa"/>
         <w:jc w:val="left"/>
         <w:tblBorders>
@@ -28658,8 +37114,8 @@
         <w:spacing w:before="280" w:lineRule="auto"/>
         <w:rPr/>
       </w:pPr>
-      <w:bookmarkStart w:colFirst="0" w:colLast="0" w:name="_4fh599f6hpy5" w:id="43"/>
-      <w:bookmarkEnd w:id="43"/>
+      <w:bookmarkStart w:colFirst="0" w:colLast="0" w:name="_4fh599f6hpy5" w:id="44"/>
+      <w:bookmarkEnd w:id="44"/>
       <w:r>
         <w:rPr>
           <w:rtl w:val="0"/>
@@ -28684,7 +37140,7 @@
     </w:p>
     <w:tbl>
       <w:tblPr>
-        <w:tblStyle w:val="Table17"/>
+        <w:tblStyle w:val="Table19"/>
         <w:tblW w:w="9135.0" w:type="dxa"/>
         <w:jc w:val="left"/>
         <w:tblBorders>
@@ -29793,8 +38249,8 @@
           <w:rFonts w:ascii="Calibri" w:cs="Calibri" w:eastAsia="Calibri" w:hAnsi="Calibri"/>
         </w:rPr>
       </w:pPr>
-      <w:bookmarkStart w:colFirst="0" w:colLast="0" w:name="_4e70gt8t855m" w:id="44"/>
-      <w:bookmarkEnd w:id="44"/>
+      <w:bookmarkStart w:colFirst="0" w:colLast="0" w:name="_4e70gt8t855m" w:id="45"/>
+      <w:bookmarkEnd w:id="45"/>
       <w:r>
         <w:rPr>
           <w:rFonts w:ascii="Calibri" w:cs="Calibri" w:eastAsia="Calibri" w:hAnsi="Calibri"/>
@@ -29820,7 +38276,7 @@
     </w:p>
     <w:tbl>
       <w:tblPr>
-        <w:tblStyle w:val="Table18"/>
+        <w:tblStyle w:val="Table20"/>
         <w:tblW w:w="9150.0" w:type="dxa"/>
         <w:jc w:val="left"/>
         <w:tblBorders>
@@ -33621,8 +42077,8 @@
         <w:pStyle w:val="Heading3"/>
         <w:rPr/>
       </w:pPr>
-      <w:bookmarkStart w:colFirst="0" w:colLast="0" w:name="_yik1v6umjvqq" w:id="45"/>
-      <w:bookmarkEnd w:id="45"/>
+      <w:bookmarkStart w:colFirst="0" w:colLast="0" w:name="_yik1v6umjvqq" w:id="46"/>
+      <w:bookmarkEnd w:id="46"/>
       <w:r>
         <w:rPr>
           <w:rtl w:val="0"/>
@@ -33647,7 +42103,7 @@
     </w:p>
     <w:tbl>
       <w:tblPr>
-        <w:tblStyle w:val="Table19"/>
+        <w:tblStyle w:val="Table21"/>
         <w:tblW w:w="8745.0" w:type="dxa"/>
         <w:jc w:val="left"/>
         <w:tblBorders>
@@ -34672,8 +43128,8 @@
         <w:pStyle w:val="Heading3"/>
         <w:rPr/>
       </w:pPr>
-      <w:bookmarkStart w:colFirst="0" w:colLast="0" w:name="_py338yiliwr5" w:id="46"/>
-      <w:bookmarkEnd w:id="46"/>
+      <w:bookmarkStart w:colFirst="0" w:colLast="0" w:name="_py338yiliwr5" w:id="47"/>
+      <w:bookmarkEnd w:id="47"/>
       <w:r>
         <w:rPr>
           <w:rtl w:val="0"/>
@@ -34698,7 +43154,7 @@
     </w:p>
     <w:tbl>
       <w:tblPr>
-        <w:tblStyle w:val="Table20"/>
+        <w:tblStyle w:val="Table22"/>
         <w:tblW w:w="7215.0" w:type="dxa"/>
         <w:jc w:val="left"/>
         <w:tblBorders>
@@ -43677,6 +52133,116 @@
     </w:lvl>
   </w:abstractNum>
   <w:abstractNum w:abstractNumId="76">
+    <w:lvl w:ilvl="0">
+      <w:start w:val="1"/>
+      <w:numFmt w:val="bullet"/>
+      <w:lvlText w:val="●"/>
+      <w:lvlJc w:val="left"/>
+      <w:pPr>
+        <w:ind w:left="720" w:hanging="360"/>
+      </w:pPr>
+      <w:rPr>
+        <w:u w:val="none"/>
+      </w:rPr>
+    </w:lvl>
+    <w:lvl w:ilvl="1">
+      <w:start w:val="1"/>
+      <w:numFmt w:val="bullet"/>
+      <w:lvlText w:val="○"/>
+      <w:lvlJc w:val="left"/>
+      <w:pPr>
+        <w:ind w:left="1440" w:hanging="360"/>
+      </w:pPr>
+      <w:rPr>
+        <w:u w:val="none"/>
+      </w:rPr>
+    </w:lvl>
+    <w:lvl w:ilvl="2">
+      <w:start w:val="1"/>
+      <w:numFmt w:val="bullet"/>
+      <w:lvlText w:val="■"/>
+      <w:lvlJc w:val="left"/>
+      <w:pPr>
+        <w:ind w:left="2160" w:hanging="360"/>
+      </w:pPr>
+      <w:rPr>
+        <w:u w:val="none"/>
+      </w:rPr>
+    </w:lvl>
+    <w:lvl w:ilvl="3">
+      <w:start w:val="1"/>
+      <w:numFmt w:val="bullet"/>
+      <w:lvlText w:val="●"/>
+      <w:lvlJc w:val="left"/>
+      <w:pPr>
+        <w:ind w:left="2880" w:hanging="360"/>
+      </w:pPr>
+      <w:rPr>
+        <w:u w:val="none"/>
+      </w:rPr>
+    </w:lvl>
+    <w:lvl w:ilvl="4">
+      <w:start w:val="1"/>
+      <w:numFmt w:val="bullet"/>
+      <w:lvlText w:val="○"/>
+      <w:lvlJc w:val="left"/>
+      <w:pPr>
+        <w:ind w:left="3600" w:hanging="360"/>
+      </w:pPr>
+      <w:rPr>
+        <w:u w:val="none"/>
+      </w:rPr>
+    </w:lvl>
+    <w:lvl w:ilvl="5">
+      <w:start w:val="1"/>
+      <w:numFmt w:val="bullet"/>
+      <w:lvlText w:val="■"/>
+      <w:lvlJc w:val="left"/>
+      <w:pPr>
+        <w:ind w:left="4320" w:hanging="360"/>
+      </w:pPr>
+      <w:rPr>
+        <w:u w:val="none"/>
+      </w:rPr>
+    </w:lvl>
+    <w:lvl w:ilvl="6">
+      <w:start w:val="1"/>
+      <w:numFmt w:val="bullet"/>
+      <w:lvlText w:val="●"/>
+      <w:lvlJc w:val="left"/>
+      <w:pPr>
+        <w:ind w:left="5040" w:hanging="360"/>
+      </w:pPr>
+      <w:rPr>
+        <w:u w:val="none"/>
+      </w:rPr>
+    </w:lvl>
+    <w:lvl w:ilvl="7">
+      <w:start w:val="1"/>
+      <w:numFmt w:val="bullet"/>
+      <w:lvlText w:val="○"/>
+      <w:lvlJc w:val="left"/>
+      <w:pPr>
+        <w:ind w:left="5760" w:hanging="360"/>
+      </w:pPr>
+      <w:rPr>
+        <w:u w:val="none"/>
+      </w:rPr>
+    </w:lvl>
+    <w:lvl w:ilvl="8">
+      <w:start w:val="1"/>
+      <w:numFmt w:val="bullet"/>
+      <w:lvlText w:val="■"/>
+      <w:lvlJc w:val="left"/>
+      <w:pPr>
+        <w:ind w:left="6480" w:hanging="360"/>
+      </w:pPr>
+      <w:rPr>
+        <w:u w:val="none"/>
+      </w:rPr>
+    </w:lvl>
+  </w:abstractNum>
+  <w:abstractNum w:abstractNumId="77">
     <w:lvl w:ilvl="0">
       <w:start w:val="5"/>
       <w:numFmt w:val="decimal"/>
@@ -44013,6 +52579,9 @@
   </w:num>
   <w:num w:numId="76">
     <w:abstractNumId w:val="76"/>
+  </w:num>
+  <w:num w:numId="77">
+    <w:abstractNumId w:val="77"/>
   </w:num>
 </w:numbering>
 </file>
@@ -44335,6 +52904,22 @@
     </w:tblPr>
   </w:style>
   <w:style w:type="table" w:styleId="Table20">
+    <w:basedOn w:val="TableNormal"/>
+    <w:tblPr>
+      <w:tblStyleRowBandSize w:val="1"/>
+      <w:tblStyleColBandSize w:val="1"/>
+      <w:tblCellMar/>
+    </w:tblPr>
+  </w:style>
+  <w:style w:type="table" w:styleId="Table21">
+    <w:basedOn w:val="TableNormal"/>
+    <w:tblPr>
+      <w:tblStyleRowBandSize w:val="1"/>
+      <w:tblStyleColBandSize w:val="1"/>
+      <w:tblCellMar/>
+    </w:tblPr>
+  </w:style>
+  <w:style w:type="table" w:styleId="Table22">
     <w:basedOn w:val="TableNormal"/>
     <w:tblPr>
       <w:tblStyleRowBandSize w:val="1"/>
